--- a/doc/refcards/mu-ref.docx
+++ b/doc/refcards/mu-ref.docx
@@ -9,7 +9,6 @@
           <w:rFonts w:ascii="Georgia" w:hAnsi="Georgia"/>
           <w:b w:val="false"/>
           <w:bCs w:val="false"/>
-          <w:i w:val="false"/>
           <w:i w:val="false"/>
           <w:iCs w:val="false"/>
           <w:sz w:val="48"/>
@@ -38,11 +37,11 @@
           <w:tab w:val="left" w:pos="4110" w:leader="none"/>
         </w:tabs>
         <w:suppressAutoHyphens w:val="true"/>
-        <w:overflowPunct w:val="true"/>
+        <w:overflowPunct w:val="false"/>
         <w:bidi w:val="0"/>
         <w:spacing w:before="0" w:after="0"/>
-        <w:ind w:hanging="0" w:start="0" w:end="0"/>
-        <w:jc w:val="start"/>
+        <w:ind w:hanging="0" w:left="0" w:right="0"/>
+        <w:jc w:val="left"/>
         <w:rPr>
           <w:sz w:val="32"/>
           <w:szCs w:val="32"/>
@@ -349,7 +348,19 @@
           <w:sz w:val="16"/>
           <w:szCs w:val="16"/>
         </w:rPr>
-        <w:t>0.2.17</w:t>
+        <w:t>0.2.1</w:t>
+      </w:r>
+      <w:r>
+        <w:rPr>
+          <w:rFonts w:ascii="Georgia" w:hAnsi="Georgia"/>
+          <w:b/>
+          <w:bCs/>
+          <w:i/>
+          <w:iCs/>
+          <w:sz w:val="16"/>
+          <w:szCs w:val="16"/>
+        </w:rPr>
+        <w:t>9</w:t>
       </w:r>
     </w:p>
     <w:p>
@@ -700,7 +711,7 @@
     <w:p>
       <w:pPr>
         <w:pStyle w:val="Normal"/>
-        <w:ind w:hanging="0" w:start="0" w:end="0"/>
+        <w:ind w:hanging="0" w:left="0" w:right="0"/>
         <w:rPr>
           <w:sz w:val="16"/>
           <w:szCs w:val="16"/>
@@ -781,7 +792,7 @@
     <w:p>
       <w:pPr>
         <w:pStyle w:val="Normal"/>
-        <w:ind w:hanging="0" w:start="0" w:end="0"/>
+        <w:ind w:hanging="0" w:left="0" w:right="0"/>
         <w:rPr>
           <w:sz w:val="16"/>
           <w:szCs w:val="16"/>
@@ -856,7 +867,7 @@
     <w:p>
       <w:pPr>
         <w:pStyle w:val="Normal"/>
-        <w:ind w:hanging="0" w:start="0" w:end="0"/>
+        <w:ind w:hanging="0" w:left="0" w:right="0"/>
         <w:rPr>
           <w:sz w:val="16"/>
           <w:szCs w:val="16"/>
@@ -959,7 +970,7 @@
     <w:p>
       <w:pPr>
         <w:pStyle w:val="Normal"/>
-        <w:ind w:hanging="0" w:start="0" w:end="0"/>
+        <w:ind w:hanging="0" w:left="0" w:right="0"/>
         <w:rPr>
           <w:rFonts w:ascii="Georgia" w:hAnsi="Georgia"/>
           <w:sz w:val="12"/>
@@ -977,7 +988,7 @@
     <w:p>
       <w:pPr>
         <w:pStyle w:val="Normal"/>
-        <w:ind w:hanging="0" w:start="0" w:end="0"/>
+        <w:ind w:hanging="0" w:left="0" w:right="0"/>
         <w:rPr>
           <w:sz w:val="16"/>
           <w:szCs w:val="16"/>
@@ -1040,7 +1051,7 @@
     <w:p>
       <w:pPr>
         <w:pStyle w:val="Normal"/>
-        <w:ind w:hanging="0" w:start="0" w:end="0"/>
+        <w:ind w:hanging="0" w:left="0" w:right="0"/>
         <w:rPr>
           <w:sz w:val="16"/>
           <w:szCs w:val="16"/>
@@ -1113,7 +1124,7 @@
     <w:p>
       <w:pPr>
         <w:pStyle w:val="Normal"/>
-        <w:ind w:hanging="0" w:start="0" w:end="0"/>
+        <w:ind w:hanging="0" w:left="0" w:right="0"/>
         <w:rPr>
           <w:sz w:val="16"/>
           <w:szCs w:val="16"/>
@@ -1186,7 +1197,7 @@
     <w:p>
       <w:pPr>
         <w:pStyle w:val="Normal"/>
-        <w:ind w:hanging="0" w:start="0" w:end="0"/>
+        <w:ind w:hanging="0" w:left="0" w:right="0"/>
         <w:rPr>
           <w:sz w:val="16"/>
           <w:szCs w:val="16"/>
@@ -1320,7 +1331,7 @@
     <w:p>
       <w:pPr>
         <w:pStyle w:val="Normal"/>
-        <w:ind w:hanging="0" w:start="0" w:end="0"/>
+        <w:ind w:hanging="0" w:left="0" w:right="0"/>
         <w:rPr>
           <w:sz w:val="16"/>
           <w:szCs w:val="16"/>
@@ -1500,7 +1511,7 @@
     <w:p>
       <w:pPr>
         <w:pStyle w:val="Normal"/>
-        <w:ind w:hanging="0" w:start="0" w:end="0"/>
+        <w:ind w:hanging="0" w:left="0" w:right="0"/>
         <w:rPr>
           <w:sz w:val="16"/>
           <w:szCs w:val="16"/>
@@ -1594,7 +1605,7 @@
     <w:p>
       <w:pPr>
         <w:pStyle w:val="Normal"/>
-        <w:ind w:hanging="0" w:start="0" w:end="0"/>
+        <w:ind w:hanging="0" w:left="0" w:right="0"/>
         <w:rPr>
           <w:sz w:val="16"/>
           <w:szCs w:val="16"/>
@@ -1665,7 +1676,7 @@
     <w:p>
       <w:pPr>
         <w:pStyle w:val="Normal"/>
-        <w:ind w:hanging="0" w:start="0" w:end="0"/>
+        <w:ind w:hanging="0" w:left="0" w:right="0"/>
         <w:rPr>
           <w:sz w:val="16"/>
           <w:szCs w:val="16"/>
@@ -1735,7 +1746,7 @@
     <w:p>
       <w:pPr>
         <w:pStyle w:val="Normal"/>
-        <w:ind w:hanging="0" w:start="0" w:end="0"/>
+        <w:ind w:hanging="0" w:left="0" w:right="0"/>
         <w:rPr>
           <w:sz w:val="16"/>
           <w:szCs w:val="16"/>
@@ -1842,7 +1853,7 @@
     <w:p>
       <w:pPr>
         <w:pStyle w:val="Normal"/>
-        <w:ind w:hanging="0" w:start="0" w:end="0"/>
+        <w:ind w:hanging="0" w:left="0" w:right="0"/>
         <w:rPr>
           <w:sz w:val="16"/>
           <w:szCs w:val="16"/>
@@ -1937,7 +1948,7 @@
     <w:p>
       <w:pPr>
         <w:pStyle w:val="Normal"/>
-        <w:ind w:hanging="0" w:start="0" w:end="0"/>
+        <w:ind w:hanging="0" w:left="0" w:right="0"/>
         <w:rPr>
           <w:sz w:val="16"/>
           <w:szCs w:val="16"/>
@@ -2031,7 +2042,7 @@
     <w:p>
       <w:pPr>
         <w:pStyle w:val="Normal"/>
-        <w:ind w:hanging="0" w:start="0" w:end="0"/>
+        <w:ind w:hanging="0" w:left="0" w:right="0"/>
         <w:rPr/>
       </w:pPr>
       <w:r>
@@ -2112,12 +2123,11 @@
     <w:p>
       <w:pPr>
         <w:pStyle w:val="Normal"/>
-        <w:ind w:hanging="0" w:start="0" w:end="0"/>
-        <w:rPr>
-          <w:rFonts w:ascii="Andale Mono" w:hAnsi="Andale Mono"/>
-          <w:b w:val="false"/>
-          <w:bCs w:val="false"/>
-          <w:i w:val="false"/>
+        <w:ind w:hanging="0" w:left="0" w:right="0"/>
+        <w:rPr>
+          <w:rFonts w:ascii="Andale Mono" w:hAnsi="Andale Mono"/>
+          <w:b w:val="false"/>
+          <w:bCs w:val="false"/>
           <w:i w:val="false"/>
           <w:iCs w:val="false"/>
           <w:sz w:val="16"/>
@@ -2143,12 +2153,11 @@
     <w:p>
       <w:pPr>
         <w:pStyle w:val="Normal"/>
-        <w:ind w:hanging="0" w:start="0" w:end="0"/>
-        <w:rPr>
-          <w:rFonts w:ascii="Georgia" w:hAnsi="Georgia"/>
-          <w:b w:val="false"/>
-          <w:bCs w:val="false"/>
-          <w:i w:val="false"/>
+        <w:ind w:hanging="0" w:left="0" w:right="0"/>
+        <w:rPr>
+          <w:rFonts w:ascii="Georgia" w:hAnsi="Georgia"/>
+          <w:b w:val="false"/>
+          <w:bCs w:val="false"/>
           <w:i w:val="false"/>
           <w:iCs w:val="false"/>
           <w:sz w:val="12"/>
@@ -3509,7 +3518,7 @@
     <w:p>
       <w:pPr>
         <w:pStyle w:val="Normal"/>
-        <w:ind w:hanging="0" w:start="0" w:end="0"/>
+        <w:ind w:hanging="0" w:left="0" w:right="0"/>
         <w:rPr>
           <w:sz w:val="16"/>
           <w:szCs w:val="16"/>
@@ -3579,7 +3588,7 @@
     <w:p>
       <w:pPr>
         <w:pStyle w:val="Normal"/>
-        <w:ind w:hanging="0" w:start="0" w:end="0"/>
+        <w:ind w:hanging="0" w:left="0" w:right="0"/>
         <w:rPr>
           <w:sz w:val="16"/>
           <w:szCs w:val="16"/>
@@ -3598,6 +3607,72 @@
         <w:tab/>
         <w:tab/>
         <w:t>of little-endian argument tag bits.</w:t>
+      </w:r>
+    </w:p>
+    <w:p>
+      <w:pPr>
+        <w:pStyle w:val="Normal"/>
+        <w:ind w:hanging="0" w:left="0" w:right="0"/>
+        <w:rPr>
+          <w:sz w:val="16"/>
+          <w:szCs w:val="16"/>
+        </w:rPr>
+      </w:pPr>
+      <w:r>
+        <w:rPr>
+          <w:rFonts w:ascii="Georgia" w:hAnsi="Georgia"/>
+          <w:b w:val="false"/>
+          <w:bCs w:val="false"/>
+          <w:i w:val="false"/>
+          <w:iCs w:val="false"/>
+          <w:sz w:val="16"/>
+          <w:szCs w:val="16"/>
+        </w:rPr>
+      </w:r>
+    </w:p>
+    <w:p>
+      <w:pPr>
+        <w:pStyle w:val="Normal"/>
+        <w:rPr>
+          <w:sz w:val="12"/>
+          <w:szCs w:val="12"/>
+        </w:rPr>
+      </w:pPr>
+      <w:r>
+        <w:rPr>
+          <w:sz w:val="12"/>
+          <w:szCs w:val="12"/>
+        </w:rPr>
+      </w:r>
+    </w:p>
+    <w:p>
+      <w:pPr>
+        <w:pStyle w:val="Normal"/>
+        <w:rPr>
+          <w:sz w:val="12"/>
+          <w:szCs w:val="12"/>
+        </w:rPr>
+      </w:pPr>
+      <w:r>
+        <w:rPr>
+          <w:sz w:val="12"/>
+          <w:szCs w:val="12"/>
+        </w:rPr>
+      </w:r>
+    </w:p>
+    <w:p>
+      <w:pPr>
+        <w:pStyle w:val="Normal"/>
+        <w:rPr>
+          <w:sz w:val="12"/>
+          <w:szCs w:val="12"/>
+        </w:rPr>
+      </w:pPr>
+      <w:r>
+        <w:rPr>
+          <w:sz w:val="12"/>
+          <w:szCs w:val="12"/>
+        </w:rPr>
       </w:r>
     </w:p>
     <w:p>
@@ -4102,7 +4177,6 @@
           <w:b/>
           <w:bCs/>
           <w:i/>
-          <w:i/>
           <w:iCs/>
           <w:sz w:val="16"/>
           <w:szCs w:val="16"/>
@@ -4165,30 +4239,16 @@
     <w:p>
       <w:pPr>
         <w:pStyle w:val="Normal"/>
-        <w:ind w:hanging="0" w:start="0" w:end="0"/>
-        <w:rPr>
-          <w:sz w:val="16"/>
-          <w:szCs w:val="16"/>
-        </w:rPr>
-      </w:pPr>
-      <w:r>
-        <w:rPr>
-          <w:sz w:val="16"/>
-          <w:szCs w:val="16"/>
-        </w:rPr>
-      </w:r>
-    </w:p>
-    <w:p>
-      <w:pPr>
-        <w:pStyle w:val="Normal"/>
-        <w:ind w:hanging="0" w:start="0" w:end="0"/>
-        <w:rPr>
+        <w:ind w:hanging="0" w:left="0" w:right="0"/>
+        <w:rPr>
+          <w:rFonts w:ascii="Georgia" w:hAnsi="Georgia"/>
           <w:sz w:val="12"/>
           <w:szCs w:val="12"/>
         </w:rPr>
       </w:pPr>
       <w:r>
         <w:rPr>
+          <w:rFonts w:ascii="Georgia" w:hAnsi="Georgia"/>
           <w:sz w:val="12"/>
           <w:szCs w:val="12"/>
         </w:rPr>
@@ -4280,12 +4340,14 @@
       <w:pPr>
         <w:pStyle w:val="Normal"/>
         <w:rPr>
+          <w:rFonts w:ascii="Georgia" w:hAnsi="Georgia"/>
           <w:sz w:val="12"/>
           <w:szCs w:val="12"/>
         </w:rPr>
       </w:pPr>
       <w:r>
         <w:rPr>
+          <w:rFonts w:ascii="Georgia" w:hAnsi="Georgia"/>
           <w:sz w:val="12"/>
           <w:szCs w:val="12"/>
         </w:rPr>
@@ -5265,7 +5327,7 @@
     <w:p>
       <w:pPr>
         <w:pStyle w:val="Normal"/>
-        <w:ind w:hanging="0" w:start="0" w:end="0"/>
+        <w:ind w:hanging="0" w:left="0" w:right="0"/>
         <w:rPr>
           <w:sz w:val="16"/>
           <w:szCs w:val="16"/>
@@ -5349,7 +5411,7 @@
     <w:p>
       <w:pPr>
         <w:pStyle w:val="Normal"/>
-        <w:ind w:hanging="0" w:start="0" w:end="0"/>
+        <w:ind w:hanging="0" w:left="0" w:right="0"/>
         <w:rPr>
           <w:sz w:val="16"/>
           <w:szCs w:val="16"/>
@@ -5537,11 +5599,11 @@
         <w:pStyle w:val="Normal"/>
         <w:widowControl/>
         <w:suppressAutoHyphens w:val="true"/>
-        <w:overflowPunct w:val="true"/>
+        <w:overflowPunct w:val="false"/>
         <w:bidi w:val="0"/>
         <w:spacing w:before="0" w:after="0"/>
-        <w:ind w:hanging="0" w:start="0" w:end="0"/>
-        <w:jc w:val="start"/>
+        <w:ind w:hanging="0" w:left="0" w:right="0"/>
+        <w:jc w:val="left"/>
         <w:rPr/>
       </w:pPr>
       <w:r>
@@ -5640,7 +5702,6 @@
           <w:b/>
           <w:bCs/>
           <w:i/>
-          <w:i/>
           <w:iCs/>
           <w:sz w:val="12"/>
           <w:szCs w:val="12"/>
@@ -8710,285 +8771,18 @@
         </w:rPr>
         <w:t>list</w:t>
       </w:r>
-    </w:p>
-    <w:p>
-      <w:pPr>
-        <w:pStyle w:val="Normal"/>
-        <w:rPr>
-          <w:rFonts w:ascii="Georgia" w:hAnsi="Georgia"/>
-          <w:b w:val="false"/>
-          <w:bCs w:val="false"/>
-          <w:i/>
-          <w:i/>
-          <w:iCs/>
-          <w:sz w:val="12"/>
-          <w:szCs w:val="12"/>
-          <w:u w:val="none"/>
-        </w:rPr>
-      </w:pPr>
-      <w:r>
-        <w:rPr>
-          <w:rFonts w:ascii="Georgia" w:hAnsi="Georgia"/>
-          <w:b w:val="false"/>
-          <w:bCs w:val="false"/>
-          <w:i/>
-          <w:iCs/>
-          <w:sz w:val="12"/>
-          <w:szCs w:val="12"/>
-          <w:u w:val="none"/>
-        </w:rPr>
-      </w:r>
-    </w:p>
-    <w:p>
-      <w:pPr>
-        <w:pStyle w:val="Normal"/>
-        <w:rPr>
-          <w:rFonts w:ascii="Georgia" w:hAnsi="Georgia"/>
-          <w:b w:val="false"/>
-          <w:bCs w:val="false"/>
-          <w:i/>
-          <w:i/>
-          <w:iCs/>
-          <w:sz w:val="12"/>
-          <w:szCs w:val="12"/>
-          <w:u w:val="none"/>
-        </w:rPr>
-      </w:pPr>
-      <w:r>
-        <w:rPr>
-          <w:rFonts w:ascii="Georgia" w:hAnsi="Georgia"/>
-          <w:b w:val="false"/>
-          <w:bCs w:val="false"/>
-          <w:i/>
-          <w:iCs/>
-          <w:sz w:val="12"/>
-          <w:szCs w:val="12"/>
-          <w:u w:val="none"/>
-        </w:rPr>
-      </w:r>
-    </w:p>
-    <w:p>
-      <w:pPr>
-        <w:pStyle w:val="Normal"/>
-        <w:rPr>
-          <w:rFonts w:ascii="Georgia" w:hAnsi="Georgia"/>
-          <w:b w:val="false"/>
-          <w:bCs w:val="false"/>
-          <w:i/>
-          <w:i/>
-          <w:iCs/>
-          <w:sz w:val="12"/>
-          <w:szCs w:val="12"/>
-          <w:u w:val="none"/>
-        </w:rPr>
-      </w:pPr>
-      <w:r>
-        <w:rPr>
-          <w:rFonts w:ascii="Georgia" w:hAnsi="Georgia"/>
-          <w:b w:val="false"/>
-          <w:bCs w:val="false"/>
-          <w:i/>
-          <w:iCs/>
-          <w:sz w:val="12"/>
-          <w:szCs w:val="12"/>
-          <w:u w:val="none"/>
-        </w:rPr>
-      </w:r>
-    </w:p>
-    <w:p>
-      <w:pPr>
-        <w:pStyle w:val="Normal"/>
-        <w:rPr>
-          <w:rFonts w:ascii="Georgia" w:hAnsi="Georgia"/>
-          <w:b w:val="false"/>
-          <w:bCs w:val="false"/>
-          <w:i/>
-          <w:i/>
-          <w:iCs/>
-          <w:sz w:val="12"/>
-          <w:szCs w:val="12"/>
-          <w:u w:val="none"/>
-        </w:rPr>
-      </w:pPr>
-      <w:r>
-        <w:rPr>
-          <w:rFonts w:ascii="Georgia" w:hAnsi="Georgia"/>
-          <w:b w:val="false"/>
-          <w:bCs w:val="false"/>
-          <w:i/>
-          <w:iCs/>
-          <w:sz w:val="12"/>
-          <w:szCs w:val="12"/>
-          <w:u w:val="none"/>
-        </w:rPr>
-      </w:r>
-    </w:p>
-    <w:p>
-      <w:pPr>
-        <w:pStyle w:val="Normal"/>
-        <w:rPr>
-          <w:rFonts w:ascii="Georgia" w:hAnsi="Georgia"/>
-          <w:b w:val="false"/>
-          <w:bCs w:val="false"/>
-          <w:i/>
-          <w:i/>
-          <w:iCs/>
-          <w:sz w:val="12"/>
-          <w:szCs w:val="12"/>
-          <w:u w:val="none"/>
-        </w:rPr>
-      </w:pPr>
-      <w:r>
-        <w:rPr>
-          <w:rFonts w:ascii="Georgia" w:hAnsi="Georgia"/>
-          <w:b w:val="false"/>
-          <w:bCs w:val="false"/>
-          <w:i/>
-          <w:iCs/>
-          <w:sz w:val="12"/>
-          <w:szCs w:val="12"/>
-          <w:u w:val="none"/>
-        </w:rPr>
-      </w:r>
-    </w:p>
-    <w:p>
-      <w:pPr>
-        <w:pStyle w:val="Normal"/>
-        <w:rPr>
-          <w:rFonts w:ascii="Georgia" w:hAnsi="Georgia"/>
-          <w:b w:val="false"/>
-          <w:bCs w:val="false"/>
-          <w:i/>
-          <w:i/>
-          <w:iCs/>
-          <w:sz w:val="12"/>
-          <w:szCs w:val="12"/>
-          <w:u w:val="none"/>
-        </w:rPr>
-      </w:pPr>
-      <w:r>
-        <w:rPr>
-          <w:rFonts w:ascii="Georgia" w:hAnsi="Georgia"/>
-          <w:b w:val="false"/>
-          <w:bCs w:val="false"/>
-          <w:i/>
-          <w:iCs/>
-          <w:sz w:val="12"/>
-          <w:szCs w:val="12"/>
-          <w:u w:val="none"/>
-        </w:rPr>
-      </w:r>
-    </w:p>
-    <w:p>
-      <w:pPr>
-        <w:pStyle w:val="Normal"/>
-        <w:rPr>
-          <w:rFonts w:ascii="Georgia" w:hAnsi="Georgia"/>
-          <w:b w:val="false"/>
-          <w:bCs w:val="false"/>
-          <w:i/>
-          <w:i/>
-          <w:iCs/>
-          <w:sz w:val="12"/>
-          <w:szCs w:val="12"/>
-          <w:u w:val="none"/>
-        </w:rPr>
-      </w:pPr>
-      <w:r>
-        <w:rPr>
-          <w:rFonts w:ascii="Georgia" w:hAnsi="Georgia"/>
-          <w:b w:val="false"/>
-          <w:bCs w:val="false"/>
-          <w:i/>
-          <w:iCs/>
-          <w:sz w:val="12"/>
-          <w:szCs w:val="12"/>
-          <w:u w:val="none"/>
-        </w:rPr>
-      </w:r>
-    </w:p>
-    <w:p>
-      <w:pPr>
-        <w:pStyle w:val="Normal"/>
-        <w:rPr>
-          <w:rFonts w:ascii="Georgia" w:hAnsi="Georgia"/>
-          <w:b w:val="false"/>
-          <w:bCs w:val="false"/>
-          <w:i/>
-          <w:i/>
-          <w:iCs/>
-          <w:sz w:val="12"/>
-          <w:szCs w:val="12"/>
-          <w:u w:val="none"/>
-        </w:rPr>
-      </w:pPr>
-      <w:r>
-        <w:rPr>
-          <w:rFonts w:ascii="Georgia" w:hAnsi="Georgia"/>
-          <w:b w:val="false"/>
-          <w:bCs w:val="false"/>
-          <w:i/>
-          <w:iCs/>
-          <w:sz w:val="12"/>
-          <w:szCs w:val="12"/>
-          <w:u w:val="none"/>
-        </w:rPr>
-      </w:r>
-    </w:p>
-    <w:p>
-      <w:pPr>
-        <w:pStyle w:val="Normal"/>
-        <w:rPr>
-          <w:rFonts w:ascii="Georgia" w:hAnsi="Georgia"/>
-          <w:b w:val="false"/>
-          <w:bCs w:val="false"/>
-          <w:i/>
-          <w:i/>
-          <w:iCs/>
-          <w:sz w:val="12"/>
-          <w:szCs w:val="12"/>
-          <w:u w:val="none"/>
-        </w:rPr>
-      </w:pPr>
-      <w:r>
-        <w:rPr>
-          <w:rFonts w:ascii="Georgia" w:hAnsi="Georgia"/>
-          <w:b w:val="false"/>
-          <w:bCs w:val="false"/>
-          <w:i/>
-          <w:iCs/>
-          <w:sz w:val="12"/>
-          <w:szCs w:val="12"/>
-          <w:u w:val="none"/>
-        </w:rPr>
-      </w:r>
-    </w:p>
-    <w:p>
-      <w:pPr>
-        <w:pStyle w:val="Normal"/>
-        <w:rPr>
-          <w:rFonts w:ascii="Georgia" w:hAnsi="Georgia"/>
-          <w:b w:val="false"/>
-          <w:bCs w:val="false"/>
-          <w:i/>
-          <w:i/>
-          <w:iCs/>
-          <w:sz w:val="12"/>
-          <w:szCs w:val="12"/>
-          <w:u w:val="none"/>
-        </w:rPr>
-      </w:pPr>
-      <w:r>
-        <w:rPr>
-          <w:rFonts w:ascii="Georgia" w:hAnsi="Georgia"/>
-          <w:b w:val="false"/>
-          <w:bCs w:val="false"/>
-          <w:i/>
-          <w:iCs/>
-          <w:sz w:val="12"/>
-          <w:szCs w:val="12"/>
-          <w:u w:val="none"/>
-        </w:rPr>
+      <w:r>
+        <w:rPr>
+          <w:rFonts w:ascii="Georgia" w:hAnsi="Georgia"/>
+          <w:b w:val="false"/>
+          <w:bCs w:val="false"/>
+          <w:i/>
+          <w:iCs/>
+          <w:sz w:val="16"/>
+          <w:szCs w:val="16"/>
+          <w:u w:val="none"/>
+        </w:rPr>
+        <w:t>\</w:t>
       </w:r>
     </w:p>
     <w:p>
@@ -9940,47 +9734,7 @@
           <w:sz w:val="16"/>
           <w:szCs w:val="16"/>
         </w:rPr>
-        <w:t xml:space="preserve">  #s(:ns #(:t </w:t>
-      </w:r>
-      <w:r>
-        <w:rPr>
-          <w:rFonts w:ascii="Georgia" w:hAnsi="Georgia"/>
-          <w:i/>
-          <w:iCs/>
-          <w:sz w:val="16"/>
-          <w:szCs w:val="16"/>
-        </w:rPr>
-        <w:t>s</w:t>
-      </w:r>
-      <w:r>
-        <w:rPr>
-          <w:rFonts w:ascii="Georgia" w:hAnsi="Georgia"/>
-          <w:i/>
-          <w:iCs/>
-          <w:sz w:val="16"/>
-          <w:szCs w:val="16"/>
-        </w:rPr>
-        <w:t>t</w:t>
-      </w:r>
-      <w:r>
-        <w:rPr>
-          <w:rFonts w:ascii="Georgia" w:hAnsi="Georgia"/>
-          <w:i/>
-          <w:iCs/>
-          <w:sz w:val="16"/>
-          <w:szCs w:val="16"/>
-        </w:rPr>
-        <w:t>r</w:t>
-      </w:r>
-      <w:r>
-        <w:rPr>
-          <w:rFonts w:ascii="Georgia" w:hAnsi="Georgia"/>
-          <w:i/>
-          <w:iCs/>
-          <w:sz w:val="16"/>
-          <w:szCs w:val="16"/>
-        </w:rPr>
-        <w:t>))</w:t>
+        <w:t xml:space="preserve">  #s(:ns #(:t str))</w:t>
       </w:r>
     </w:p>
     <w:p>
@@ -10189,7 +9943,7 @@
     <w:p>
       <w:pPr>
         <w:pStyle w:val="Normal"/>
-        <w:ind w:hanging="0" w:start="0" w:end="0"/>
+        <w:ind w:hanging="0" w:left="0" w:right="0"/>
         <w:rPr>
           <w:sz w:val="16"/>
           <w:szCs w:val="16"/>
@@ -10282,7 +10036,7 @@
     <w:p>
       <w:pPr>
         <w:pStyle w:val="Normal"/>
-        <w:ind w:hanging="0" w:start="0" w:end="0"/>
+        <w:ind w:hanging="0" w:left="0" w:right="0"/>
         <w:rPr>
           <w:sz w:val="16"/>
           <w:szCs w:val="16"/>
@@ -10311,7 +10065,7 @@
     <w:p>
       <w:pPr>
         <w:pStyle w:val="Normal"/>
-        <w:ind w:hanging="0" w:start="0" w:end="0"/>
+        <w:ind w:hanging="0" w:left="0" w:right="0"/>
         <w:rPr>
           <w:sz w:val="16"/>
           <w:szCs w:val="16"/>
@@ -11562,7 +11316,6 @@
           <w:b w:val="false"/>
           <w:bCs w:val="false"/>
           <w:i/>
-          <w:i/>
           <w:iCs/>
           <w:sz w:val="12"/>
           <w:szCs w:val="12"/>
@@ -11756,7 +11509,6 @@
           <w:b w:val="false"/>
           <w:bCs w:val="false"/>
           <w:i/>
-          <w:i/>
           <w:iCs/>
           <w:sz w:val="12"/>
           <w:szCs w:val="12"/>
@@ -11902,12 +11654,11 @@
     <w:p>
       <w:pPr>
         <w:pStyle w:val="Normal"/>
-        <w:ind w:hanging="0" w:start="0" w:end="0"/>
-        <w:rPr>
-          <w:rFonts w:ascii="Georgia" w:hAnsi="Georgia"/>
-          <w:b/>
-          <w:bCs/>
-          <w:i w:val="false"/>
+        <w:ind w:hanging="0" w:left="0" w:right="0"/>
+        <w:rPr>
+          <w:rFonts w:ascii="Georgia" w:hAnsi="Georgia"/>
+          <w:b/>
+          <w:bCs/>
           <w:i w:val="false"/>
           <w:iCs w:val="false"/>
           <w:sz w:val="12"/>
@@ -13564,7 +13315,6 @@
         <w:rPr>
           <w:rFonts w:ascii="Georgia" w:hAnsi="Georgia"/>
           <w:i/>
-          <w:i/>
           <w:iCs/>
           <w:sz w:val="12"/>
           <w:szCs w:val="12"/>
@@ -14015,7 +13765,6 @@
         <w:rPr>
           <w:rFonts w:ascii="Georgia" w:hAnsi="Georgia"/>
           <w:i/>
-          <w:i/>
           <w:iCs/>
           <w:sz w:val="12"/>
           <w:szCs w:val="12"/>
@@ -14147,6 +13896,8 @@
           <w:lang w:val="en-US" w:eastAsia="zh-CN" w:bidi="hi-IN"/>
         </w:rPr>
         <w:t xml:space="preserve"> </w:t>
+        <w:tab/>
+        <w:tab/>
       </w:r>
       <w:r>
         <w:rPr>
@@ -14220,15 +13971,21 @@
           <w:u w:val="none"/>
           <w:lang w:val="en-US" w:eastAsia="zh-CN" w:bidi="hi-IN"/>
         </w:rPr>
-        <w:t xml:space="preserve">T </w:t>
-      </w:r>
+        <w:t>T</w:t>
+      </w:r>
+    </w:p>
+    <w:p>
+      <w:pPr>
+        <w:pStyle w:val="Normal"/>
+        <w:rPr/>
+      </w:pPr>
       <w:r>
         <w:rPr>
           <w:rFonts w:eastAsia="Songti SC" w:cs="Arial Unicode MS" w:ascii="Georgia" w:hAnsi="Georgia"/>
           <w:b w:val="false"/>
           <w:bCs w:val="false"/>
-          <w:i w:val="false"/>
-          <w:iCs w:val="false"/>
+          <w:i/>
+          <w:iCs/>
           <w:color w:val="auto"/>
           <w:kern w:val="2"/>
           <w:sz w:val="16"/>
@@ -14236,14 +13993,10 @@
           <w:u w:val="none"/>
           <w:lang w:val="en-US" w:eastAsia="zh-CN" w:bidi="hi-IN"/>
         </w:rPr>
-        <w:t>from</w:t>
-      </w:r>
-    </w:p>
-    <w:p>
-      <w:pPr>
-        <w:pStyle w:val="Normal"/>
-        <w:rPr/>
-      </w:pPr>
+        <w:tab/>
+        <w:tab/>
+        <w:tab/>
+      </w:r>
       <w:r>
         <w:rPr>
           <w:rFonts w:eastAsia="Songti SC" w:cs="Arial Unicode MS" w:ascii="Georgia" w:hAnsi="Georgia"/>
@@ -14258,10 +14011,7 @@
           <w:u w:val="none"/>
           <w:lang w:val="en-US" w:eastAsia="zh-CN" w:bidi="hi-IN"/>
         </w:rPr>
-        <w:tab/>
-        <w:tab/>
-        <w:tab/>
-        <w:t xml:space="preserve">source designator </w:t>
+        <w:t xml:space="preserve">from source designator </w:t>
       </w:r>
       <w:r>
         <w:rPr>
@@ -14373,28 +14123,29 @@
       <w:pPr>
         <w:pStyle w:val="Normal"/>
         <w:rPr>
-          <w:sz w:val="14"/>
-          <w:szCs w:val="14"/>
-        </w:rPr>
-      </w:pPr>
-      <w:r>
-        <w:rPr>
-          <w:rFonts w:ascii="Andale Mono" w:hAnsi="Andale Mono"/>
-          <w:b w:val="false"/>
-          <w:bCs w:val="false"/>
-          <w:sz w:val="14"/>
-          <w:szCs w:val="14"/>
-        </w:rPr>
-        <w:t xml:space="preserve"> </w:t>
-      </w:r>
-      <w:r>
-        <w:rPr>
-          <w:rFonts w:ascii="Andale Mono" w:hAnsi="Andale Mono"/>
-          <w:b w:val="false"/>
-          <w:bCs w:val="false"/>
-          <w:sz w:val="14"/>
-          <w:szCs w:val="14"/>
-        </w:rPr>
+          <w:b/>
+          <w:bCs/>
+        </w:rPr>
+      </w:pPr>
+      <w:r>
+        <w:rPr>
+          <w:rFonts w:ascii="Andale Mono" w:hAnsi="Andale Mono"/>
+          <w:b/>
+          <w:bCs/>
+          <w:sz w:val="14"/>
+          <w:szCs w:val="14"/>
+        </w:rPr>
+        <w:t xml:space="preserve"> </w:t>
+      </w:r>
+      <w:r>
+        <w:rPr>
+          <w:rFonts w:ascii="Andale Mono" w:hAnsi="Andale Mono"/>
+          <w:b/>
+          <w:bCs/>
+          <w:sz w:val="14"/>
+          <w:szCs w:val="14"/>
+        </w:rPr>
+        <w:tab/>
         <w:t>:arity   :div0    :eof     :error   :except</w:t>
       </w:r>
     </w:p>
@@ -14402,93 +14153,66 @@
       <w:pPr>
         <w:pStyle w:val="Normal"/>
         <w:rPr>
-          <w:sz w:val="14"/>
-          <w:szCs w:val="14"/>
-        </w:rPr>
-      </w:pPr>
-      <w:r>
-        <w:rPr>
-          <w:rFonts w:ascii="Andale Mono" w:hAnsi="Andale Mono"/>
-          <w:b w:val="false"/>
-          <w:bCs w:val="false"/>
-          <w:sz w:val="14"/>
-          <w:szCs w:val="14"/>
-        </w:rPr>
-        <w:t xml:space="preserve"> </w:t>
-      </w:r>
-      <w:r>
-        <w:rPr>
-          <w:rFonts w:ascii="Andale Mono" w:hAnsi="Andale Mono"/>
-          <w:b w:val="false"/>
-          <w:bCs w:val="false"/>
-          <w:sz w:val="14"/>
-          <w:szCs w:val="14"/>
-        </w:rPr>
-        <w:t>:future  :ns      :open    :over    :quasi</w:t>
-      </w:r>
-    </w:p>
-    <w:p>
-      <w:pPr>
-        <w:pStyle w:val="Normal"/>
-        <w:rPr>
-          <w:sz w:val="14"/>
-          <w:szCs w:val="14"/>
-        </w:rPr>
-      </w:pPr>
-      <w:r>
-        <w:rPr>
-          <w:rFonts w:ascii="Andale Mono" w:hAnsi="Andale Mono"/>
-          <w:b w:val="false"/>
-          <w:bCs w:val="false"/>
-          <w:sz w:val="14"/>
-          <w:szCs w:val="14"/>
-        </w:rPr>
-        <w:t xml:space="preserve"> </w:t>
-      </w:r>
-      <w:r>
-        <w:rPr>
-          <w:rFonts w:ascii="Andale Mono" w:hAnsi="Andale Mono"/>
-          <w:b w:val="false"/>
-          <w:bCs w:val="false"/>
-          <w:sz w:val="14"/>
-          <w:szCs w:val="14"/>
-        </w:rPr>
-        <w:t>:range   :read    :exit    :signal  :stream</w:t>
-      </w:r>
-    </w:p>
-    <w:p>
-      <w:pPr>
-        <w:pStyle w:val="Normal"/>
-        <w:rPr>
-          <w:sz w:val="14"/>
-          <w:szCs w:val="14"/>
-        </w:rPr>
-      </w:pPr>
-      <w:r>
-        <w:rPr>
-          <w:rFonts w:ascii="Andale Mono" w:hAnsi="Andale Mono"/>
-          <w:b w:val="false"/>
-          <w:bCs w:val="false"/>
-          <w:sz w:val="14"/>
-          <w:szCs w:val="14"/>
-        </w:rPr>
-        <w:t xml:space="preserve"> </w:t>
-      </w:r>
-      <w:r>
-        <w:rPr>
-          <w:rFonts w:ascii="Andale Mono" w:hAnsi="Andale Mono"/>
-          <w:b w:val="false"/>
-          <w:bCs w:val="false"/>
-          <w:sz w:val="14"/>
-          <w:szCs w:val="14"/>
-        </w:rPr>
-        <w:t>:syntax  :syscall :type    :</w:t>
-      </w:r>
-      <w:r>
-        <w:rPr>
-          <w:rFonts w:ascii="Andale Mono" w:hAnsi="Andale Mono"/>
-          <w:b w:val="false"/>
-          <w:bCs w:val="false"/>
+          <w:b/>
+          <w:bCs/>
+        </w:rPr>
+      </w:pPr>
+      <w:r>
+        <w:rPr>
+          <w:rFonts w:ascii="Andale Mono" w:hAnsi="Andale Mono"/>
+          <w:b/>
+          <w:bCs/>
+          <w:sz w:val="14"/>
+          <w:szCs w:val="14"/>
+        </w:rPr>
+        <w:tab/>
+        <w:t xml:space="preserve"> :future  :ns      :open    :over    :quasi</w:t>
+      </w:r>
+    </w:p>
+    <w:p>
+      <w:pPr>
+        <w:pStyle w:val="Normal"/>
+        <w:rPr>
+          <w:b/>
+          <w:bCs/>
+        </w:rPr>
+      </w:pPr>
+      <w:r>
+        <w:rPr>
+          <w:rFonts w:ascii="Andale Mono" w:hAnsi="Andale Mono"/>
+          <w:b/>
+          <w:bCs/>
+          <w:sz w:val="14"/>
+          <w:szCs w:val="14"/>
+        </w:rPr>
+        <w:tab/>
+        <w:t xml:space="preserve"> :range   :read    :exit    :signal  :stream</w:t>
+      </w:r>
+    </w:p>
+    <w:p>
+      <w:pPr>
+        <w:pStyle w:val="Normal"/>
+        <w:rPr>
+          <w:b/>
+          <w:bCs/>
+        </w:rPr>
+      </w:pPr>
+      <w:r>
+        <w:rPr>
+          <w:rFonts w:ascii="Andale Mono" w:hAnsi="Andale Mono"/>
+          <w:b/>
+          <w:bCs/>
+          <w:sz w:val="14"/>
+          <w:szCs w:val="14"/>
+        </w:rPr>
+        <w:tab/>
+        <w:t xml:space="preserve"> :syntax  :syscall :type    :</w:t>
+      </w:r>
+      <w:r>
+        <w:rPr>
+          <w:rFonts w:ascii="Andale Mono" w:hAnsi="Andale Mono"/>
+          <w:b/>
+          <w:bCs/>
           <w:i w:val="false"/>
           <w:iCs w:val="false"/>
           <w:sz w:val="14"/>
@@ -14499,8 +14223,8 @@
       <w:r>
         <w:rPr>
           <w:rFonts w:ascii="Andale Mono" w:hAnsi="Andale Mono"/>
-          <w:b w:val="false"/>
-          <w:bCs w:val="false"/>
+          <w:b/>
+          <w:bCs/>
           <w:sz w:val="14"/>
           <w:szCs w:val="14"/>
         </w:rPr>
@@ -14511,28 +14235,29 @@
       <w:pPr>
         <w:pStyle w:val="Normal"/>
         <w:rPr>
-          <w:sz w:val="14"/>
-          <w:szCs w:val="14"/>
-        </w:rPr>
-      </w:pPr>
-      <w:r>
-        <w:rPr>
-          <w:rFonts w:ascii="Andale Mono" w:hAnsi="Andale Mono"/>
-          <w:b w:val="false"/>
-          <w:bCs w:val="false"/>
-          <w:sz w:val="14"/>
-          <w:szCs w:val="14"/>
-        </w:rPr>
-        <w:t xml:space="preserve"> </w:t>
-      </w:r>
-      <w:r>
-        <w:rPr>
-          <w:rFonts w:ascii="Andale Mono" w:hAnsi="Andale Mono"/>
-          <w:b w:val="false"/>
-          <w:bCs w:val="false"/>
-          <w:sz w:val="14"/>
-          <w:szCs w:val="14"/>
-        </w:rPr>
+          <w:b/>
+          <w:bCs/>
+        </w:rPr>
+      </w:pPr>
+      <w:r>
+        <w:rPr>
+          <w:rFonts w:ascii="Andale Mono" w:hAnsi="Andale Mono"/>
+          <w:b/>
+          <w:bCs/>
+          <w:sz w:val="14"/>
+          <w:szCs w:val="14"/>
+        </w:rPr>
+        <w:t xml:space="preserve"> </w:t>
+      </w:r>
+      <w:r>
+        <w:rPr>
+          <w:rFonts w:ascii="Andale Mono" w:hAnsi="Andale Mono"/>
+          <w:b/>
+          <w:bCs/>
+          <w:sz w:val="14"/>
+          <w:szCs w:val="14"/>
+        </w:rPr>
+        <w:tab/>
         <w:t>:write   :storage :user</w:t>
       </w:r>
     </w:p>
@@ -14723,7 +14448,6 @@
           <w:b w:val="false"/>
           <w:bCs w:val="false"/>
           <w:i/>
-          <w:i/>
           <w:iCs/>
           <w:sz w:val="12"/>
           <w:szCs w:val="12"/>
@@ -15751,15 +15475,17 @@
           <w:u w:val="none"/>
           <w:lang w:val="en-US" w:eastAsia="zh-CN" w:bidi="hi-IN"/>
         </w:rPr>
-        <w:t xml:space="preserve"> </w:t>
+        <w:tab/>
+        <w:tab/>
+        <w:t>heap-size</w:t>
       </w:r>
       <w:r>
         <w:rPr>
           <w:rFonts w:eastAsia="Songti SC" w:cs="Arial Unicode MS" w:ascii="Georgia" w:hAnsi="Georgia"/>
           <w:b/>
           <w:bCs/>
-          <w:i/>
-          <w:iCs/>
+          <w:i w:val="false"/>
+          <w:iCs w:val="false"/>
           <w:color w:val="auto"/>
           <w:kern w:val="2"/>
           <w:sz w:val="14"/>
@@ -15767,17 +15493,15 @@
           <w:u w:val="none"/>
           <w:lang w:val="en-US" w:eastAsia="zh-CN" w:bidi="hi-IN"/>
         </w:rPr>
-        <w:tab/>
-        <w:tab/>
-        <w:t>heap-size</w:t>
+        <w:t xml:space="preserve"> </w:t>
       </w:r>
       <w:r>
         <w:rPr>
           <w:rFonts w:eastAsia="Songti SC" w:cs="Arial Unicode MS" w:ascii="Georgia" w:hAnsi="Georgia"/>
-          <w:b/>
-          <w:bCs/>
-          <w:i w:val="false"/>
-          <w:iCs w:val="false"/>
+          <w:b w:val="false"/>
+          <w:bCs w:val="false"/>
+          <w:i/>
+          <w:iCs/>
           <w:color w:val="auto"/>
           <w:kern w:val="2"/>
           <w:sz w:val="14"/>
@@ -15785,15 +15509,15 @@
           <w:u w:val="none"/>
           <w:lang w:val="en-US" w:eastAsia="zh-CN" w:bidi="hi-IN"/>
         </w:rPr>
-        <w:t xml:space="preserve"> </w:t>
+        <w:t>key</w:t>
       </w:r>
       <w:r>
         <w:rPr>
           <w:rFonts w:eastAsia="Songti SC" w:cs="Arial Unicode MS" w:ascii="Georgia" w:hAnsi="Georgia"/>
-          <w:b w:val="false"/>
-          <w:bCs w:val="false"/>
-          <w:i/>
-          <w:iCs/>
+          <w:b/>
+          <w:bCs/>
+          <w:i w:val="false"/>
+          <w:iCs w:val="false"/>
           <w:color w:val="auto"/>
           <w:kern w:val="2"/>
           <w:sz w:val="14"/>
@@ -15801,15 +15525,16 @@
           <w:u w:val="none"/>
           <w:lang w:val="en-US" w:eastAsia="zh-CN" w:bidi="hi-IN"/>
         </w:rPr>
-        <w:t>key</w:t>
+        <w:tab/>
+        <w:t xml:space="preserve"> </w:t>
       </w:r>
       <w:r>
         <w:rPr>
           <w:rFonts w:eastAsia="Songti SC" w:cs="Arial Unicode MS" w:ascii="Georgia" w:hAnsi="Georgia"/>
-          <w:b/>
-          <w:bCs/>
-          <w:i w:val="false"/>
-          <w:iCs w:val="false"/>
+          <w:b w:val="false"/>
+          <w:bCs w:val="false"/>
+          <w:i/>
+          <w:iCs/>
           <w:color w:val="auto"/>
           <w:kern w:val="2"/>
           <w:sz w:val="14"/>
@@ -15817,16 +15542,16 @@
           <w:u w:val="none"/>
           <w:lang w:val="en-US" w:eastAsia="zh-CN" w:bidi="hi-IN"/>
         </w:rPr>
-        <w:tab/>
-        <w:t xml:space="preserve"> </w:t>
+        <w:t>fixnum</w:t>
+        <w:tab/>
       </w:r>
       <w:r>
         <w:rPr>
           <w:rFonts w:eastAsia="Songti SC" w:cs="Arial Unicode MS" w:ascii="Georgia" w:hAnsi="Georgia"/>
           <w:b w:val="false"/>
           <w:bCs w:val="false"/>
-          <w:i/>
-          <w:iCs/>
+          <w:i w:val="false"/>
+          <w:iCs w:val="false"/>
           <w:color w:val="auto"/>
           <w:kern w:val="2"/>
           <w:sz w:val="14"/>
@@ -15834,9 +15559,26 @@
           <w:u w:val="none"/>
           <w:lang w:val="en-US" w:eastAsia="zh-CN" w:bidi="hi-IN"/>
         </w:rPr>
-        <w:t>fixnum</w:t>
-        <w:tab/>
-      </w:r>
+        <w:t>type size</w:t>
+      </w:r>
+    </w:p>
+    <w:p>
+      <w:pPr>
+        <w:pStyle w:val="Normal"/>
+        <w:rPr>
+          <w:rFonts w:ascii="Georgia" w:hAnsi="Georgia" w:eastAsia="Songti SC" w:cs="Arial Unicode MS"/>
+          <w:b w:val="false"/>
+          <w:bCs w:val="false"/>
+          <w:i w:val="false"/>
+          <w:iCs w:val="false"/>
+          <w:color w:val="auto"/>
+          <w:kern w:val="2"/>
+          <w:sz w:val="14"/>
+          <w:szCs w:val="14"/>
+          <w:u w:val="none"/>
+          <w:lang w:val="en-US" w:eastAsia="zh-CN" w:bidi="hi-IN"/>
+        </w:rPr>
+      </w:pPr>
       <w:r>
         <w:rPr>
           <w:rFonts w:eastAsia="Songti SC" w:cs="Arial Unicode MS" w:ascii="Georgia" w:hAnsi="Georgia"/>
@@ -15851,7 +15593,152 @@
           <w:u w:val="none"/>
           <w:lang w:val="en-US" w:eastAsia="zh-CN" w:bidi="hi-IN"/>
         </w:rPr>
-        <w:t>type size</w:t>
+        <w:tab/>
+      </w:r>
+      <w:r>
+        <w:rPr>
+          <w:rFonts w:eastAsia="Songti SC" w:cs="Arial Unicode MS" w:ascii="Georgia" w:hAnsi="Georgia"/>
+          <w:b/>
+          <w:bCs/>
+          <w:i/>
+          <w:iCs/>
+          <w:color w:val="auto"/>
+          <w:kern w:val="2"/>
+          <w:sz w:val="14"/>
+          <w:szCs w:val="14"/>
+          <w:u w:val="none"/>
+          <w:lang w:val="en-US" w:eastAsia="zh-CN" w:bidi="hi-IN"/>
+        </w:rPr>
+        <w:tab/>
+      </w:r>
+      <w:r>
+        <w:rPr>
+          <w:rFonts w:eastAsia="Songti SC" w:cs="Arial Unicode MS" w:ascii="Georgia" w:hAnsi="Georgia"/>
+          <w:b/>
+          <w:bCs/>
+          <w:i/>
+          <w:iCs/>
+          <w:color w:val="auto"/>
+          <w:kern w:val="2"/>
+          <w:sz w:val="14"/>
+          <w:szCs w:val="14"/>
+          <w:u w:val="none"/>
+          <w:lang w:val="en-US" w:eastAsia="zh-CN" w:bidi="hi-IN"/>
+        </w:rPr>
+        <w:t>load</w:t>
+      </w:r>
+      <w:r>
+        <w:rPr>
+          <w:rFonts w:eastAsia="Songti SC" w:cs="Arial Unicode MS" w:ascii="Georgia" w:hAnsi="Georgia"/>
+          <w:b/>
+          <w:bCs/>
+          <w:i w:val="false"/>
+          <w:iCs w:val="false"/>
+          <w:color w:val="auto"/>
+          <w:kern w:val="2"/>
+          <w:sz w:val="14"/>
+          <w:szCs w:val="14"/>
+          <w:u w:val="none"/>
+          <w:lang w:val="en-US" w:eastAsia="zh-CN" w:bidi="hi-IN"/>
+        </w:rPr>
+        <w:t xml:space="preserve"> </w:t>
+      </w:r>
+      <w:r>
+        <w:rPr>
+          <w:rFonts w:eastAsia="Songti SC" w:cs="Arial Unicode MS" w:ascii="Georgia" w:hAnsi="Georgia"/>
+          <w:b w:val="false"/>
+          <w:bCs w:val="false"/>
+          <w:i/>
+          <w:iCs/>
+          <w:color w:val="auto"/>
+          <w:kern w:val="2"/>
+          <w:sz w:val="14"/>
+          <w:szCs w:val="14"/>
+          <w:u w:val="none"/>
+          <w:lang w:val="en-US" w:eastAsia="zh-CN" w:bidi="hi-IN"/>
+        </w:rPr>
+        <w:t>string</w:t>
+      </w:r>
+      <w:r>
+        <w:rPr>
+          <w:rFonts w:eastAsia="Songti SC" w:cs="Arial Unicode MS" w:ascii="Georgia" w:hAnsi="Georgia"/>
+          <w:b/>
+          <w:bCs/>
+          <w:i w:val="false"/>
+          <w:iCs w:val="false"/>
+          <w:color w:val="auto"/>
+          <w:kern w:val="2"/>
+          <w:sz w:val="14"/>
+          <w:szCs w:val="14"/>
+          <w:u w:val="none"/>
+          <w:lang w:val="en-US" w:eastAsia="zh-CN" w:bidi="hi-IN"/>
+        </w:rPr>
+        <w:tab/>
+        <w:t xml:space="preserve"> </w:t>
+      </w:r>
+      <w:r>
+        <w:rPr>
+          <w:rFonts w:eastAsia="Songti SC" w:cs="Arial Unicode MS" w:ascii="Georgia" w:hAnsi="Georgia"/>
+          <w:b w:val="false"/>
+          <w:bCs w:val="false"/>
+          <w:i/>
+          <w:iCs/>
+          <w:color w:val="auto"/>
+          <w:kern w:val="2"/>
+          <w:sz w:val="14"/>
+          <w:szCs w:val="14"/>
+          <w:u w:val="none"/>
+          <w:lang w:val="en-US" w:eastAsia="zh-CN" w:bidi="hi-IN"/>
+        </w:rPr>
+        <w:t>bool</w:t>
+      </w:r>
+      <w:r>
+        <w:rPr>
+          <w:rFonts w:eastAsia="Songti SC" w:cs="Arial Unicode MS" w:ascii="Georgia" w:hAnsi="Georgia"/>
+          <w:b w:val="false"/>
+          <w:bCs w:val="false"/>
+          <w:i/>
+          <w:iCs/>
+          <w:color w:val="auto"/>
+          <w:kern w:val="2"/>
+          <w:sz w:val="14"/>
+          <w:szCs w:val="14"/>
+          <w:u w:val="none"/>
+          <w:lang w:val="en-US" w:eastAsia="zh-CN" w:bidi="hi-IN"/>
+        </w:rPr>
+        <w:tab/>
+      </w:r>
+      <w:r>
+        <w:rPr>
+          <w:rFonts w:eastAsia="Songti SC" w:cs="Arial Unicode MS" w:ascii="Georgia" w:hAnsi="Georgia"/>
+          <w:b w:val="false"/>
+          <w:bCs w:val="false"/>
+          <w:i w:val="false"/>
+          <w:iCs w:val="false"/>
+          <w:color w:val="auto"/>
+          <w:kern w:val="2"/>
+          <w:sz w:val="14"/>
+          <w:szCs w:val="14"/>
+          <w:u w:val="none"/>
+          <w:lang w:val="en-US" w:eastAsia="zh-CN" w:bidi="hi-IN"/>
+        </w:rPr>
+        <w:t>load source</w:t>
+      </w:r>
+      <w:r>
+        <w:rPr>
+          <w:rFonts w:eastAsia="Songti SC" w:cs="Arial Unicode MS" w:ascii="Georgia" w:hAnsi="Georgia"/>
+          <w:b w:val="false"/>
+          <w:bCs w:val="false"/>
+          <w:i w:val="false"/>
+          <w:iCs w:val="false"/>
+          <w:color w:val="auto"/>
+          <w:kern w:val="2"/>
+          <w:sz w:val="14"/>
+          <w:szCs w:val="14"/>
+          <w:u w:val="none"/>
+          <w:lang w:val="en-US" w:eastAsia="zh-CN" w:bidi="hi-IN"/>
+        </w:rPr>
+        <w:tab/>
       </w:r>
     </w:p>
     <w:p>
@@ -16513,250 +16400,6 @@
         <w:pStyle w:val="Normal"/>
         <w:rPr>
           <w:rFonts w:ascii="Georgia" w:hAnsi="Georgia"/>
-          <w:sz w:val="12"/>
-          <w:szCs w:val="12"/>
-        </w:rPr>
-      </w:pPr>
-      <w:r>
-        <w:rPr>
-          <w:rFonts w:ascii="Georgia" w:hAnsi="Georgia"/>
-          <w:sz w:val="12"/>
-          <w:szCs w:val="12"/>
-        </w:rPr>
-      </w:r>
-    </w:p>
-    <w:p>
-      <w:pPr>
-        <w:pStyle w:val="Normal"/>
-        <w:rPr>
-          <w:rFonts w:ascii="Georgia" w:hAnsi="Georgia"/>
-          <w:sz w:val="12"/>
-          <w:szCs w:val="12"/>
-        </w:rPr>
-      </w:pPr>
-      <w:r>
-        <w:rPr>
-          <w:rFonts w:ascii="Georgia" w:hAnsi="Georgia"/>
-          <w:sz w:val="12"/>
-          <w:szCs w:val="12"/>
-        </w:rPr>
-      </w:r>
-    </w:p>
-    <w:p>
-      <w:pPr>
-        <w:pStyle w:val="Normal"/>
-        <w:rPr>
-          <w:rFonts w:ascii="Georgia" w:hAnsi="Georgia"/>
-          <w:sz w:val="12"/>
-          <w:szCs w:val="12"/>
-        </w:rPr>
-      </w:pPr>
-      <w:r>
-        <w:rPr>
-          <w:rFonts w:ascii="Georgia" w:hAnsi="Georgia"/>
-          <w:sz w:val="12"/>
-          <w:szCs w:val="12"/>
-        </w:rPr>
-      </w:r>
-    </w:p>
-    <w:p>
-      <w:pPr>
-        <w:pStyle w:val="Normal"/>
-        <w:rPr>
-          <w:rFonts w:ascii="Georgia" w:hAnsi="Georgia"/>
-          <w:sz w:val="12"/>
-          <w:szCs w:val="12"/>
-        </w:rPr>
-      </w:pPr>
-      <w:r>
-        <w:rPr>
-          <w:rFonts w:ascii="Georgia" w:hAnsi="Georgia"/>
-          <w:sz w:val="12"/>
-          <w:szCs w:val="12"/>
-        </w:rPr>
-      </w:r>
-    </w:p>
-    <w:p>
-      <w:pPr>
-        <w:pStyle w:val="Normal"/>
-        <w:rPr>
-          <w:rFonts w:ascii="Georgia" w:hAnsi="Georgia"/>
-          <w:sz w:val="12"/>
-          <w:szCs w:val="12"/>
-        </w:rPr>
-      </w:pPr>
-      <w:r>
-        <w:rPr>
-          <w:rFonts w:ascii="Georgia" w:hAnsi="Georgia"/>
-          <w:sz w:val="12"/>
-          <w:szCs w:val="12"/>
-        </w:rPr>
-      </w:r>
-    </w:p>
-    <w:p>
-      <w:pPr>
-        <w:pStyle w:val="Normal"/>
-        <w:rPr>
-          <w:rFonts w:ascii="Georgia" w:hAnsi="Georgia"/>
-          <w:sz w:val="12"/>
-          <w:szCs w:val="12"/>
-        </w:rPr>
-      </w:pPr>
-      <w:r>
-        <w:rPr>
-          <w:rFonts w:ascii="Georgia" w:hAnsi="Georgia"/>
-          <w:sz w:val="12"/>
-          <w:szCs w:val="12"/>
-        </w:rPr>
-      </w:r>
-    </w:p>
-    <w:p>
-      <w:pPr>
-        <w:pStyle w:val="Normal"/>
-        <w:rPr>
-          <w:rFonts w:ascii="Georgia" w:hAnsi="Georgia"/>
-          <w:sz w:val="12"/>
-          <w:szCs w:val="12"/>
-        </w:rPr>
-      </w:pPr>
-      <w:r>
-        <w:rPr>
-          <w:rFonts w:ascii="Georgia" w:hAnsi="Georgia"/>
-          <w:sz w:val="12"/>
-          <w:szCs w:val="12"/>
-        </w:rPr>
-      </w:r>
-    </w:p>
-    <w:p>
-      <w:pPr>
-        <w:pStyle w:val="Normal"/>
-        <w:rPr>
-          <w:rFonts w:ascii="Georgia" w:hAnsi="Georgia"/>
-          <w:sz w:val="12"/>
-          <w:szCs w:val="12"/>
-        </w:rPr>
-      </w:pPr>
-      <w:r>
-        <w:rPr>
-          <w:rFonts w:ascii="Georgia" w:hAnsi="Georgia"/>
-          <w:sz w:val="12"/>
-          <w:szCs w:val="12"/>
-        </w:rPr>
-      </w:r>
-    </w:p>
-    <w:p>
-      <w:pPr>
-        <w:pStyle w:val="Normal"/>
-        <w:rPr>
-          <w:rFonts w:ascii="Georgia" w:hAnsi="Georgia"/>
-          <w:sz w:val="12"/>
-          <w:szCs w:val="12"/>
-        </w:rPr>
-      </w:pPr>
-      <w:r>
-        <w:rPr>
-          <w:rFonts w:ascii="Georgia" w:hAnsi="Georgia"/>
-          <w:sz w:val="12"/>
-          <w:szCs w:val="12"/>
-        </w:rPr>
-      </w:r>
-    </w:p>
-    <w:p>
-      <w:pPr>
-        <w:pStyle w:val="Normal"/>
-        <w:rPr>
-          <w:rFonts w:ascii="Georgia" w:hAnsi="Georgia"/>
-          <w:sz w:val="12"/>
-          <w:szCs w:val="12"/>
-        </w:rPr>
-      </w:pPr>
-      <w:r>
-        <w:rPr>
-          <w:rFonts w:ascii="Georgia" w:hAnsi="Georgia"/>
-          <w:sz w:val="12"/>
-          <w:szCs w:val="12"/>
-        </w:rPr>
-      </w:r>
-    </w:p>
-    <w:p>
-      <w:pPr>
-        <w:pStyle w:val="Normal"/>
-        <w:rPr>
-          <w:rFonts w:ascii="Georgia" w:hAnsi="Georgia"/>
-          <w:sz w:val="12"/>
-          <w:szCs w:val="12"/>
-        </w:rPr>
-      </w:pPr>
-      <w:r>
-        <w:rPr>
-          <w:rFonts w:ascii="Georgia" w:hAnsi="Georgia"/>
-          <w:sz w:val="12"/>
-          <w:szCs w:val="12"/>
-        </w:rPr>
-      </w:r>
-    </w:p>
-    <w:p>
-      <w:pPr>
-        <w:pStyle w:val="Normal"/>
-        <w:rPr>
-          <w:rFonts w:ascii="Georgia" w:hAnsi="Georgia"/>
-          <w:sz w:val="12"/>
-          <w:szCs w:val="12"/>
-        </w:rPr>
-      </w:pPr>
-      <w:r>
-        <w:rPr>
-          <w:rFonts w:ascii="Georgia" w:hAnsi="Georgia"/>
-          <w:sz w:val="12"/>
-          <w:szCs w:val="12"/>
-        </w:rPr>
-      </w:r>
-    </w:p>
-    <w:p>
-      <w:pPr>
-        <w:pStyle w:val="Normal"/>
-        <w:rPr>
-          <w:rFonts w:ascii="Georgia" w:hAnsi="Georgia"/>
-          <w:sz w:val="12"/>
-          <w:szCs w:val="12"/>
-        </w:rPr>
-      </w:pPr>
-      <w:r>
-        <w:rPr>
-          <w:rFonts w:ascii="Georgia" w:hAnsi="Georgia"/>
-          <w:sz w:val="12"/>
-          <w:szCs w:val="12"/>
-        </w:rPr>
-      </w:r>
-    </w:p>
-    <w:p>
-      <w:pPr>
-        <w:pStyle w:val="Normal"/>
-        <w:rPr>
-          <w:rFonts w:ascii="Georgia" w:hAnsi="Georgia"/>
-          <w:sz w:val="12"/>
-          <w:szCs w:val="12"/>
-        </w:rPr>
-      </w:pPr>
-      <w:r>
-        <w:rPr>
-          <w:rFonts w:ascii="Georgia" w:hAnsi="Georgia"/>
-          <w:sz w:val="12"/>
-          <w:szCs w:val="12"/>
-        </w:rPr>
-      </w:r>
-    </w:p>
-    <w:p>
-      <w:pPr>
-        <w:pStyle w:val="Normal"/>
-        <w:ind w:hanging="0" w:start="0" w:end="0"/>
-        <w:rPr>
-          <w:rFonts w:ascii="Georgia" w:hAnsi="Georgia"/>
-          <w:b w:val="false"/>
-          <w:bCs w:val="false"/>
-          <w:i w:val="false"/>
-          <w:i w:val="false"/>
-          <w:iCs w:val="false"/>
           <w:sz w:val="12"/>
           <w:szCs w:val="12"/>
         </w:rPr>
@@ -16892,7 +16535,6 @@
         <w:pStyle w:val="Normal"/>
         <w:rPr>
           <w:i w:val="false"/>
-          <w:i w:val="false"/>
           <w:iCs w:val="false"/>
         </w:rPr>
       </w:pPr>
@@ -16929,7 +16571,6 @@
           <w:b w:val="false"/>
           <w:bCs w:val="false"/>
           <w:i w:val="false"/>
-          <w:i w:val="false"/>
           <w:iCs w:val="false"/>
           <w:sz w:val="12"/>
           <w:szCs w:val="12"/>
@@ -16952,7 +16593,6 @@
         <w:pStyle w:val="Normal"/>
         <w:rPr>
           <w:i w:val="false"/>
-          <w:i w:val="false"/>
           <w:iCs w:val="false"/>
         </w:rPr>
       </w:pPr>
@@ -16986,7 +16626,6 @@
         <w:pStyle w:val="Normal"/>
         <w:rPr>
           <w:i w:val="false"/>
-          <w:i w:val="false"/>
           <w:iCs w:val="false"/>
         </w:rPr>
       </w:pPr>
@@ -17044,7 +16683,6 @@
         <w:pStyle w:val="Normal"/>
         <w:rPr>
           <w:i w:val="false"/>
-          <w:i w:val="false"/>
           <w:iCs w:val="false"/>
         </w:rPr>
       </w:pPr>
@@ -17078,7 +16716,6 @@
         <w:pStyle w:val="Normal"/>
         <w:rPr>
           <w:i w:val="false"/>
-          <w:i w:val="false"/>
           <w:iCs w:val="false"/>
         </w:rPr>
       </w:pPr>
@@ -17100,12 +16737,11 @@
     <w:p>
       <w:pPr>
         <w:pStyle w:val="Normal"/>
-        <w:ind w:hanging="0" w:start="0" w:end="0"/>
-        <w:rPr>
-          <w:rFonts w:ascii="Georgia" w:hAnsi="Georgia"/>
-          <w:b w:val="false"/>
-          <w:bCs w:val="false"/>
-          <w:i w:val="false"/>
+        <w:ind w:hanging="0" w:left="0" w:right="0"/>
+        <w:rPr>
+          <w:rFonts w:ascii="Georgia" w:hAnsi="Georgia"/>
+          <w:b w:val="false"/>
+          <w:bCs w:val="false"/>
           <w:i w:val="false"/>
           <w:iCs w:val="false"/>
           <w:sz w:val="12"/>
@@ -17344,7 +16980,6 @@
           <w:rFonts w:ascii="Georgia" w:hAnsi="Georgia"/>
           <w:b w:val="false"/>
           <w:bCs w:val="false"/>
-          <w:i/>
           <w:i/>
           <w:iCs/>
           <w:sz w:val="12"/>
@@ -17561,7 +17196,6 @@
           <w:b w:val="false"/>
           <w:bCs w:val="false"/>
           <w:i/>
-          <w:i/>
           <w:iCs/>
           <w:sz w:val="12"/>
           <w:szCs w:val="12"/>
@@ -17587,7 +17221,6 @@
           <w:b w:val="false"/>
           <w:bCs w:val="false"/>
           <w:i/>
-          <w:i/>
           <w:iCs/>
           <w:sz w:val="12"/>
           <w:szCs w:val="12"/>
@@ -17595,15 +17228,15 @@
       </w:pPr>
       <w:r>
         <w:rPr>
-          <w:rFonts w:ascii="Georgia" w:hAnsi="Georgia"/>
-          <w:b w:val="false"/>
-          <w:bCs w:val="false"/>
-          <w:i/>
-          <w:iCs/>
+          <w:rFonts w:ascii="Andale Mono" w:hAnsi="Andale Mono"/>
+          <w:b w:val="false"/>
+          <w:bCs w:val="false"/>
+          <w:i w:val="false"/>
+          <w:iCs w:val="false"/>
           <w:sz w:val="12"/>
           <w:szCs w:val="12"/>
         </w:rPr>
-        <w:t xml:space="preserve">  </w:t>
+        <w:t xml:space="preserve"> </w:t>
       </w:r>
       <w:r>
         <w:rPr>
@@ -17615,23 +17248,20 @@
           <w:sz w:val="12"/>
           <w:szCs w:val="12"/>
         </w:rPr>
-        <w:t>use mu::{ Mu, Env, Config };</w:t>
-      </w:r>
-    </w:p>
-    <w:p>
-      <w:pPr>
-        <w:pStyle w:val="Normal"/>
-        <w:rPr>
-          <w:rFonts w:ascii="Georgia" w:hAnsi="Georgia"/>
-          <w:b w:val="false"/>
-          <w:bCs w:val="false"/>
-          <w:i/>
-          <w:i/>
-          <w:iCs/>
+        <w:t>use mu::{ Mu,  Env,  Config</w:t>
+      </w:r>
+      <w:r>
+        <w:rPr>
+          <w:rFonts w:ascii="Andale Mono" w:hAnsi="Andale Mono"/>
+          <w:b w:val="false"/>
+          <w:bCs w:val="false"/>
+          <w:i w:val="false"/>
+          <w:iCs w:val="false"/>
           <w:sz w:val="12"/>
           <w:szCs w:val="12"/>
         </w:rPr>
-      </w:pPr>
+        <w:t xml:space="preserve">, </w:t>
+      </w:r>
       <w:r>
         <w:rPr>
           <w:rFonts w:ascii="Andale Mono" w:hAnsi="Andale Mono"/>
@@ -17642,24 +17272,21 @@
           <w:sz w:val="12"/>
           <w:szCs w:val="12"/>
         </w:rPr>
-        <w:t xml:space="preserve"> </w:t>
-      </w:r>
-      <w:r>
-        <w:rPr>
-          <w:rFonts w:ascii="Andale Mono" w:hAnsi="Andale Mono"/>
-          <w:b w:val="false"/>
-          <w:bCs w:val="false"/>
-          <w:i w:val="false"/>
-          <w:iCs w:val="false"/>
+        <w:t>Result, Tag, Exception, Condition };</w:t>
+      </w:r>
+    </w:p>
+    <w:p>
+      <w:pPr>
+        <w:pStyle w:val="Normal"/>
+        <w:rPr>
+          <w:rFonts w:ascii="Georgia" w:hAnsi="Georgia"/>
+          <w:b w:val="false"/>
+          <w:bCs w:val="false"/>
           <w:sz w:val="12"/>
           <w:szCs w:val="12"/>
         </w:rPr>
-        <w:t>use mu::{ Result, Tag, Exception, Condition };</w:t>
-      </w:r>
-    </w:p>
-    <w:p>
-      <w:pPr>
-        <w:pStyle w:val="Normal"/>
+      </w:pPr>
+      <w:r>
         <w:rPr>
           <w:rFonts w:ascii="Georgia" w:hAnsi="Georgia"/>
           <w:b w:val="false"/>
@@ -17667,25 +17294,28 @@
           <w:sz w:val="12"/>
           <w:szCs w:val="12"/>
         </w:rPr>
-      </w:pPr>
-      <w:r>
-        <w:rPr>
-          <w:rFonts w:ascii="Georgia" w:hAnsi="Georgia"/>
-          <w:b w:val="false"/>
-          <w:bCs w:val="false"/>
+      </w:r>
+    </w:p>
+    <w:p>
+      <w:pPr>
+        <w:pStyle w:val="Normal"/>
+        <w:rPr>
+          <w:b w:val="false"/>
+          <w:bCs w:val="false"/>
+        </w:rPr>
+      </w:pPr>
+      <w:r>
+        <w:rPr>
+          <w:rFonts w:ascii="Andale Mono" w:hAnsi="Andale Mono"/>
+          <w:b w:val="false"/>
+          <w:bCs w:val="false"/>
+          <w:i w:val="false"/>
+          <w:iCs w:val="false"/>
           <w:sz w:val="12"/>
           <w:szCs w:val="12"/>
         </w:rPr>
-      </w:r>
-    </w:p>
-    <w:p>
-      <w:pPr>
-        <w:pStyle w:val="Normal"/>
-        <w:rPr>
-          <w:b w:val="false"/>
-          <w:bCs w:val="false"/>
-        </w:rPr>
-      </w:pPr>
+        <w:t xml:space="preserve"> </w:t>
+      </w:r>
       <w:r>
         <w:rPr>
           <w:rFonts w:ascii="Andale Mono" w:hAnsi="Andale Mono"/>
@@ -17696,8 +17326,17 @@
           <w:sz w:val="12"/>
           <w:szCs w:val="12"/>
         </w:rPr>
-        <w:t xml:space="preserve"> </w:t>
-      </w:r>
+        <w:t>impl Mu {</w:t>
+      </w:r>
+    </w:p>
+    <w:p>
+      <w:pPr>
+        <w:pStyle w:val="Normal"/>
+        <w:rPr>
+          <w:b w:val="false"/>
+          <w:bCs w:val="false"/>
+        </w:rPr>
+      </w:pPr>
       <w:r>
         <w:rPr>
           <w:rFonts w:ascii="Andale Mono" w:hAnsi="Andale Mono"/>
@@ -17708,17 +17347,8 @@
           <w:sz w:val="12"/>
           <w:szCs w:val="12"/>
         </w:rPr>
-        <w:t>impl Mu {</w:t>
-      </w:r>
-    </w:p>
-    <w:p>
-      <w:pPr>
-        <w:pStyle w:val="Normal"/>
-        <w:rPr>
-          <w:b w:val="false"/>
-          <w:bCs w:val="false"/>
-        </w:rPr>
-      </w:pPr>
+        <w:t xml:space="preserve">       </w:t>
+      </w:r>
       <w:r>
         <w:rPr>
           <w:rFonts w:ascii="Andale Mono" w:hAnsi="Andale Mono"/>
@@ -17729,8 +17359,17 @@
           <w:sz w:val="12"/>
           <w:szCs w:val="12"/>
         </w:rPr>
-        <w:t xml:space="preserve">   </w:t>
-      </w:r>
+        <w:t>fn compile(_: &amp;Env, _: Tag) → Result&lt;Tag&gt;</w:t>
+      </w:r>
+    </w:p>
+    <w:p>
+      <w:pPr>
+        <w:pStyle w:val="Normal"/>
+        <w:rPr>
+          <w:b w:val="false"/>
+          <w:bCs w:val="false"/>
+        </w:rPr>
+      </w:pPr>
       <w:r>
         <w:rPr>
           <w:rFonts w:ascii="Andale Mono" w:hAnsi="Andale Mono"/>
@@ -17741,17 +17380,8 @@
           <w:sz w:val="12"/>
           <w:szCs w:val="12"/>
         </w:rPr>
-        <w:t>fn compile(_: &amp;Env, _: Tag) → Result&lt;Tag&gt;</w:t>
-      </w:r>
-    </w:p>
-    <w:p>
-      <w:pPr>
-        <w:pStyle w:val="Normal"/>
-        <w:rPr>
-          <w:b w:val="false"/>
-          <w:bCs w:val="false"/>
-        </w:rPr>
-      </w:pPr>
+        <w:t xml:space="preserve">       </w:t>
+      </w:r>
       <w:r>
         <w:rPr>
           <w:rFonts w:ascii="Andale Mono" w:hAnsi="Andale Mono"/>
@@ -17762,8 +17392,17 @@
           <w:sz w:val="12"/>
           <w:szCs w:val="12"/>
         </w:rPr>
-        <w:t xml:space="preserve">   </w:t>
-      </w:r>
+        <w:t>fn config(_: Option&lt;String&gt;) → Config</w:t>
+      </w:r>
+    </w:p>
+    <w:p>
+      <w:pPr>
+        <w:pStyle w:val="Normal"/>
+        <w:rPr>
+          <w:b w:val="false"/>
+          <w:bCs w:val="false"/>
+        </w:rPr>
+      </w:pPr>
       <w:r>
         <w:rPr>
           <w:rFonts w:ascii="Andale Mono" w:hAnsi="Andale Mono"/>
@@ -17774,17 +17413,8 @@
           <w:sz w:val="12"/>
           <w:szCs w:val="12"/>
         </w:rPr>
-        <w:t>fn config(_: Option&lt;String&gt;) → Config</w:t>
-      </w:r>
-    </w:p>
-    <w:p>
-      <w:pPr>
-        <w:pStyle w:val="Normal"/>
-        <w:rPr>
-          <w:b w:val="false"/>
-          <w:bCs w:val="false"/>
-        </w:rPr>
-      </w:pPr>
+        <w:t xml:space="preserve">       </w:t>
+      </w:r>
       <w:r>
         <w:rPr>
           <w:rFonts w:ascii="Andale Mono" w:hAnsi="Andale Mono"/>
@@ -17795,8 +17425,17 @@
           <w:sz w:val="12"/>
           <w:szCs w:val="12"/>
         </w:rPr>
-        <w:t xml:space="preserve">   </w:t>
-      </w:r>
+        <w:t>fn env(_: &amp;Config) → Env</w:t>
+      </w:r>
+    </w:p>
+    <w:p>
+      <w:pPr>
+        <w:pStyle w:val="Normal"/>
+        <w:rPr>
+          <w:b w:val="false"/>
+          <w:bCs w:val="false"/>
+        </w:rPr>
+      </w:pPr>
       <w:r>
         <w:rPr>
           <w:rFonts w:ascii="Andale Mono" w:hAnsi="Andale Mono"/>
@@ -17807,17 +17446,8 @@
           <w:sz w:val="12"/>
           <w:szCs w:val="12"/>
         </w:rPr>
-        <w:t>fn env(_: &amp;Config) → Env</w:t>
-      </w:r>
-    </w:p>
-    <w:p>
-      <w:pPr>
-        <w:pStyle w:val="Normal"/>
-        <w:rPr>
-          <w:b w:val="false"/>
-          <w:bCs w:val="false"/>
-        </w:rPr>
-      </w:pPr>
+        <w:t xml:space="preserve">       </w:t>
+      </w:r>
       <w:r>
         <w:rPr>
           <w:rFonts w:ascii="Andale Mono" w:hAnsi="Andale Mono"/>
@@ -17828,8 +17458,17 @@
           <w:sz w:val="12"/>
           <w:szCs w:val="12"/>
         </w:rPr>
-        <w:t xml:space="preserve">   </w:t>
-      </w:r>
+        <w:t>fn eq(_: Tag, _: Tag) → bool;</w:t>
+      </w:r>
+    </w:p>
+    <w:p>
+      <w:pPr>
+        <w:pStyle w:val="Normal"/>
+        <w:rPr>
+          <w:b w:val="false"/>
+          <w:bCs w:val="false"/>
+        </w:rPr>
+      </w:pPr>
       <w:r>
         <w:rPr>
           <w:rFonts w:ascii="Andale Mono" w:hAnsi="Andale Mono"/>
@@ -17840,17 +17479,8 @@
           <w:sz w:val="12"/>
           <w:szCs w:val="12"/>
         </w:rPr>
-        <w:t>fn eq(_: Tag, _: Tag) → bool;</w:t>
-      </w:r>
-    </w:p>
-    <w:p>
-      <w:pPr>
-        <w:pStyle w:val="Normal"/>
-        <w:rPr>
-          <w:b w:val="false"/>
-          <w:bCs w:val="false"/>
-        </w:rPr>
-      </w:pPr>
+        <w:t xml:space="preserve">       </w:t>
+      </w:r>
       <w:r>
         <w:rPr>
           <w:rFonts w:ascii="Andale Mono" w:hAnsi="Andale Mono"/>
@@ -17861,8 +17491,17 @@
           <w:sz w:val="12"/>
           <w:szCs w:val="12"/>
         </w:rPr>
-        <w:t xml:space="preserve">   </w:t>
-      </w:r>
+        <w:t xml:space="preserve">fn err_out() → Tag  </w:t>
+      </w:r>
+    </w:p>
+    <w:p>
+      <w:pPr>
+        <w:pStyle w:val="Normal"/>
+        <w:rPr>
+          <w:b w:val="false"/>
+          <w:bCs w:val="false"/>
+        </w:rPr>
+      </w:pPr>
       <w:r>
         <w:rPr>
           <w:rFonts w:ascii="Andale Mono" w:hAnsi="Andale Mono"/>
@@ -17873,17 +17512,8 @@
           <w:sz w:val="12"/>
           <w:szCs w:val="12"/>
         </w:rPr>
-        <w:t xml:space="preserve">fn err_out() → Tag  </w:t>
-      </w:r>
-    </w:p>
-    <w:p>
-      <w:pPr>
-        <w:pStyle w:val="Normal"/>
-        <w:rPr>
-          <w:b w:val="false"/>
-          <w:bCs w:val="false"/>
-        </w:rPr>
-      </w:pPr>
+        <w:t xml:space="preserve">       </w:t>
+      </w:r>
       <w:r>
         <w:rPr>
           <w:rFonts w:ascii="Andale Mono" w:hAnsi="Andale Mono"/>
@@ -17894,8 +17524,17 @@
           <w:sz w:val="12"/>
           <w:szCs w:val="12"/>
         </w:rPr>
-        <w:t xml:space="preserve">   </w:t>
-      </w:r>
+        <w:t>fn eval_str(_: &amp;Env, _: &amp;str) → Result&lt;Tag&gt;</w:t>
+      </w:r>
+    </w:p>
+    <w:p>
+      <w:pPr>
+        <w:pStyle w:val="Normal"/>
+        <w:rPr>
+          <w:b w:val="false"/>
+          <w:bCs w:val="false"/>
+        </w:rPr>
+      </w:pPr>
       <w:r>
         <w:rPr>
           <w:rFonts w:ascii="Andale Mono" w:hAnsi="Andale Mono"/>
@@ -17906,17 +17545,8 @@
           <w:sz w:val="12"/>
           <w:szCs w:val="12"/>
         </w:rPr>
-        <w:t>fn eval_str(_: &amp;Env, _: &amp;str) → Result&lt;Tag&gt;</w:t>
-      </w:r>
-    </w:p>
-    <w:p>
-      <w:pPr>
-        <w:pStyle w:val="Normal"/>
-        <w:rPr>
-          <w:b w:val="false"/>
-          <w:bCs w:val="false"/>
-        </w:rPr>
-      </w:pPr>
+        <w:t xml:space="preserve">       </w:t>
+      </w:r>
       <w:r>
         <w:rPr>
           <w:rFonts w:ascii="Andale Mono" w:hAnsi="Andale Mono"/>
@@ -17927,8 +17557,17 @@
           <w:sz w:val="12"/>
           <w:szCs w:val="12"/>
         </w:rPr>
-        <w:t xml:space="preserve">   </w:t>
-      </w:r>
+        <w:t>fn eval(_: &amp;Env, _: Tag) → Result&lt;Tag&gt;</w:t>
+      </w:r>
+    </w:p>
+    <w:p>
+      <w:pPr>
+        <w:pStyle w:val="Normal"/>
+        <w:rPr>
+          <w:b w:val="false"/>
+          <w:bCs w:val="false"/>
+        </w:rPr>
+      </w:pPr>
       <w:r>
         <w:rPr>
           <w:rFonts w:ascii="Andale Mono" w:hAnsi="Andale Mono"/>
@@ -17939,17 +17578,8 @@
           <w:sz w:val="12"/>
           <w:szCs w:val="12"/>
         </w:rPr>
-        <w:t>fn eval(_: &amp;Env, _: Tag) → Result&lt;Tag&gt;</w:t>
-      </w:r>
-    </w:p>
-    <w:p>
-      <w:pPr>
-        <w:pStyle w:val="Normal"/>
-        <w:rPr>
-          <w:b w:val="false"/>
-          <w:bCs w:val="false"/>
-        </w:rPr>
-      </w:pPr>
+        <w:t xml:space="preserve">       </w:t>
+      </w:r>
       <w:r>
         <w:rPr>
           <w:rFonts w:ascii="Andale Mono" w:hAnsi="Andale Mono"/>
@@ -17960,8 +17590,17 @@
           <w:sz w:val="12"/>
           <w:szCs w:val="12"/>
         </w:rPr>
-        <w:t xml:space="preserve">   </w:t>
-      </w:r>
+        <w:t>fn exception_string(_: &amp;Env, _: Exception) → String</w:t>
+      </w:r>
+    </w:p>
+    <w:p>
+      <w:pPr>
+        <w:pStyle w:val="Normal"/>
+        <w:rPr>
+          <w:b w:val="false"/>
+          <w:bCs w:val="false"/>
+        </w:rPr>
+      </w:pPr>
       <w:r>
         <w:rPr>
           <w:rFonts w:ascii="Andale Mono" w:hAnsi="Andale Mono"/>
@@ -17972,17 +17611,8 @@
           <w:sz w:val="12"/>
           <w:szCs w:val="12"/>
         </w:rPr>
-        <w:t>fn exception_string(_: &amp;Env, _: Exception) → String</w:t>
-      </w:r>
-    </w:p>
-    <w:p>
-      <w:pPr>
-        <w:pStyle w:val="Normal"/>
-        <w:rPr>
-          <w:b w:val="false"/>
-          <w:bCs w:val="false"/>
-        </w:rPr>
-      </w:pPr>
+        <w:t xml:space="preserve">       </w:t>
+      </w:r>
       <w:r>
         <w:rPr>
           <w:rFonts w:ascii="Andale Mono" w:hAnsi="Andale Mono"/>
@@ -17993,8 +17623,17 @@
           <w:sz w:val="12"/>
           <w:szCs w:val="12"/>
         </w:rPr>
-        <w:t xml:space="preserve">   </w:t>
-      </w:r>
+        <w:t>fn load(_: &amp;Env, _: &amp;str) → Result&lt;bool&gt;</w:t>
+      </w:r>
+    </w:p>
+    <w:p>
+      <w:pPr>
+        <w:pStyle w:val="Normal"/>
+        <w:rPr>
+          <w:b w:val="false"/>
+          <w:bCs w:val="false"/>
+        </w:rPr>
+      </w:pPr>
       <w:r>
         <w:rPr>
           <w:rFonts w:ascii="Andale Mono" w:hAnsi="Andale Mono"/>
@@ -18005,17 +17644,8 @@
           <w:sz w:val="12"/>
           <w:szCs w:val="12"/>
         </w:rPr>
-        <w:t>fn load(_: &amp;Env, _: &amp;str) → Result&lt;bool&gt;</w:t>
-      </w:r>
-    </w:p>
-    <w:p>
-      <w:pPr>
-        <w:pStyle w:val="Normal"/>
-        <w:rPr>
-          <w:b w:val="false"/>
-          <w:bCs w:val="false"/>
-        </w:rPr>
-      </w:pPr>
+        <w:t xml:space="preserve">       </w:t>
+      </w:r>
       <w:r>
         <w:rPr>
           <w:rFonts w:ascii="Andale Mono" w:hAnsi="Andale Mono"/>
@@ -18026,8 +17656,17 @@
           <w:sz w:val="12"/>
           <w:szCs w:val="12"/>
         </w:rPr>
-        <w:t xml:space="preserve">   </w:t>
-      </w:r>
+        <w:t>fn env(_: &amp;Config) → Env</w:t>
+      </w:r>
+    </w:p>
+    <w:p>
+      <w:pPr>
+        <w:pStyle w:val="Normal"/>
+        <w:rPr>
+          <w:b w:val="false"/>
+          <w:bCs w:val="false"/>
+        </w:rPr>
+      </w:pPr>
       <w:r>
         <w:rPr>
           <w:rFonts w:ascii="Andale Mono" w:hAnsi="Andale Mono"/>
@@ -18038,17 +17677,8 @@
           <w:sz w:val="12"/>
           <w:szCs w:val="12"/>
         </w:rPr>
-        <w:t>fn env(_: &amp;Config) → Env</w:t>
-      </w:r>
-    </w:p>
-    <w:p>
-      <w:pPr>
-        <w:pStyle w:val="Normal"/>
-        <w:rPr>
-          <w:b w:val="false"/>
-          <w:bCs w:val="false"/>
-        </w:rPr>
-      </w:pPr>
+        <w:t xml:space="preserve">       </w:t>
+      </w:r>
       <w:r>
         <w:rPr>
           <w:rFonts w:ascii="Andale Mono" w:hAnsi="Andale Mono"/>
@@ -18059,8 +17689,17 @@
           <w:sz w:val="12"/>
           <w:szCs w:val="12"/>
         </w:rPr>
-        <w:t xml:space="preserve">   </w:t>
-      </w:r>
+        <w:t>fn nil() → Tag</w:t>
+      </w:r>
+    </w:p>
+    <w:p>
+      <w:pPr>
+        <w:pStyle w:val="Normal"/>
+        <w:rPr>
+          <w:b w:val="false"/>
+          <w:bCs w:val="false"/>
+        </w:rPr>
+      </w:pPr>
       <w:r>
         <w:rPr>
           <w:rFonts w:ascii="Andale Mono" w:hAnsi="Andale Mono"/>
@@ -18071,17 +17710,8 @@
           <w:sz w:val="12"/>
           <w:szCs w:val="12"/>
         </w:rPr>
-        <w:t>fn nil() → Tag</w:t>
-      </w:r>
-    </w:p>
-    <w:p>
-      <w:pPr>
-        <w:pStyle w:val="Normal"/>
-        <w:rPr>
-          <w:b w:val="false"/>
-          <w:bCs w:val="false"/>
-        </w:rPr>
-      </w:pPr>
+        <w:t xml:space="preserve">       </w:t>
+      </w:r>
       <w:r>
         <w:rPr>
           <w:rFonts w:ascii="Andale Mono" w:hAnsi="Andale Mono"/>
@@ -18092,8 +17722,17 @@
           <w:sz w:val="12"/>
           <w:szCs w:val="12"/>
         </w:rPr>
-        <w:t xml:space="preserve">   </w:t>
-      </w:r>
+        <w:t>fn read_str(_: &amp;Env, _: &amp;str) → Result&lt;Tag&gt;</w:t>
+      </w:r>
+    </w:p>
+    <w:p>
+      <w:pPr>
+        <w:pStyle w:val="Normal"/>
+        <w:rPr>
+          <w:b w:val="false"/>
+          <w:bCs w:val="false"/>
+        </w:rPr>
+      </w:pPr>
       <w:r>
         <w:rPr>
           <w:rFonts w:ascii="Andale Mono" w:hAnsi="Andale Mono"/>
@@ -18104,17 +17743,8 @@
           <w:sz w:val="12"/>
           <w:szCs w:val="12"/>
         </w:rPr>
-        <w:t>fn read_str(_: &amp;Env, _: &amp;str) → Result&lt;Tag&gt;</w:t>
-      </w:r>
-    </w:p>
-    <w:p>
-      <w:pPr>
-        <w:pStyle w:val="Normal"/>
-        <w:rPr>
-          <w:b w:val="false"/>
-          <w:bCs w:val="false"/>
-        </w:rPr>
-      </w:pPr>
+        <w:t xml:space="preserve">       </w:t>
+      </w:r>
       <w:r>
         <w:rPr>
           <w:rFonts w:ascii="Andale Mono" w:hAnsi="Andale Mono"/>
@@ -18125,8 +17755,17 @@
           <w:sz w:val="12"/>
           <w:szCs w:val="12"/>
         </w:rPr>
-        <w:t xml:space="preserve">   </w:t>
-      </w:r>
+        <w:t>fn read(_: &amp;Env, _: Tag, _: bool, _: Tag) → Result&lt;Tag&gt;</w:t>
+      </w:r>
+    </w:p>
+    <w:p>
+      <w:pPr>
+        <w:pStyle w:val="Normal"/>
+        <w:rPr>
+          <w:b w:val="false"/>
+          <w:bCs w:val="false"/>
+        </w:rPr>
+      </w:pPr>
       <w:r>
         <w:rPr>
           <w:rFonts w:ascii="Andale Mono" w:hAnsi="Andale Mono"/>
@@ -18137,17 +17776,8 @@
           <w:sz w:val="12"/>
           <w:szCs w:val="12"/>
         </w:rPr>
-        <w:t>fn read(_: &amp;Env, _: Tag, _: bool, _: Tag) → Result&lt;Tag&gt;</w:t>
-      </w:r>
-    </w:p>
-    <w:p>
-      <w:pPr>
-        <w:pStyle w:val="Normal"/>
-        <w:rPr>
-          <w:b w:val="false"/>
-          <w:bCs w:val="false"/>
-        </w:rPr>
-      </w:pPr>
+        <w:t xml:space="preserve">       </w:t>
+      </w:r>
       <w:r>
         <w:rPr>
           <w:rFonts w:ascii="Andale Mono" w:hAnsi="Andale Mono"/>
@@ -18158,8 +17788,17 @@
           <w:sz w:val="12"/>
           <w:szCs w:val="12"/>
         </w:rPr>
-        <w:t xml:space="preserve">   </w:t>
-      </w:r>
+        <w:t>fn std_in() → Tag</w:t>
+      </w:r>
+    </w:p>
+    <w:p>
+      <w:pPr>
+        <w:pStyle w:val="Normal"/>
+        <w:rPr>
+          <w:b w:val="false"/>
+          <w:bCs w:val="false"/>
+        </w:rPr>
+      </w:pPr>
       <w:r>
         <w:rPr>
           <w:rFonts w:ascii="Andale Mono" w:hAnsi="Andale Mono"/>
@@ -18170,17 +17809,8 @@
           <w:sz w:val="12"/>
           <w:szCs w:val="12"/>
         </w:rPr>
-        <w:t>fn std_in() → Tag</w:t>
-      </w:r>
-    </w:p>
-    <w:p>
-      <w:pPr>
-        <w:pStyle w:val="Normal"/>
-        <w:rPr>
-          <w:b w:val="false"/>
-          <w:bCs w:val="false"/>
-        </w:rPr>
-      </w:pPr>
+        <w:t xml:space="preserve">       </w:t>
+      </w:r>
       <w:r>
         <w:rPr>
           <w:rFonts w:ascii="Andale Mono" w:hAnsi="Andale Mono"/>
@@ -18191,8 +17821,17 @@
           <w:sz w:val="12"/>
           <w:szCs w:val="12"/>
         </w:rPr>
-        <w:t xml:space="preserve">   </w:t>
-      </w:r>
+        <w:t>fn std_out() → Tag</w:t>
+      </w:r>
+    </w:p>
+    <w:p>
+      <w:pPr>
+        <w:pStyle w:val="Normal"/>
+        <w:rPr>
+          <w:b w:val="false"/>
+          <w:bCs w:val="false"/>
+        </w:rPr>
+      </w:pPr>
       <w:r>
         <w:rPr>
           <w:rFonts w:ascii="Andale Mono" w:hAnsi="Andale Mono"/>
@@ -18203,17 +17842,8 @@
           <w:sz w:val="12"/>
           <w:szCs w:val="12"/>
         </w:rPr>
-        <w:t>fn std_out() → Tag</w:t>
-      </w:r>
-    </w:p>
-    <w:p>
-      <w:pPr>
-        <w:pStyle w:val="Normal"/>
-        <w:rPr>
-          <w:b w:val="false"/>
-          <w:bCs w:val="false"/>
-        </w:rPr>
-      </w:pPr>
+        <w:t xml:space="preserve">       </w:t>
+      </w:r>
       <w:r>
         <w:rPr>
           <w:rFonts w:ascii="Andale Mono" w:hAnsi="Andale Mono"/>
@@ -18224,8 +17854,17 @@
           <w:sz w:val="12"/>
           <w:szCs w:val="12"/>
         </w:rPr>
-        <w:t xml:space="preserve">   </w:t>
-      </w:r>
+        <w:t>fn version() → &amp;str</w:t>
+      </w:r>
+    </w:p>
+    <w:p>
+      <w:pPr>
+        <w:pStyle w:val="Normal"/>
+        <w:rPr>
+          <w:b w:val="false"/>
+          <w:bCs w:val="false"/>
+        </w:rPr>
+      </w:pPr>
       <w:r>
         <w:rPr>
           <w:rFonts w:ascii="Andale Mono" w:hAnsi="Andale Mono"/>
@@ -18236,17 +17875,8 @@
           <w:sz w:val="12"/>
           <w:szCs w:val="12"/>
         </w:rPr>
-        <w:t>fn version() → &amp;str</w:t>
-      </w:r>
-    </w:p>
-    <w:p>
-      <w:pPr>
-        <w:pStyle w:val="Normal"/>
-        <w:rPr>
-          <w:b w:val="false"/>
-          <w:bCs w:val="false"/>
-        </w:rPr>
-      </w:pPr>
+        <w:t xml:space="preserve">       </w:t>
+      </w:r>
       <w:r>
         <w:rPr>
           <w:rFonts w:ascii="Andale Mono" w:hAnsi="Andale Mono"/>
@@ -18257,8 +17887,17 @@
           <w:sz w:val="12"/>
           <w:szCs w:val="12"/>
         </w:rPr>
-        <w:t xml:space="preserve">   </w:t>
-      </w:r>
+        <w:t>fn write_str(_: &amp;Env, _: &amp;str, _: Tag) → Result&lt;()&gt;</w:t>
+      </w:r>
+    </w:p>
+    <w:p>
+      <w:pPr>
+        <w:pStyle w:val="Normal"/>
+        <w:rPr>
+          <w:b/>
+          <w:bCs/>
+        </w:rPr>
+      </w:pPr>
       <w:r>
         <w:rPr>
           <w:rFonts w:ascii="Andale Mono" w:hAnsi="Andale Mono"/>
@@ -18269,17 +17908,8 @@
           <w:sz w:val="12"/>
           <w:szCs w:val="12"/>
         </w:rPr>
-        <w:t>fn write_str(_: &amp;Env, _: &amp;str, _: Tag) → Result&lt;()&gt;</w:t>
-      </w:r>
-    </w:p>
-    <w:p>
-      <w:pPr>
-        <w:pStyle w:val="Normal"/>
-        <w:rPr>
-          <w:b/>
-          <w:bCs/>
-        </w:rPr>
-      </w:pPr>
+        <w:t xml:space="preserve">       </w:t>
+      </w:r>
       <w:r>
         <w:rPr>
           <w:rFonts w:ascii="Andale Mono" w:hAnsi="Andale Mono"/>
@@ -18290,19 +17920,19 @@
           <w:sz w:val="12"/>
           <w:szCs w:val="12"/>
         </w:rPr>
-        <w:t xml:space="preserve">   </w:t>
-      </w:r>
-      <w:r>
-        <w:rPr>
-          <w:rFonts w:ascii="Andale Mono" w:hAnsi="Andale Mono"/>
-          <w:b w:val="false"/>
-          <w:bCs w:val="false"/>
+        <w:t>fn write_to_string(_: &amp;Env, _: Tag, _: bool) → String</w:t>
+      </w:r>
+      <w:r>
+        <w:rPr>
+          <w:rFonts w:ascii="Andale Mono" w:hAnsi="Andale Mono"/>
+          <w:b/>
+          <w:bCs/>
           <w:i w:val="false"/>
           <w:iCs w:val="false"/>
           <w:sz w:val="12"/>
           <w:szCs w:val="12"/>
         </w:rPr>
-        <w:t>fn write_to_string(_: &amp;Env, _: Tag, _: bool) → String</w:t>
+        <w:t xml:space="preserve"> </w:t>
       </w:r>
     </w:p>
     <w:p>
@@ -18323,7 +17953,7 @@
           <w:sz w:val="12"/>
           <w:szCs w:val="12"/>
         </w:rPr>
-        <w:t xml:space="preserve">   </w:t>
+        <w:t xml:space="preserve">       </w:t>
       </w:r>
       <w:r>
         <w:rPr>
@@ -18410,7 +18040,7 @@
           <w:sz w:val="16"/>
           <w:szCs w:val="16"/>
         </w:rPr>
-        <w:t xml:space="preserve">        </w:t>
+        <w:t xml:space="preserve">  </w:t>
       </w:r>
       <w:r>
         <w:rPr>
@@ -18446,7 +18076,6 @@
     <w:p>
       <w:pPr>
         <w:pStyle w:val="Normal"/>
-        <w:ind w:hanging="0" w:start="709"/>
         <w:rPr>
           <w:rFonts w:ascii="Georgia" w:hAnsi="Georgia"/>
           <w:b/>
@@ -18460,6 +18089,28 @@
           <w:rFonts w:ascii="Georgia" w:hAnsi="Georgia"/>
           <w:b/>
           <w:bCs/>
+          <w:sz w:val="12"/>
+          <w:szCs w:val="12"/>
+        </w:rPr>
+      </w:r>
+    </w:p>
+    <w:p>
+      <w:pPr>
+        <w:pStyle w:val="Normal"/>
+        <w:ind w:hanging="0" w:left="709"/>
+        <w:rPr>
+          <w:rFonts w:ascii="Georgia" w:hAnsi="Georgia"/>
+          <w:b/>
+          <w:bCs/>
+          <w:sz w:val="12"/>
+          <w:szCs w:val="12"/>
+        </w:rPr>
+      </w:pPr>
+      <w:r>
+        <w:rPr>
+          <w:rFonts w:ascii="Georgia" w:hAnsi="Georgia"/>
+          <w:b/>
+          <w:bCs/>
           <w:i/>
           <w:iCs/>
           <w:sz w:val="14"/>
@@ -18557,7 +18208,7 @@
     <w:p>
       <w:pPr>
         <w:pStyle w:val="Normal"/>
-        <w:ind w:hanging="0" w:start="709"/>
+        <w:ind w:hanging="0" w:left="709"/>
         <w:rPr>
           <w:rFonts w:ascii="Georgia" w:hAnsi="Georgia"/>
           <w:sz w:val="14"/>
@@ -18647,6 +18298,19 @@
           <w:szCs w:val="14"/>
         </w:rPr>
         <w:t>onfig</w:t>
+      </w:r>
+      <w:r>
+        <w:rPr>
+          <w:rFonts w:ascii="Georgia" w:hAnsi="Georgia"/>
+          <w:b w:val="false"/>
+          <w:bCs w:val="false"/>
+          <w:i w:val="false"/>
+          <w:iCs w:val="false"/>
+          <w:sz w:val="14"/>
+          <w:szCs w:val="14"/>
+        </w:rPr>
+        <w:tab/>
+        <w:tab/>
       </w:r>
     </w:p>
     <w:p>
@@ -18675,6 +18339,19 @@
       </w:r>
       <w:r>
         <w:rPr>
+          <w:rFonts w:ascii="Andale Mono" w:hAnsi="Andale Mono"/>
+          <w:b w:val="false"/>
+          <w:bCs w:val="false"/>
+          <w:i w:val="false"/>
+          <w:iCs w:val="false"/>
+          <w:sz w:val="12"/>
+          <w:szCs w:val="12"/>
+        </w:rPr>
+        <w:tab/>
+        <w:tab/>
+      </w:r>
+      <w:r>
+        <w:rPr>
           <w:rFonts w:ascii="Georgia" w:hAnsi="Georgia"/>
           <w:b/>
           <w:bCs/>
@@ -18725,7 +18402,7 @@
     <w:p>
       <w:pPr>
         <w:pStyle w:val="Normal"/>
-        <w:ind w:hanging="0" w:start="709"/>
+        <w:ind w:hanging="0" w:left="709"/>
         <w:rPr>
           <w:rFonts w:ascii="Georgia" w:hAnsi="Georgia"/>
           <w:sz w:val="14"/>
@@ -18784,7 +18461,7 @@
     <w:p>
       <w:pPr>
         <w:pStyle w:val="Normal"/>
-        <w:ind w:hanging="0" w:start="709"/>
+        <w:ind w:hanging="0" w:left="709"/>
         <w:rPr>
           <w:rFonts w:ascii="Georgia" w:hAnsi="Georgia"/>
           <w:sz w:val="14"/>
@@ -18843,7 +18520,7 @@
     <w:p>
       <w:pPr>
         <w:pStyle w:val="Normal"/>
-        <w:ind w:hanging="0" w:start="709"/>
+        <w:ind w:hanging="0" w:left="709"/>
         <w:rPr>
           <w:rFonts w:ascii="Georgia" w:hAnsi="Georgia"/>
           <w:sz w:val="14"/>
@@ -18926,7 +18603,7 @@
     <w:p>
       <w:pPr>
         <w:pStyle w:val="Normal"/>
-        <w:ind w:hanging="0" w:start="709"/>
+        <w:ind w:hanging="0" w:left="709"/>
         <w:rPr>
           <w:rFonts w:ascii="Georgia" w:hAnsi="Georgia"/>
           <w:sz w:val="14"/>
@@ -19033,7 +18710,7 @@
     <w:p>
       <w:pPr>
         <w:pStyle w:val="Normal"/>
-        <w:ind w:hanging="0" w:start="709"/>
+        <w:ind w:hanging="0" w:left="709"/>
         <w:rPr>
           <w:rFonts w:ascii="Georgia" w:hAnsi="Georgia"/>
           <w:sz w:val="14"/>
@@ -19140,7 +18817,7 @@
     <w:p>
       <w:pPr>
         <w:pStyle w:val="Normal"/>
-        <w:ind w:hanging="0" w:start="709"/>
+        <w:ind w:hanging="0" w:left="709"/>
         <w:rPr>
           <w:rFonts w:ascii="Georgia" w:hAnsi="Georgia"/>
           <w:sz w:val="14"/>
@@ -19235,7 +18912,7 @@
     <w:p>
       <w:pPr>
         <w:pStyle w:val="Normal"/>
-        <w:ind w:hanging="0" w:start="709"/>
+        <w:ind w:hanging="0" w:left="709"/>
         <w:rPr>
           <w:rFonts w:ascii="Georgia" w:hAnsi="Georgia"/>
           <w:sz w:val="14"/>
@@ -19318,7 +18995,7 @@
     <w:p>
       <w:pPr>
         <w:pStyle w:val="Normal"/>
-        <w:ind w:hanging="0" w:start="709"/>
+        <w:ind w:hanging="0" w:left="709"/>
         <w:rPr>
           <w:rFonts w:ascii="Georgia" w:hAnsi="Georgia"/>
           <w:sz w:val="14"/>
@@ -19369,7 +19046,7 @@
     <w:p>
       <w:pPr>
         <w:pStyle w:val="Normal"/>
-        <w:ind w:hanging="0" w:start="709"/>
+        <w:ind w:hanging="0" w:left="709"/>
         <w:rPr>
           <w:rFonts w:ascii="Georgia" w:hAnsi="Georgia"/>
           <w:sz w:val="14"/>
@@ -19440,7 +19117,7 @@
     <w:p>
       <w:pPr>
         <w:pStyle w:val="Normal"/>
-        <w:ind w:hanging="0" w:start="709"/>
+        <w:ind w:hanging="0" w:left="709"/>
         <w:rPr>
           <w:rFonts w:ascii="Georgia" w:hAnsi="Georgia"/>
           <w:sz w:val="14"/>
@@ -19595,7 +19272,7 @@
     <w:p>
       <w:pPr>
         <w:pStyle w:val="Normal"/>
-        <w:ind w:hanging="0" w:start="709"/>
+        <w:ind w:hanging="0" w:left="709"/>
         <w:rPr>
           <w:rFonts w:ascii="Georgia" w:hAnsi="Georgia"/>
           <w:sz w:val="14"/>
@@ -19642,7 +19319,7 @@
     <w:p>
       <w:pPr>
         <w:pStyle w:val="Normal"/>
-        <w:ind w:hanging="0" w:start="709"/>
+        <w:ind w:hanging="0" w:left="709"/>
         <w:rPr>
           <w:rFonts w:ascii="Georgia" w:hAnsi="Georgia"/>
           <w:sz w:val="14"/>
@@ -19713,7 +19390,7 @@
     <w:p>
       <w:pPr>
         <w:pStyle w:val="Normal"/>
-        <w:ind w:hanging="0" w:start="709"/>
+        <w:ind w:hanging="0" w:left="709"/>
         <w:rPr>
           <w:rFonts w:ascii="Georgia" w:hAnsi="Georgia"/>
           <w:sz w:val="14"/>
@@ -19784,7 +19461,7 @@
     <w:p>
       <w:pPr>
         <w:pStyle w:val="Normal"/>
-        <w:ind w:hanging="0" w:start="709"/>
+        <w:ind w:hanging="0" w:left="709"/>
         <w:rPr>
           <w:rFonts w:ascii="Georgia" w:hAnsi="Georgia"/>
           <w:sz w:val="14"/>
@@ -19855,7 +19532,7 @@
     <w:p>
       <w:pPr>
         <w:pStyle w:val="Normal"/>
-        <w:ind w:hanging="0" w:start="709"/>
+        <w:ind w:hanging="0" w:left="709"/>
         <w:rPr>
           <w:rFonts w:ascii="Georgia" w:hAnsi="Georgia"/>
           <w:sz w:val="14"/>
@@ -19962,7 +19639,7 @@
     <w:p>
       <w:pPr>
         <w:pStyle w:val="Normal"/>
-        <w:ind w:hanging="0" w:start="709"/>
+        <w:ind w:hanging="0" w:left="709"/>
         <w:rPr>
           <w:rFonts w:ascii="Georgia" w:hAnsi="Georgia"/>
           <w:sz w:val="14"/>
@@ -20057,7 +19734,7 @@
     <w:p>
       <w:pPr>
         <w:pStyle w:val="Normal"/>
-        <w:ind w:hanging="0" w:start="709"/>
+        <w:ind w:hanging="0" w:left="709"/>
         <w:rPr>
           <w:rFonts w:ascii="Georgia" w:hAnsi="Georgia"/>
           <w:sz w:val="14"/>
@@ -20080,7 +19757,7 @@
     <w:p>
       <w:pPr>
         <w:pStyle w:val="Normal"/>
-        <w:ind w:hanging="0" w:start="709"/>
+        <w:ind w:hanging="0" w:left="709"/>
         <w:rPr>
           <w:rFonts w:ascii="Georgia" w:hAnsi="Georgia"/>
           <w:sz w:val="14"/>
@@ -20223,7 +19900,7 @@
     <w:p>
       <w:pPr>
         <w:pStyle w:val="Normal"/>
-        <w:ind w:hanging="0" w:start="709"/>
+        <w:ind w:hanging="0" w:left="709"/>
         <w:rPr>
           <w:rFonts w:ascii="Georgia" w:hAnsi="Georgia"/>
           <w:sz w:val="14"/>
@@ -20246,7 +19923,7 @@
     <w:p>
       <w:pPr>
         <w:pStyle w:val="Normal"/>
-        <w:ind w:hanging="0" w:start="709"/>
+        <w:ind w:hanging="0" w:left="709"/>
         <w:rPr>
           <w:rFonts w:ascii="Georgia" w:hAnsi="Georgia"/>
           <w:sz w:val="14"/>
@@ -20340,7 +20017,7 @@
     <w:p>
       <w:pPr>
         <w:pStyle w:val="Normal"/>
-        <w:ind w:hanging="0" w:start="0"/>
+        <w:ind w:hanging="0" w:left="0"/>
         <w:rPr>
           <w:rFonts w:ascii="Georgia" w:hAnsi="Georgia"/>
           <w:sz w:val="12"/>
@@ -20358,7 +20035,7 @@
     <w:p>
       <w:pPr>
         <w:pStyle w:val="Normal"/>
-        <w:ind w:hanging="0" w:start="0"/>
+        <w:ind w:hanging="0" w:left="0"/>
         <w:rPr>
           <w:color w:val="auto"/>
         </w:rPr>
@@ -20393,8 +20070,8 @@
           <w:sz w:val="16"/>
           <w:szCs w:val="16"/>
         </w:rPr>
+        <w:tab/>
         <w:t>;</w:t>
-        <w:tab/>
         <w:tab/>
         <w:tab/>
       </w:r>
@@ -20418,7 +20095,7 @@
     <w:p>
       <w:pPr>
         <w:pStyle w:val="Normal"/>
-        <w:ind w:hanging="0" w:start="0"/>
+        <w:ind w:hanging="0" w:left="0"/>
         <w:rPr>
           <w:color w:val="auto"/>
         </w:rPr>
@@ -20453,6 +20130,7 @@
           <w:sz w:val="16"/>
           <w:szCs w:val="16"/>
         </w:rPr>
+        <w:tab/>
         <w:t>#|...|#</w:t>
         <w:tab/>
         <w:tab/>
@@ -20477,7 +20155,7 @@
     <w:p>
       <w:pPr>
         <w:pStyle w:val="Normal"/>
-        <w:ind w:hanging="0" w:start="0"/>
+        <w:ind w:hanging="0" w:left="0"/>
         <w:rPr>
           <w:rFonts w:ascii="Georgia" w:hAnsi="Georgia"/>
           <w:b w:val="false"/>
@@ -20501,14 +20179,14 @@
     <w:p>
       <w:pPr>
         <w:pStyle w:val="Normal"/>
-        <w:ind w:hanging="0" w:start="0"/>
-        <w:rPr>
-          <w:color w:val="auto"/>
-        </w:rPr>
-      </w:pPr>
-      <w:r>
-        <w:rPr>
-          <w:rFonts w:ascii="Andale Mono" w:hAnsi="Andale Mono"/>
+        <w:ind w:hanging="0" w:left="0"/>
+        <w:rPr>
+          <w:color w:val="auto"/>
+        </w:rPr>
+      </w:pPr>
+      <w:r>
+        <w:rPr>
+          <w:rFonts w:ascii="Georgia" w:hAnsi="Georgia"/>
           <w:b w:val="false"/>
           <w:bCs w:val="false"/>
           <w:i w:val="false"/>
@@ -20520,7 +20198,8 @@
           <w:sz w:val="16"/>
           <w:szCs w:val="16"/>
         </w:rPr>
-        <w:t xml:space="preserve"> ‘</w:t>
+        <w:tab/>
+        <w:t>‘</w:t>
       </w:r>
       <w:r>
         <w:rPr>
@@ -20536,15 +20215,15 @@
           <w:sz w:val="16"/>
           <w:szCs w:val="16"/>
         </w:rPr>
-        <w:t>form</w:t>
-      </w:r>
-      <w:r>
-        <w:rPr>
-          <w:rFonts w:ascii="Andale Mono" w:hAnsi="Andale Mono"/>
-          <w:b w:val="false"/>
-          <w:bCs w:val="false"/>
-          <w:i w:val="false"/>
-          <w:iCs w:val="false"/>
+        <w:t>f</w:t>
+      </w:r>
+      <w:r>
+        <w:rPr>
+          <w:rFonts w:ascii="Georgia" w:hAnsi="Georgia"/>
+          <w:b w:val="false"/>
+          <w:bCs w:val="false"/>
+          <w:i/>
+          <w:iCs/>
           <w:caps w:val="false"/>
           <w:smallCaps w:val="false"/>
           <w:color w:val="auto"/>
@@ -20552,17 +20231,15 @@
           <w:sz w:val="16"/>
           <w:szCs w:val="16"/>
         </w:rPr>
-        <w:tab/>
-        <w:tab/>
-        <w:tab/>
-      </w:r>
-      <w:r>
-        <w:rPr>
-          <w:rFonts w:ascii="Georgia" w:hAnsi="Georgia"/>
-          <w:b w:val="false"/>
-          <w:bCs w:val="false"/>
-          <w:i w:val="false"/>
-          <w:iCs w:val="false"/>
+        <w:t>o</w:t>
+      </w:r>
+      <w:r>
+        <w:rPr>
+          <w:rFonts w:ascii="Georgia" w:hAnsi="Georgia"/>
+          <w:b w:val="false"/>
+          <w:bCs w:val="false"/>
+          <w:i/>
+          <w:iCs/>
           <w:caps w:val="false"/>
           <w:smallCaps w:val="false"/>
           <w:color w:val="auto"/>
@@ -20570,24 +20247,15 @@
           <w:sz w:val="16"/>
           <w:szCs w:val="16"/>
         </w:rPr>
-        <w:t>quoted form</w:t>
-      </w:r>
-    </w:p>
-    <w:p>
-      <w:pPr>
-        <w:pStyle w:val="Normal"/>
-        <w:ind w:hanging="0" w:start="0"/>
-        <w:rPr>
-          <w:color w:val="auto"/>
-        </w:rPr>
-      </w:pPr>
-      <w:r>
-        <w:rPr>
-          <w:rFonts w:ascii="Andale Mono" w:hAnsi="Andale Mono"/>
-          <w:b w:val="false"/>
-          <w:bCs w:val="false"/>
-          <w:i w:val="false"/>
-          <w:iCs w:val="false"/>
+        <w:t>r</w:t>
+      </w:r>
+      <w:r>
+        <w:rPr>
+          <w:rFonts w:ascii="Georgia" w:hAnsi="Georgia"/>
+          <w:b w:val="false"/>
+          <w:bCs w:val="false"/>
+          <w:i/>
+          <w:iCs/>
           <w:caps w:val="false"/>
           <w:smallCaps w:val="false"/>
           <w:color w:val="auto"/>
@@ -20595,11 +20263,11 @@
           <w:sz w:val="16"/>
           <w:szCs w:val="16"/>
         </w:rPr>
-        <w:t xml:space="preserve"> </w:t>
-      </w:r>
-      <w:r>
-        <w:rPr>
-          <w:rFonts w:ascii="Andale Mono" w:hAnsi="Andale Mono"/>
+        <w:t>m</w:t>
+      </w:r>
+      <w:r>
+        <w:rPr>
+          <w:rFonts w:ascii="Georgia" w:hAnsi="Georgia"/>
           <w:b w:val="false"/>
           <w:bCs w:val="false"/>
           <w:i w:val="false"/>
@@ -20611,15 +20279,16 @@
           <w:sz w:val="16"/>
           <w:szCs w:val="16"/>
         </w:rPr>
-        <w:t>`</w:t>
-      </w:r>
-      <w:r>
-        <w:rPr>
-          <w:rFonts w:ascii="Georgia" w:hAnsi="Georgia"/>
-          <w:b w:val="false"/>
-          <w:bCs w:val="false"/>
-          <w:i/>
-          <w:iCs/>
+        <w:tab/>
+        <w:tab/>
+      </w:r>
+      <w:r>
+        <w:rPr>
+          <w:rFonts w:ascii="Georgia" w:hAnsi="Georgia"/>
+          <w:b w:val="false"/>
+          <w:bCs w:val="false"/>
+          <w:i w:val="false"/>
+          <w:iCs w:val="false"/>
           <w:caps w:val="false"/>
           <w:smallCaps w:val="false"/>
           <w:color w:val="auto"/>
@@ -20627,8 +20296,17 @@
           <w:sz w:val="16"/>
           <w:szCs w:val="16"/>
         </w:rPr>
-        <w:t>form</w:t>
-      </w:r>
+        <w:t>quoted form</w:t>
+      </w:r>
+    </w:p>
+    <w:p>
+      <w:pPr>
+        <w:pStyle w:val="Normal"/>
+        <w:ind w:hanging="0" w:left="0"/>
+        <w:rPr>
+          <w:color w:val="auto"/>
+        </w:rPr>
+      </w:pPr>
       <w:r>
         <w:rPr>
           <w:rFonts w:ascii="Andale Mono" w:hAnsi="Andale Mono"/>
@@ -20643,13 +20321,11 @@
           <w:sz w:val="16"/>
           <w:szCs w:val="16"/>
         </w:rPr>
-        <w:tab/>
-        <w:tab/>
-        <w:tab/>
-      </w:r>
-      <w:r>
-        <w:rPr>
-          <w:rFonts w:ascii="Georgia" w:hAnsi="Georgia"/>
+        <w:t xml:space="preserve"> </w:t>
+      </w:r>
+      <w:r>
+        <w:rPr>
+          <w:rFonts w:ascii="Andale Mono" w:hAnsi="Andale Mono"/>
           <w:b w:val="false"/>
           <w:bCs w:val="false"/>
           <w:i w:val="false"/>
@@ -20661,24 +20337,16 @@
           <w:sz w:val="16"/>
           <w:szCs w:val="16"/>
         </w:rPr>
-        <w:t>backquoted form</w:t>
-      </w:r>
-    </w:p>
-    <w:p>
-      <w:pPr>
-        <w:pStyle w:val="Normal"/>
-        <w:ind w:hanging="0" w:start="0"/>
-        <w:rPr>
-          <w:color w:val="auto"/>
-        </w:rPr>
-      </w:pPr>
-      <w:r>
-        <w:rPr>
-          <w:rFonts w:ascii="Andale Mono" w:hAnsi="Andale Mono"/>
-          <w:b w:val="false"/>
-          <w:bCs w:val="false"/>
-          <w:i w:val="false"/>
-          <w:iCs w:val="false"/>
+        <w:tab/>
+        <w:t>`</w:t>
+      </w:r>
+      <w:r>
+        <w:rPr>
+          <w:rFonts w:ascii="Georgia" w:hAnsi="Georgia"/>
+          <w:b w:val="false"/>
+          <w:bCs w:val="false"/>
+          <w:i/>
+          <w:iCs/>
           <w:caps w:val="false"/>
           <w:smallCaps w:val="false"/>
           <w:color w:val="auto"/>
@@ -20686,7 +20354,7 @@
           <w:sz w:val="16"/>
           <w:szCs w:val="16"/>
         </w:rPr>
-        <w:t xml:space="preserve"> </w:t>
+        <w:t>form</w:t>
       </w:r>
       <w:r>
         <w:rPr>
@@ -20702,15 +20370,16 @@
           <w:sz w:val="16"/>
           <w:szCs w:val="16"/>
         </w:rPr>
-        <w:t>`(</w:t>
-      </w:r>
-      <w:r>
-        <w:rPr>
-          <w:rFonts w:ascii="Georgia" w:hAnsi="Georgia"/>
-          <w:b w:val="false"/>
-          <w:bCs w:val="false"/>
-          <w:i/>
-          <w:iCs/>
+        <w:tab/>
+        <w:tab/>
+      </w:r>
+      <w:r>
+        <w:rPr>
+          <w:rFonts w:ascii="Georgia" w:hAnsi="Georgia"/>
+          <w:b w:val="false"/>
+          <w:bCs w:val="false"/>
+          <w:i w:val="false"/>
+          <w:iCs w:val="false"/>
           <w:caps w:val="false"/>
           <w:smallCaps w:val="false"/>
           <w:color w:val="auto"/>
@@ -20718,8 +20387,17 @@
           <w:sz w:val="16"/>
           <w:szCs w:val="16"/>
         </w:rPr>
-        <w:t>...)</w:t>
-      </w:r>
+        <w:t>backquoted form</w:t>
+      </w:r>
+    </w:p>
+    <w:p>
+      <w:pPr>
+        <w:pStyle w:val="Normal"/>
+        <w:ind w:hanging="0" w:left="0"/>
+        <w:rPr>
+          <w:color w:val="auto"/>
+        </w:rPr>
+      </w:pPr>
       <w:r>
         <w:rPr>
           <w:rFonts w:ascii="Andale Mono" w:hAnsi="Andale Mono"/>
@@ -20734,13 +20412,11 @@
           <w:sz w:val="16"/>
           <w:szCs w:val="16"/>
         </w:rPr>
-        <w:tab/>
-        <w:tab/>
-        <w:tab/>
-      </w:r>
-      <w:r>
-        <w:rPr>
-          <w:rFonts w:ascii="Georgia" w:hAnsi="Georgia"/>
+        <w:t xml:space="preserve"> </w:t>
+      </w:r>
+      <w:r>
+        <w:rPr>
+          <w:rFonts w:ascii="Andale Mono" w:hAnsi="Andale Mono"/>
           <w:b w:val="false"/>
           <w:bCs w:val="false"/>
           <w:i w:val="false"/>
@@ -20752,24 +20428,16 @@
           <w:sz w:val="16"/>
           <w:szCs w:val="16"/>
         </w:rPr>
-        <w:t>backquoted list (proper lists)</w:t>
-      </w:r>
-    </w:p>
-    <w:p>
-      <w:pPr>
-        <w:pStyle w:val="Normal"/>
-        <w:ind w:hanging="0" w:start="0"/>
-        <w:rPr>
-          <w:color w:val="auto"/>
-        </w:rPr>
-      </w:pPr>
-      <w:r>
-        <w:rPr>
-          <w:rFonts w:ascii="Andale Mono" w:hAnsi="Andale Mono"/>
-          <w:b w:val="false"/>
-          <w:bCs w:val="false"/>
-          <w:i w:val="false"/>
-          <w:iCs w:val="false"/>
+        <w:tab/>
+        <w:t>`(</w:t>
+      </w:r>
+      <w:r>
+        <w:rPr>
+          <w:rFonts w:ascii="Georgia" w:hAnsi="Georgia"/>
+          <w:b w:val="false"/>
+          <w:bCs w:val="false"/>
+          <w:i/>
+          <w:iCs/>
           <w:caps w:val="false"/>
           <w:smallCaps w:val="false"/>
           <w:color w:val="auto"/>
@@ -20777,7 +20445,7 @@
           <w:sz w:val="16"/>
           <w:szCs w:val="16"/>
         </w:rPr>
-        <w:t xml:space="preserve"> </w:t>
+        <w:t>...)</w:t>
       </w:r>
       <w:r>
         <w:rPr>
@@ -20793,15 +20461,16 @@
           <w:sz w:val="16"/>
           <w:szCs w:val="16"/>
         </w:rPr>
-        <w:t>,</w:t>
-      </w:r>
-      <w:r>
-        <w:rPr>
-          <w:rFonts w:ascii="Georgia" w:hAnsi="Georgia"/>
-          <w:b w:val="false"/>
-          <w:bCs w:val="false"/>
-          <w:i/>
-          <w:iCs/>
+        <w:tab/>
+        <w:tab/>
+      </w:r>
+      <w:r>
+        <w:rPr>
+          <w:rFonts w:ascii="Georgia" w:hAnsi="Georgia"/>
+          <w:b w:val="false"/>
+          <w:bCs w:val="false"/>
+          <w:i w:val="false"/>
+          <w:iCs w:val="false"/>
           <w:caps w:val="false"/>
           <w:smallCaps w:val="false"/>
           <w:color w:val="auto"/>
@@ -20809,8 +20478,17 @@
           <w:sz w:val="16"/>
           <w:szCs w:val="16"/>
         </w:rPr>
-        <w:t>form</w:t>
-      </w:r>
+        <w:t>backquoted list (proper lists)</w:t>
+      </w:r>
+    </w:p>
+    <w:p>
+      <w:pPr>
+        <w:pStyle w:val="Normal"/>
+        <w:ind w:hanging="0" w:left="0"/>
+        <w:rPr>
+          <w:color w:val="auto"/>
+        </w:rPr>
+      </w:pPr>
       <w:r>
         <w:rPr>
           <w:rFonts w:ascii="Andale Mono" w:hAnsi="Andale Mono"/>
@@ -20826,16 +20504,15 @@
           <w:szCs w:val="16"/>
         </w:rPr>
         <w:tab/>
-        <w:tab/>
-        <w:tab/>
-      </w:r>
-      <w:r>
-        <w:rPr>
-          <w:rFonts w:ascii="Georgia" w:hAnsi="Georgia"/>
-          <w:b w:val="false"/>
-          <w:bCs w:val="false"/>
-          <w:i w:val="false"/>
-          <w:iCs w:val="false"/>
+        <w:t xml:space="preserve"> ,</w:t>
+      </w:r>
+      <w:r>
+        <w:rPr>
+          <w:rFonts w:ascii="Georgia" w:hAnsi="Georgia"/>
+          <w:b w:val="false"/>
+          <w:bCs w:val="false"/>
+          <w:i/>
+          <w:iCs/>
           <w:caps w:val="false"/>
           <w:smallCaps w:val="false"/>
           <w:color w:val="auto"/>
@@ -20843,17 +20520,8 @@
           <w:sz w:val="16"/>
           <w:szCs w:val="16"/>
         </w:rPr>
-        <w:t>eval backquoted form</w:t>
-      </w:r>
-    </w:p>
-    <w:p>
-      <w:pPr>
-        <w:pStyle w:val="Normal"/>
-        <w:ind w:hanging="0" w:start="0"/>
-        <w:rPr>
-          <w:color w:val="auto"/>
-        </w:rPr>
-      </w:pPr>
+        <w:t>form</w:t>
+      </w:r>
       <w:r>
         <w:rPr>
           <w:rFonts w:ascii="Andale Mono" w:hAnsi="Andale Mono"/>
@@ -20868,11 +20536,12 @@
           <w:sz w:val="16"/>
           <w:szCs w:val="16"/>
         </w:rPr>
-        <w:t xml:space="preserve"> </w:t>
-      </w:r>
-      <w:r>
-        <w:rPr>
-          <w:rFonts w:ascii="Andale Mono" w:hAnsi="Andale Mono"/>
+        <w:tab/>
+        <w:tab/>
+      </w:r>
+      <w:r>
+        <w:rPr>
+          <w:rFonts w:ascii="Georgia" w:hAnsi="Georgia"/>
           <w:b w:val="false"/>
           <w:bCs w:val="false"/>
           <w:i w:val="false"/>
@@ -20884,15 +20553,24 @@
           <w:sz w:val="16"/>
           <w:szCs w:val="16"/>
         </w:rPr>
-        <w:t>,@</w:t>
-      </w:r>
-      <w:r>
-        <w:rPr>
-          <w:rFonts w:ascii="Georgia" w:hAnsi="Georgia"/>
-          <w:b w:val="false"/>
-          <w:bCs w:val="false"/>
-          <w:i/>
-          <w:iCs/>
+        <w:t>eval backquoted form</w:t>
+      </w:r>
+    </w:p>
+    <w:p>
+      <w:pPr>
+        <w:pStyle w:val="Normal"/>
+        <w:ind w:hanging="0" w:left="0"/>
+        <w:rPr>
+          <w:color w:val="auto"/>
+        </w:rPr>
+      </w:pPr>
+      <w:r>
+        <w:rPr>
+          <w:rFonts w:ascii="Andale Mono" w:hAnsi="Andale Mono"/>
+          <w:b w:val="false"/>
+          <w:bCs w:val="false"/>
+          <w:i w:val="false"/>
+          <w:iCs w:val="false"/>
           <w:caps w:val="false"/>
           <w:smallCaps w:val="false"/>
           <w:color w:val="auto"/>
@@ -20900,7 +20578,7 @@
           <w:sz w:val="16"/>
           <w:szCs w:val="16"/>
         </w:rPr>
-        <w:t>form</w:t>
+        <w:t xml:space="preserve"> </w:t>
       </w:r>
       <w:r>
         <w:rPr>
@@ -20917,16 +20595,15 @@
           <w:szCs w:val="16"/>
         </w:rPr>
         <w:tab/>
-        <w:tab/>
-        <w:tab/>
-      </w:r>
-      <w:r>
-        <w:rPr>
-          <w:rFonts w:ascii="Georgia" w:hAnsi="Georgia"/>
-          <w:b w:val="false"/>
-          <w:bCs w:val="false"/>
-          <w:i w:val="false"/>
-          <w:iCs w:val="false"/>
+        <w:t>,@</w:t>
+      </w:r>
+      <w:r>
+        <w:rPr>
+          <w:rFonts w:ascii="Georgia" w:hAnsi="Georgia"/>
+          <w:b w:val="false"/>
+          <w:bCs w:val="false"/>
+          <w:i/>
+          <w:iCs/>
           <w:caps w:val="false"/>
           <w:smallCaps w:val="false"/>
           <w:color w:val="auto"/>
@@ -20934,13 +20611,46 @@
           <w:sz w:val="16"/>
           <w:szCs w:val="16"/>
         </w:rPr>
+        <w:t>form</w:t>
+      </w:r>
+      <w:r>
+        <w:rPr>
+          <w:rFonts w:ascii="Andale Mono" w:hAnsi="Andale Mono"/>
+          <w:b w:val="false"/>
+          <w:bCs w:val="false"/>
+          <w:i w:val="false"/>
+          <w:iCs w:val="false"/>
+          <w:caps w:val="false"/>
+          <w:smallCaps w:val="false"/>
+          <w:color w:val="auto"/>
+          <w:spacing w:val="0"/>
+          <w:sz w:val="16"/>
+          <w:szCs w:val="16"/>
+        </w:rPr>
+        <w:tab/>
+        <w:tab/>
+      </w:r>
+      <w:r>
+        <w:rPr>
+          <w:rFonts w:ascii="Georgia" w:hAnsi="Georgia"/>
+          <w:b w:val="false"/>
+          <w:bCs w:val="false"/>
+          <w:i w:val="false"/>
+          <w:iCs w:val="false"/>
+          <w:caps w:val="false"/>
+          <w:smallCaps w:val="false"/>
+          <w:color w:val="auto"/>
+          <w:spacing w:val="0"/>
+          <w:sz w:val="16"/>
+          <w:szCs w:val="16"/>
+        </w:rPr>
         <w:t>eval-splice backquoted form</w:t>
       </w:r>
     </w:p>
     <w:p>
       <w:pPr>
         <w:pStyle w:val="Normal"/>
-        <w:ind w:hanging="0" w:start="0"/>
+        <w:ind w:hanging="0" w:left="0"/>
         <w:rPr>
           <w:rFonts w:ascii="Andale Mono" w:hAnsi="Andale Mono"/>
           <w:b w:val="false"/>
@@ -20964,7 +20674,7 @@
     <w:p>
       <w:pPr>
         <w:pStyle w:val="Normal"/>
-        <w:ind w:hanging="0" w:start="0"/>
+        <w:ind w:hanging="0" w:left="0"/>
         <w:rPr>
           <w:color w:val="auto"/>
         </w:rPr>
@@ -20999,8 +20709,8 @@
           <w:sz w:val="16"/>
           <w:szCs w:val="16"/>
         </w:rPr>
+        <w:tab/>
         <w:t>(…)</w:t>
-        <w:tab/>
         <w:tab/>
         <w:tab/>
       </w:r>
@@ -21040,7 +20750,7 @@
     <w:p>
       <w:pPr>
         <w:pStyle w:val="Normal"/>
-        <w:ind w:hanging="0" w:start="0"/>
+        <w:ind w:hanging="0" w:left="0"/>
         <w:rPr>
           <w:color w:val="auto"/>
         </w:rPr>
@@ -21075,6 +20785,7 @@
           <w:sz w:val="16"/>
           <w:szCs w:val="16"/>
         </w:rPr>
+        <w:tab/>
         <w:t xml:space="preserve">()           </w:t>
         <w:tab/>
         <w:tab/>
@@ -21147,7 +20858,7 @@
     <w:p>
       <w:pPr>
         <w:pStyle w:val="Normal"/>
-        <w:ind w:hanging="0" w:start="0"/>
+        <w:ind w:hanging="0" w:left="0"/>
         <w:rPr>
           <w:color w:val="auto"/>
         </w:rPr>
@@ -21182,6 +20893,7 @@
           <w:sz w:val="16"/>
           <w:szCs w:val="16"/>
         </w:rPr>
+        <w:tab/>
         <w:t xml:space="preserve">(… </w:t>
       </w:r>
       <w:r>
@@ -21254,7 +20966,7 @@
     <w:p>
       <w:pPr>
         <w:pStyle w:val="Normal"/>
-        <w:ind w:hanging="0" w:start="0"/>
+        <w:ind w:hanging="0" w:left="0"/>
         <w:rPr>
           <w:color w:val="auto"/>
         </w:rPr>
@@ -21273,7 +20985,7 @@
           <w:sz w:val="16"/>
           <w:szCs w:val="16"/>
         </w:rPr>
-        <w:t xml:space="preserve"> “…”</w:t>
+        <w:t xml:space="preserve"> </w:t>
       </w:r>
       <w:r>
         <w:rPr>
@@ -21290,6 +21002,7 @@
           <w:szCs w:val="16"/>
         </w:rPr>
         <w:tab/>
+        <w:t>“…”</w:t>
         <w:tab/>
         <w:tab/>
       </w:r>
@@ -21329,7 +21042,7 @@
     <w:p>
       <w:pPr>
         <w:pStyle w:val="Normal"/>
-        <w:ind w:hanging="0" w:start="0"/>
+        <w:ind w:hanging="0" w:left="0"/>
         <w:rPr>
           <w:color w:val="auto"/>
         </w:rPr>
@@ -21364,8 +21077,8 @@
           <w:sz w:val="16"/>
           <w:szCs w:val="16"/>
         </w:rPr>
+        <w:tab/>
         <w:t>\</w:t>
-        <w:tab/>
         <w:tab/>
         <w:tab/>
       </w:r>
@@ -21389,7 +21102,7 @@
     <w:p>
       <w:pPr>
         <w:pStyle w:val="Normal"/>
-        <w:ind w:hanging="0" w:start="0"/>
+        <w:ind w:hanging="0" w:left="0"/>
         <w:rPr>
           <w:rFonts w:ascii="Andale Mono" w:hAnsi="Andale Mono"/>
           <w:color w:val="auto"/>
@@ -21409,7 +21122,7 @@
     <w:p>
       <w:pPr>
         <w:pStyle w:val="Normal"/>
-        <w:ind w:hanging="0" w:start="0"/>
+        <w:ind w:hanging="0" w:left="0"/>
         <w:rPr>
           <w:color w:val="auto"/>
         </w:rPr>
@@ -21428,15 +21141,15 @@
           <w:sz w:val="16"/>
           <w:szCs w:val="16"/>
         </w:rPr>
-        <w:t xml:space="preserve">   </w:t>
-      </w:r>
-      <w:r>
-        <w:rPr>
-          <w:rFonts w:ascii="Georgia" w:hAnsi="Georgia"/>
-          <w:b w:val="false"/>
-          <w:bCs w:val="false"/>
-          <w:i/>
-          <w:iCs/>
+        <w:t xml:space="preserve">  </w:t>
+      </w:r>
+      <w:r>
+        <w:rPr>
+          <w:rFonts w:ascii="Georgia" w:hAnsi="Georgia"/>
+          <w:b w:val="false"/>
+          <w:bCs w:val="false"/>
+          <w:i w:val="false"/>
+          <w:iCs w:val="false"/>
           <w:caps w:val="false"/>
           <w:smallCaps w:val="false"/>
           <w:color w:val="auto"/>
@@ -21444,17 +21157,15 @@
           <w:sz w:val="16"/>
           <w:szCs w:val="16"/>
         </w:rPr>
-        <w:t>ns:name</w:t>
-        <w:tab/>
-        <w:tab/>
-      </w:r>
-      <w:r>
-        <w:rPr>
-          <w:rFonts w:ascii="Georgia" w:hAnsi="Georgia"/>
-          <w:b w:val="false"/>
-          <w:bCs w:val="false"/>
-          <w:i w:val="false"/>
-          <w:iCs w:val="false"/>
+        <w:tab/>
+      </w:r>
+      <w:r>
+        <w:rPr>
+          <w:rFonts w:ascii="Georgia" w:hAnsi="Georgia"/>
+          <w:b w:val="false"/>
+          <w:bCs w:val="false"/>
+          <w:i/>
+          <w:iCs/>
           <w:caps w:val="false"/>
           <w:smallCaps w:val="false"/>
           <w:color w:val="auto"/>
@@ -21462,15 +21173,17 @@
           <w:sz w:val="16"/>
           <w:szCs w:val="16"/>
         </w:rPr>
-        <w:t>qualified</w:t>
-      </w:r>
-      <w:r>
-        <w:rPr>
-          <w:rFonts w:ascii="Georgia" w:hAnsi="Georgia"/>
-          <w:b w:val="false"/>
-          <w:bCs w:val="false"/>
-          <w:i/>
-          <w:iCs/>
+        <w:t>ns:name</w:t>
+        <w:tab/>
+        <w:tab/>
+      </w:r>
+      <w:r>
+        <w:rPr>
+          <w:rFonts w:ascii="Georgia" w:hAnsi="Georgia"/>
+          <w:b w:val="false"/>
+          <w:bCs w:val="false"/>
+          <w:i w:val="false"/>
+          <w:iCs w:val="false"/>
           <w:caps w:val="false"/>
           <w:smallCaps w:val="false"/>
           <w:color w:val="auto"/>
@@ -21478,15 +21191,15 @@
           <w:sz w:val="16"/>
           <w:szCs w:val="16"/>
         </w:rPr>
-        <w:t xml:space="preserve"> symbol, </w:t>
-      </w:r>
-      <w:r>
-        <w:rPr>
-          <w:rFonts w:ascii="Georgia" w:hAnsi="Georgia"/>
-          <w:b w:val="false"/>
-          <w:bCs w:val="false"/>
-          <w:i w:val="false"/>
-          <w:iCs w:val="false"/>
+        <w:t>qualified</w:t>
+      </w:r>
+      <w:r>
+        <w:rPr>
+          <w:rFonts w:ascii="Georgia" w:hAnsi="Georgia"/>
+          <w:b w:val="false"/>
+          <w:bCs w:val="false"/>
+          <w:i/>
+          <w:iCs/>
           <w:caps w:val="false"/>
           <w:smallCaps w:val="false"/>
           <w:color w:val="auto"/>
@@ -21494,15 +21207,15 @@
           <w:sz w:val="16"/>
           <w:szCs w:val="16"/>
         </w:rPr>
-        <w:t>where</w:t>
-      </w:r>
-      <w:r>
-        <w:rPr>
-          <w:rFonts w:ascii="Georgia" w:hAnsi="Georgia"/>
-          <w:b w:val="false"/>
-          <w:bCs w:val="false"/>
-          <w:i/>
-          <w:iCs/>
+        <w:t xml:space="preserve"> symbol, </w:t>
+      </w:r>
+      <w:r>
+        <w:rPr>
+          <w:rFonts w:ascii="Georgia" w:hAnsi="Georgia"/>
+          <w:b w:val="false"/>
+          <w:bCs w:val="false"/>
+          <w:i w:val="false"/>
+          <w:iCs w:val="false"/>
           <w:caps w:val="false"/>
           <w:smallCaps w:val="false"/>
           <w:color w:val="auto"/>
@@ -21510,15 +21223,15 @@
           <w:sz w:val="16"/>
           <w:szCs w:val="16"/>
         </w:rPr>
-        <w:t xml:space="preserve"> ns </w:t>
-      </w:r>
-      <w:r>
-        <w:rPr>
-          <w:rFonts w:ascii="Georgia" w:hAnsi="Georgia"/>
-          <w:b w:val="false"/>
-          <w:bCs w:val="false"/>
-          <w:i w:val="false"/>
-          <w:iCs w:val="false"/>
+        <w:t>where</w:t>
+      </w:r>
+      <w:r>
+        <w:rPr>
+          <w:rFonts w:ascii="Georgia" w:hAnsi="Georgia"/>
+          <w:b w:val="false"/>
+          <w:bCs w:val="false"/>
+          <w:i/>
+          <w:iCs/>
           <w:caps w:val="false"/>
           <w:smallCaps w:val="false"/>
           <w:color w:val="auto"/>
@@ -21526,17 +21239,8 @@
           <w:sz w:val="16"/>
           <w:szCs w:val="16"/>
         </w:rPr>
-        <w:t>and</w:t>
-      </w:r>
-    </w:p>
-    <w:p>
-      <w:pPr>
-        <w:pStyle w:val="Normal"/>
-        <w:ind w:hanging="0" w:start="0"/>
-        <w:rPr>
-          <w:color w:val="auto"/>
-        </w:rPr>
-      </w:pPr>
+        <w:t xml:space="preserve"> ns </w:t>
+      </w:r>
       <w:r>
         <w:rPr>
           <w:rFonts w:ascii="Georgia" w:hAnsi="Georgia"/>
@@ -21551,17 +21255,24 @@
           <w:sz w:val="16"/>
           <w:szCs w:val="16"/>
         </w:rPr>
-        <w:tab/>
-        <w:tab/>
-        <w:tab/>
-      </w:r>
-      <w:r>
-        <w:rPr>
-          <w:rFonts w:ascii="Georgia" w:hAnsi="Georgia"/>
-          <w:b w:val="false"/>
-          <w:bCs w:val="false"/>
-          <w:i/>
-          <w:iCs/>
+        <w:t>and</w:t>
+      </w:r>
+    </w:p>
+    <w:p>
+      <w:pPr>
+        <w:pStyle w:val="Normal"/>
+        <w:ind w:hanging="0" w:left="0"/>
+        <w:rPr>
+          <w:color w:val="auto"/>
+        </w:rPr>
+      </w:pPr>
+      <w:r>
+        <w:rPr>
+          <w:rFonts w:ascii="Georgia" w:hAnsi="Georgia"/>
+          <w:b w:val="false"/>
+          <w:bCs w:val="false"/>
+          <w:i w:val="false"/>
+          <w:iCs w:val="false"/>
           <w:caps w:val="false"/>
           <w:smallCaps w:val="false"/>
           <w:color w:val="auto"/>
@@ -21569,15 +21280,17 @@
           <w:sz w:val="16"/>
           <w:szCs w:val="16"/>
         </w:rPr>
-        <w:t xml:space="preserve">name </w:t>
-      </w:r>
-      <w:r>
-        <w:rPr>
-          <w:rFonts w:ascii="Georgia" w:hAnsi="Georgia"/>
-          <w:b w:val="false"/>
-          <w:bCs w:val="false"/>
-          <w:i w:val="false"/>
-          <w:iCs w:val="false"/>
+        <w:tab/>
+        <w:tab/>
+        <w:tab/>
+      </w:r>
+      <w:r>
+        <w:rPr>
+          <w:rFonts w:ascii="Georgia" w:hAnsi="Georgia"/>
+          <w:b w:val="false"/>
+          <w:bCs w:val="false"/>
+          <w:i/>
+          <w:iCs/>
           <w:caps w:val="false"/>
           <w:smallCaps w:val="false"/>
           <w:color w:val="auto"/>
@@ -21585,15 +21298,15 @@
           <w:sz w:val="16"/>
           <w:szCs w:val="16"/>
         </w:rPr>
-        <w:t xml:space="preserve">are </w:t>
-      </w:r>
-      <w:r>
-        <w:rPr>
-          <w:rFonts w:ascii="Georgia" w:hAnsi="Georgia"/>
-          <w:b w:val="false"/>
-          <w:bCs w:val="false"/>
-          <w:i/>
-          <w:iCs/>
+        <w:t xml:space="preserve">name </w:t>
+      </w:r>
+      <w:r>
+        <w:rPr>
+          <w:rFonts w:ascii="Georgia" w:hAnsi="Georgia"/>
+          <w:b w:val="false"/>
+          <w:bCs w:val="false"/>
+          <w:i w:val="false"/>
+          <w:iCs w:val="false"/>
           <w:caps w:val="false"/>
           <w:smallCaps w:val="false"/>
           <w:color w:val="auto"/>
@@ -21601,17 +21314,8 @@
           <w:sz w:val="16"/>
           <w:szCs w:val="16"/>
         </w:rPr>
-        <w:t>symbol constituents</w:t>
-      </w:r>
-    </w:p>
-    <w:p>
-      <w:pPr>
-        <w:pStyle w:val="Normal"/>
-        <w:ind w:hanging="0" w:start="0"/>
-        <w:rPr>
-          <w:color w:val="auto"/>
-        </w:rPr>
-      </w:pPr>
+        <w:t xml:space="preserve">are </w:t>
+      </w:r>
       <w:r>
         <w:rPr>
           <w:rFonts w:ascii="Georgia" w:hAnsi="Georgia"/>
@@ -21626,8 +21330,17 @@
           <w:sz w:val="16"/>
           <w:szCs w:val="16"/>
         </w:rPr>
-        <w:t xml:space="preserve">   </w:t>
-      </w:r>
+        <w:t>symbol constituents</w:t>
+      </w:r>
+    </w:p>
+    <w:p>
+      <w:pPr>
+        <w:pStyle w:val="Normal"/>
+        <w:ind w:hanging="0" w:left="0"/>
+        <w:rPr>
+          <w:color w:val="auto"/>
+        </w:rPr>
+      </w:pPr>
       <w:r>
         <w:rPr>
           <w:rFonts w:ascii="Georgia" w:hAnsi="Georgia"/>
@@ -21642,18 +21355,15 @@
           <w:sz w:val="16"/>
           <w:szCs w:val="16"/>
         </w:rPr>
-        <w:t>name</w:t>
-        <w:tab/>
-        <w:tab/>
-        <w:tab/>
-      </w:r>
-      <w:r>
-        <w:rPr>
-          <w:rFonts w:ascii="Georgia" w:hAnsi="Georgia"/>
-          <w:b w:val="false"/>
-          <w:bCs w:val="false"/>
-          <w:i w:val="false"/>
-          <w:iCs w:val="false"/>
+        <w:t xml:space="preserve">  </w:t>
+      </w:r>
+      <w:r>
+        <w:rPr>
+          <w:rFonts w:ascii="Georgia" w:hAnsi="Georgia"/>
+          <w:b w:val="false"/>
+          <w:bCs w:val="false"/>
+          <w:i/>
+          <w:iCs/>
           <w:caps w:val="false"/>
           <w:smallCaps w:val="false"/>
           <w:color w:val="auto"/>
@@ -21661,15 +21371,18 @@
           <w:sz w:val="16"/>
           <w:szCs w:val="16"/>
         </w:rPr>
-        <w:t>lexical</w:t>
-      </w:r>
-      <w:r>
-        <w:rPr>
-          <w:rFonts w:ascii="Georgia" w:hAnsi="Georgia"/>
-          <w:b w:val="false"/>
-          <w:bCs w:val="false"/>
-          <w:i/>
-          <w:iCs/>
+        <w:tab/>
+        <w:t>name</w:t>
+        <w:tab/>
+        <w:tab/>
+      </w:r>
+      <w:r>
+        <w:rPr>
+          <w:rFonts w:ascii="Georgia" w:hAnsi="Georgia"/>
+          <w:b w:val="false"/>
+          <w:bCs w:val="false"/>
+          <w:i w:val="false"/>
+          <w:iCs w:val="false"/>
           <w:caps w:val="false"/>
           <w:smallCaps w:val="false"/>
           <w:color w:val="auto"/>
@@ -21677,13 +21390,29 @@
           <w:sz w:val="16"/>
           <w:szCs w:val="16"/>
         </w:rPr>
+        <w:t>lexical</w:t>
+      </w:r>
+      <w:r>
+        <w:rPr>
+          <w:rFonts w:ascii="Georgia" w:hAnsi="Georgia"/>
+          <w:b w:val="false"/>
+          <w:bCs w:val="false"/>
+          <w:i/>
+          <w:iCs/>
+          <w:caps w:val="false"/>
+          <w:smallCaps w:val="false"/>
+          <w:color w:val="auto"/>
+          <w:spacing w:val="0"/>
+          <w:sz w:val="16"/>
+          <w:szCs w:val="16"/>
+        </w:rPr>
         <w:t xml:space="preserve"> symbol</w:t>
       </w:r>
     </w:p>
     <w:p>
       <w:pPr>
         <w:pStyle w:val="Normal"/>
-        <w:ind w:hanging="0" w:start="0"/>
+        <w:ind w:hanging="0" w:left="0"/>
         <w:rPr>
           <w:rFonts w:ascii="Georgia" w:hAnsi="Georgia"/>
           <w:b w:val="false"/>
@@ -21707,7 +21436,7 @@
     <w:p>
       <w:pPr>
         <w:pStyle w:val="Normal"/>
-        <w:ind w:hanging="0" w:start="0"/>
+        <w:ind w:hanging="0" w:left="0"/>
         <w:rPr>
           <w:color w:val="auto"/>
         </w:rPr>
@@ -21724,7 +21453,7 @@
           <w:sz w:val="20"/>
           <w:szCs w:val="20"/>
         </w:rPr>
-        <w:t xml:space="preserve">  </w:t>
+        <w:t xml:space="preserve"> </w:t>
       </w:r>
       <w:r>
         <w:rPr>
@@ -21738,8 +21467,8 @@
           <w:sz w:val="20"/>
           <w:szCs w:val="20"/>
         </w:rPr>
+        <w:tab/>
         <w:t>#*</w:t>
-        <w:tab/>
         <w:tab/>
         <w:tab/>
       </w:r>
@@ -21761,7 +21490,7 @@
     <w:p>
       <w:pPr>
         <w:pStyle w:val="Normal"/>
-        <w:ind w:hanging="0" w:start="0"/>
+        <w:ind w:hanging="0" w:left="0"/>
         <w:rPr>
           <w:color w:val="auto"/>
         </w:rPr>
@@ -21781,6 +21510,22 @@
           <w:szCs w:val="16"/>
         </w:rPr>
         <w:t xml:space="preserve"> </w:t>
+      </w:r>
+      <w:r>
+        <w:rPr>
+          <w:rFonts w:ascii="Andale Mono" w:hAnsi="Andale Mono"/>
+          <w:b w:val="false"/>
+          <w:bCs w:val="false"/>
+          <w:i w:val="false"/>
+          <w:iCs w:val="false"/>
+          <w:caps w:val="false"/>
+          <w:smallCaps w:val="false"/>
+          <w:color w:val="auto"/>
+          <w:spacing w:val="0"/>
+          <w:sz w:val="16"/>
+          <w:szCs w:val="16"/>
+        </w:rPr>
+        <w:tab/>
       </w:r>
       <w:r>
         <w:rPr>
@@ -21796,7 +21541,7 @@
           <w:sz w:val="18"/>
           <w:szCs w:val="18"/>
         </w:rPr>
-        <w:t>#x</w:t>
+        <w:t>#x...</w:t>
       </w:r>
       <w:r>
         <w:rPr>
@@ -21814,7 +21559,6 @@
         </w:rPr>
         <w:tab/>
         <w:tab/>
-        <w:tab/>
       </w:r>
       <w:r>
         <w:rPr>
@@ -21852,7 +21596,7 @@
     <w:p>
       <w:pPr>
         <w:pStyle w:val="Normal"/>
-        <w:ind w:hanging="0" w:start="0"/>
+        <w:ind w:hanging="0" w:left="0"/>
         <w:rPr>
           <w:color w:val="auto"/>
         </w:rPr>
@@ -21887,18 +21631,16 @@
           <w:sz w:val="16"/>
           <w:szCs w:val="16"/>
         </w:rPr>
+        <w:tab/>
         <w:t>#.</w:t>
-        <w:tab/>
-        <w:tab/>
-        <w:tab/>
-      </w:r>
-      <w:r>
-        <w:rPr>
-          <w:rFonts w:ascii="Georgia" w:hAnsi="Georgia"/>
-          <w:b w:val="false"/>
-          <w:bCs w:val="false"/>
-          <w:i w:val="false"/>
-          <w:iCs w:val="false"/>
+      </w:r>
+      <w:r>
+        <w:rPr>
+          <w:rFonts w:ascii="Georgia" w:hAnsi="Georgia"/>
+          <w:b w:val="false"/>
+          <w:bCs w:val="false"/>
+          <w:i/>
+          <w:iCs/>
           <w:caps w:val="false"/>
           <w:smallCaps w:val="false"/>
           <w:color w:val="auto"/>
@@ -21906,24 +21648,15 @@
           <w:sz w:val="16"/>
           <w:szCs w:val="16"/>
         </w:rPr>
-        <w:t>read-time eval</w:t>
-      </w:r>
-    </w:p>
-    <w:p>
-      <w:pPr>
-        <w:pStyle w:val="Normal"/>
-        <w:ind w:hanging="0" w:start="0"/>
-        <w:rPr>
-          <w:color w:val="auto"/>
-        </w:rPr>
-      </w:pPr>
-      <w:r>
-        <w:rPr>
-          <w:rFonts w:ascii="Andale Mono" w:hAnsi="Andale Mono"/>
-          <w:b w:val="false"/>
-          <w:bCs w:val="false"/>
-          <w:i w:val="false"/>
-          <w:iCs w:val="false"/>
+        <w:t>f</w:t>
+      </w:r>
+      <w:r>
+        <w:rPr>
+          <w:rFonts w:ascii="Georgia" w:hAnsi="Georgia"/>
+          <w:b w:val="false"/>
+          <w:bCs w:val="false"/>
+          <w:i/>
+          <w:iCs/>
           <w:caps w:val="false"/>
           <w:smallCaps w:val="false"/>
           <w:color w:val="auto"/>
@@ -21931,15 +21664,15 @@
           <w:sz w:val="16"/>
           <w:szCs w:val="16"/>
         </w:rPr>
-        <w:t xml:space="preserve"> </w:t>
-      </w:r>
-      <w:r>
-        <w:rPr>
-          <w:rFonts w:ascii="Andale Mono" w:hAnsi="Andale Mono"/>
-          <w:b w:val="false"/>
-          <w:bCs w:val="false"/>
-          <w:i w:val="false"/>
-          <w:iCs w:val="false"/>
+        <w:t>o</w:t>
+      </w:r>
+      <w:r>
+        <w:rPr>
+          <w:rFonts w:ascii="Georgia" w:hAnsi="Georgia"/>
+          <w:b w:val="false"/>
+          <w:bCs w:val="false"/>
+          <w:i/>
+          <w:iCs/>
           <w:caps w:val="false"/>
           <w:smallCaps w:val="false"/>
           <w:color w:val="auto"/>
@@ -21947,10 +21680,7 @@
           <w:sz w:val="16"/>
           <w:szCs w:val="16"/>
         </w:rPr>
-        <w:t>#\</w:t>
-        <w:tab/>
-        <w:tab/>
-        <w:tab/>
+        <w:t>r</w:t>
       </w:r>
       <w:r>
         <w:rPr>
@@ -21966,17 +21696,8 @@
           <w:sz w:val="16"/>
           <w:szCs w:val="16"/>
         </w:rPr>
-        <w:t>char</w:t>
-      </w:r>
-    </w:p>
-    <w:p>
-      <w:pPr>
-        <w:pStyle w:val="Normal"/>
-        <w:ind w:hanging="0" w:start="0"/>
-        <w:rPr>
-          <w:color w:val="auto"/>
-        </w:rPr>
-      </w:pPr>
+        <w:t>m</w:t>
+      </w:r>
       <w:r>
         <w:rPr>
           <w:rFonts w:ascii="Andale Mono" w:hAnsi="Andale Mono"/>
@@ -21991,11 +21712,12 @@
           <w:sz w:val="16"/>
           <w:szCs w:val="16"/>
         </w:rPr>
-        <w:t xml:space="preserve"> </w:t>
-      </w:r>
-      <w:r>
-        <w:rPr>
-          <w:rFonts w:ascii="Andale Mono" w:hAnsi="Andale Mono"/>
+        <w:tab/>
+        <w:tab/>
+      </w:r>
+      <w:r>
+        <w:rPr>
+          <w:rFonts w:ascii="Georgia" w:hAnsi="Georgia"/>
           <w:b w:val="false"/>
           <w:bCs w:val="false"/>
           <w:i w:val="false"/>
@@ -22007,17 +21729,24 @@
           <w:sz w:val="16"/>
           <w:szCs w:val="16"/>
         </w:rPr>
-        <w:t>#(:type …)</w:t>
-        <w:tab/>
-        <w:tab/>
-      </w:r>
-      <w:r>
-        <w:rPr>
-          <w:rFonts w:ascii="Georgia" w:hAnsi="Georgia"/>
-          <w:b w:val="false"/>
-          <w:bCs w:val="false"/>
-          <w:i/>
-          <w:iCs/>
+        <w:t>read-time eval</w:t>
+      </w:r>
+    </w:p>
+    <w:p>
+      <w:pPr>
+        <w:pStyle w:val="Normal"/>
+        <w:ind w:hanging="0" w:left="0"/>
+        <w:rPr>
+          <w:color w:val="auto"/>
+        </w:rPr>
+      </w:pPr>
+      <w:r>
+        <w:rPr>
+          <w:rFonts w:ascii="Andale Mono" w:hAnsi="Andale Mono"/>
+          <w:b w:val="false"/>
+          <w:bCs w:val="false"/>
+          <w:i w:val="false"/>
+          <w:iCs w:val="false"/>
           <w:caps w:val="false"/>
           <w:smallCaps w:val="false"/>
           <w:color w:val="auto"/>
@@ -22025,17 +21754,8 @@
           <w:sz w:val="16"/>
           <w:szCs w:val="16"/>
         </w:rPr>
-        <w:t>vector</w:t>
-      </w:r>
-    </w:p>
-    <w:p>
-      <w:pPr>
-        <w:pStyle w:val="Normal"/>
-        <w:ind w:hanging="0" w:start="0"/>
-        <w:rPr>
-          <w:color w:val="auto"/>
-        </w:rPr>
-      </w:pPr>
+        <w:t xml:space="preserve"> </w:t>
+      </w:r>
       <w:r>
         <w:rPr>
           <w:rFonts w:ascii="Andale Mono" w:hAnsi="Andale Mono"/>
@@ -22050,15 +21770,18 @@
           <w:sz w:val="16"/>
           <w:szCs w:val="16"/>
         </w:rPr>
-        <w:t xml:space="preserve"> </w:t>
-      </w:r>
-      <w:r>
-        <w:rPr>
-          <w:rFonts w:ascii="Andale Mono" w:hAnsi="Andale Mono"/>
-          <w:b w:val="false"/>
-          <w:bCs w:val="false"/>
-          <w:i w:val="false"/>
-          <w:iCs w:val="false"/>
+        <w:tab/>
+        <w:t>#\...</w:t>
+        <w:tab/>
+        <w:tab/>
+      </w:r>
+      <w:r>
+        <w:rPr>
+          <w:rFonts w:ascii="Georgia" w:hAnsi="Georgia"/>
+          <w:b w:val="false"/>
+          <w:bCs w:val="false"/>
+          <w:i/>
+          <w:iCs/>
           <w:caps w:val="false"/>
           <w:smallCaps w:val="false"/>
           <w:color w:val="auto"/>
@@ -22066,17 +21789,24 @@
           <w:sz w:val="16"/>
           <w:szCs w:val="16"/>
         </w:rPr>
-        <w:t>#s(:type …)</w:t>
-        <w:tab/>
-        <w:tab/>
-      </w:r>
-      <w:r>
-        <w:rPr>
-          <w:rFonts w:ascii="Georgia" w:hAnsi="Georgia"/>
-          <w:b w:val="false"/>
-          <w:bCs w:val="false"/>
-          <w:i/>
-          <w:iCs/>
+        <w:t>char</w:t>
+      </w:r>
+    </w:p>
+    <w:p>
+      <w:pPr>
+        <w:pStyle w:val="Normal"/>
+        <w:ind w:hanging="0" w:left="0"/>
+        <w:rPr>
+          <w:color w:val="auto"/>
+        </w:rPr>
+      </w:pPr>
+      <w:r>
+        <w:rPr>
+          <w:rFonts w:ascii="Andale Mono" w:hAnsi="Andale Mono"/>
+          <w:b w:val="false"/>
+          <w:bCs w:val="false"/>
+          <w:i w:val="false"/>
+          <w:iCs w:val="false"/>
           <w:caps w:val="false"/>
           <w:smallCaps w:val="false"/>
           <w:color w:val="auto"/>
@@ -22084,17 +21814,8 @@
           <w:sz w:val="16"/>
           <w:szCs w:val="16"/>
         </w:rPr>
-        <w:t>struct</w:t>
-      </w:r>
-    </w:p>
-    <w:p>
-      <w:pPr>
-        <w:pStyle w:val="Normal"/>
-        <w:ind w:hanging="0" w:start="0"/>
-        <w:rPr>
-          <w:color w:val="auto"/>
-        </w:rPr>
-      </w:pPr>
+        <w:t xml:space="preserve"> </w:t>
+      </w:r>
       <w:r>
         <w:rPr>
           <w:rFonts w:ascii="Andale Mono" w:hAnsi="Andale Mono"/>
@@ -22109,7 +21830,8 @@
           <w:sz w:val="16"/>
           <w:szCs w:val="16"/>
         </w:rPr>
-        <w:t xml:space="preserve"> </w:t>
+        <w:t>`</w:t>
+        <w:tab/>
       </w:r>
       <w:r>
         <w:rPr>
@@ -22125,15 +21847,15 @@
           <w:sz w:val="16"/>
           <w:szCs w:val="16"/>
         </w:rPr>
-        <w:t>#:…</w:t>
-        <w:tab/>
-      </w:r>
-      <w:r>
-        <w:rPr>
-          <w:rFonts w:ascii="Andale Mono" w:hAnsi="Andale Mono"/>
-          <w:b w:val="false"/>
-          <w:bCs w:val="false"/>
-          <w:i w:val="false"/>
+        <w:t>#(:type …)</w:t>
+        <w:tab/>
+      </w:r>
+      <w:r>
+        <w:rPr>
+          <w:rFonts w:ascii="Georgia" w:hAnsi="Georgia"/>
+          <w:b w:val="false"/>
+          <w:bCs w:val="false"/>
+          <w:i/>
           <w:iCs/>
           <w:caps w:val="false"/>
           <w:smallCaps w:val="false"/>
@@ -22142,12 +21864,20 @@
           <w:sz w:val="16"/>
           <w:szCs w:val="16"/>
         </w:rPr>
-        <w:tab/>
-        <w:tab/>
-      </w:r>
-      <w:r>
-        <w:rPr>
-          <w:rFonts w:ascii="Georgia" w:hAnsi="Georgia"/>
+        <w:t>vector</w:t>
+      </w:r>
+    </w:p>
+    <w:p>
+      <w:pPr>
+        <w:pStyle w:val="Normal"/>
+        <w:ind w:hanging="0" w:left="0"/>
+        <w:rPr>
+          <w:color w:val="auto"/>
+        </w:rPr>
+      </w:pPr>
+      <w:r>
+        <w:rPr>
+          <w:rFonts w:ascii="Andale Mono" w:hAnsi="Andale Mono"/>
           <w:b w:val="false"/>
           <w:bCs w:val="false"/>
           <w:i w:val="false"/>
@@ -22159,15 +21889,15 @@
           <w:sz w:val="16"/>
           <w:szCs w:val="16"/>
         </w:rPr>
-        <w:t>uninterned</w:t>
-      </w:r>
-      <w:r>
-        <w:rPr>
-          <w:rFonts w:ascii="Georgia" w:hAnsi="Georgia"/>
-          <w:b w:val="false"/>
-          <w:bCs w:val="false"/>
-          <w:i w:val="false"/>
-          <w:iCs/>
+        <w:t xml:space="preserve"> </w:t>
+      </w:r>
+      <w:r>
+        <w:rPr>
+          <w:rFonts w:ascii="Andale Mono" w:hAnsi="Andale Mono"/>
+          <w:b w:val="false"/>
+          <w:bCs w:val="false"/>
+          <w:i w:val="false"/>
+          <w:iCs w:val="false"/>
           <w:caps w:val="false"/>
           <w:smallCaps w:val="false"/>
           <w:color w:val="auto"/>
@@ -22175,7 +21905,9 @@
           <w:sz w:val="16"/>
           <w:szCs w:val="16"/>
         </w:rPr>
-        <w:t xml:space="preserve"> </w:t>
+        <w:tab/>
+        <w:t>#s(:type …)</w:t>
+        <w:tab/>
       </w:r>
       <w:r>
         <w:rPr>
@@ -22191,13 +21923,120 @@
           <w:sz w:val="16"/>
           <w:szCs w:val="16"/>
         </w:rPr>
+        <w:t>struct</w:t>
+      </w:r>
+    </w:p>
+    <w:p>
+      <w:pPr>
+        <w:pStyle w:val="Normal"/>
+        <w:ind w:hanging="0" w:left="0"/>
+        <w:rPr>
+          <w:color w:val="auto"/>
+        </w:rPr>
+      </w:pPr>
+      <w:r>
+        <w:rPr>
+          <w:rFonts w:ascii="Andale Mono" w:hAnsi="Andale Mono"/>
+          <w:b w:val="false"/>
+          <w:bCs w:val="false"/>
+          <w:i w:val="false"/>
+          <w:iCs w:val="false"/>
+          <w:caps w:val="false"/>
+          <w:smallCaps w:val="false"/>
+          <w:color w:val="auto"/>
+          <w:spacing w:val="0"/>
+          <w:sz w:val="16"/>
+          <w:szCs w:val="16"/>
+        </w:rPr>
+        <w:t xml:space="preserve"> </w:t>
+      </w:r>
+      <w:r>
+        <w:rPr>
+          <w:rFonts w:ascii="Andale Mono" w:hAnsi="Andale Mono"/>
+          <w:b w:val="false"/>
+          <w:bCs w:val="false"/>
+          <w:i w:val="false"/>
+          <w:iCs w:val="false"/>
+          <w:caps w:val="false"/>
+          <w:smallCaps w:val="false"/>
+          <w:color w:val="auto"/>
+          <w:spacing w:val="0"/>
+          <w:sz w:val="16"/>
+          <w:szCs w:val="16"/>
+        </w:rPr>
+        <w:tab/>
+        <w:t>#:…</w:t>
+        <w:tab/>
+      </w:r>
+      <w:r>
+        <w:rPr>
+          <w:rFonts w:ascii="Andale Mono" w:hAnsi="Andale Mono"/>
+          <w:b w:val="false"/>
+          <w:bCs w:val="false"/>
+          <w:i w:val="false"/>
+          <w:iCs/>
+          <w:caps w:val="false"/>
+          <w:smallCaps w:val="false"/>
+          <w:color w:val="auto"/>
+          <w:spacing w:val="0"/>
+          <w:sz w:val="16"/>
+          <w:szCs w:val="16"/>
+        </w:rPr>
+        <w:tab/>
+      </w:r>
+      <w:r>
+        <w:rPr>
+          <w:rFonts w:ascii="Georgia" w:hAnsi="Georgia"/>
+          <w:b w:val="false"/>
+          <w:bCs w:val="false"/>
+          <w:i w:val="false"/>
+          <w:iCs w:val="false"/>
+          <w:caps w:val="false"/>
+          <w:smallCaps w:val="false"/>
+          <w:color w:val="auto"/>
+          <w:spacing w:val="0"/>
+          <w:sz w:val="16"/>
+          <w:szCs w:val="16"/>
+        </w:rPr>
+        <w:t>uninterned</w:t>
+      </w:r>
+      <w:r>
+        <w:rPr>
+          <w:rFonts w:ascii="Georgia" w:hAnsi="Georgia"/>
+          <w:b w:val="false"/>
+          <w:bCs w:val="false"/>
+          <w:i w:val="false"/>
+          <w:iCs/>
+          <w:caps w:val="false"/>
+          <w:smallCaps w:val="false"/>
+          <w:color w:val="auto"/>
+          <w:spacing w:val="0"/>
+          <w:sz w:val="16"/>
+          <w:szCs w:val="16"/>
+        </w:rPr>
+        <w:t xml:space="preserve"> </w:t>
+      </w:r>
+      <w:r>
+        <w:rPr>
+          <w:rFonts w:ascii="Georgia" w:hAnsi="Georgia"/>
+          <w:b w:val="false"/>
+          <w:bCs w:val="false"/>
+          <w:i/>
+          <w:iCs/>
+          <w:caps w:val="false"/>
+          <w:smallCaps w:val="false"/>
+          <w:color w:val="auto"/>
+          <w:spacing w:val="0"/>
+          <w:sz w:val="16"/>
+          <w:szCs w:val="16"/>
+        </w:rPr>
         <w:t>symbol</w:t>
       </w:r>
     </w:p>
     <w:p>
       <w:pPr>
         <w:pStyle w:val="Normal"/>
-        <w:ind w:hanging="0" w:start="0"/>
+        <w:ind w:hanging="0" w:left="0"/>
         <w:rPr>
           <w:rFonts w:ascii="Georgia" w:hAnsi="Georgia"/>
           <w:b w:val="false"/>
@@ -22221,7 +22060,7 @@
     <w:p>
       <w:pPr>
         <w:pStyle w:val="Normal"/>
-        <w:ind w:hanging="0" w:start="0"/>
+        <w:ind w:hanging="0" w:left="0"/>
         <w:rPr>
           <w:color w:val="auto"/>
         </w:rPr>
@@ -22240,11 +22079,14 @@
           <w:sz w:val="16"/>
           <w:szCs w:val="16"/>
         </w:rPr>
-        <w:t xml:space="preserve"> “</w:t>
-      </w:r>
-      <w:r>
-        <w:rPr>
-          <w:rFonts w:ascii="Andale Mono" w:hAnsi="Andale Mono"/>
+        <w:tab/>
+        <w:t>“`,;”</w:t>
+        <w:tab/>
+        <w:tab/>
+      </w:r>
+      <w:r>
+        <w:rPr>
+          <w:rFonts w:ascii="Georgia" w:hAnsi="Georgia"/>
           <w:b w:val="false"/>
           <w:bCs w:val="false"/>
           <w:i w:val="false"/>
@@ -22256,97 +22098,17 @@
           <w:sz w:val="16"/>
           <w:szCs w:val="16"/>
         </w:rPr>
-        <w:t>`,;</w:t>
-        <w:tab/>
-        <w:tab/>
-        <w:tab/>
-      </w:r>
-      <w:r>
-        <w:rPr>
-          <w:rFonts w:ascii="Georgia" w:hAnsi="Georgia"/>
-          <w:b w:val="false"/>
-          <w:bCs w:val="false"/>
-          <w:i w:val="false"/>
-          <w:iCs w:val="false"/>
-          <w:caps w:val="false"/>
-          <w:smallCaps w:val="false"/>
-          <w:color w:val="auto"/>
-          <w:spacing w:val="0"/>
-          <w:sz w:val="16"/>
-          <w:szCs w:val="16"/>
-        </w:rPr>
         <w:t>terminating macro char</w:t>
       </w:r>
     </w:p>
     <w:p>
       <w:pPr>
         <w:pStyle w:val="Normal"/>
-        <w:ind w:hanging="0" w:start="0"/>
-        <w:rPr>
-          <w:color w:val="auto"/>
-        </w:rPr>
-      </w:pPr>
-      <w:r>
-        <w:rPr>
-          <w:rFonts w:ascii="Andale Mono" w:hAnsi="Andale Mono"/>
-          <w:b w:val="false"/>
-          <w:bCs w:val="false"/>
-          <w:i w:val="false"/>
-          <w:iCs w:val="false"/>
-          <w:caps w:val="false"/>
-          <w:smallCaps w:val="false"/>
-          <w:color w:val="auto"/>
-          <w:spacing w:val="0"/>
-          <w:sz w:val="16"/>
-          <w:szCs w:val="16"/>
-        </w:rPr>
-        <w:t xml:space="preserve"> </w:t>
-      </w:r>
-      <w:r>
-        <w:rPr>
-          <w:rFonts w:ascii="Andale Mono" w:hAnsi="Andale Mono"/>
-          <w:b w:val="false"/>
-          <w:bCs w:val="false"/>
-          <w:i w:val="false"/>
-          <w:iCs w:val="false"/>
-          <w:caps w:val="false"/>
-          <w:smallCaps w:val="false"/>
-          <w:color w:val="auto"/>
-          <w:spacing w:val="0"/>
-          <w:sz w:val="16"/>
-          <w:szCs w:val="16"/>
-        </w:rPr>
-        <w:t>#</w:t>
-        <w:tab/>
-        <w:tab/>
-        <w:tab/>
-      </w:r>
-      <w:r>
-        <w:rPr>
-          <w:rFonts w:ascii="Georgia" w:hAnsi="Georgia"/>
-          <w:b w:val="false"/>
-          <w:bCs w:val="false"/>
-          <w:i w:val="false"/>
-          <w:iCs w:val="false"/>
-          <w:caps w:val="false"/>
-          <w:smallCaps w:val="false"/>
-          <w:color w:val="auto"/>
-          <w:spacing w:val="0"/>
-          <w:sz w:val="16"/>
-          <w:szCs w:val="16"/>
-        </w:rPr>
-        <w:t>non-terminating macro char</w:t>
-      </w:r>
-    </w:p>
-    <w:p>
-      <w:pPr>
-        <w:pStyle w:val="Normal"/>
-        <w:ind w:hanging="0" w:start="0"/>
-        <w:rPr>
-          <w:rFonts w:ascii="Georgia" w:hAnsi="Georgia"/>
-          <w:b w:val="false"/>
-          <w:bCs w:val="false"/>
-          <w:i w:val="false"/>
+        <w:ind w:hanging="0" w:left="0"/>
+        <w:rPr>
+          <w:rFonts w:ascii="Georgia" w:hAnsi="Georgia"/>
+          <w:b w:val="false"/>
+          <w:bCs w:val="false"/>
           <w:i w:val="false"/>
           <w:iCs w:val="false"/>
           <w:caps w:val="false"/>
@@ -22376,7 +22138,7 @@
     <w:p>
       <w:pPr>
         <w:pStyle w:val="Normal"/>
-        <w:ind w:hanging="0" w:start="0"/>
+        <w:ind w:hanging="0" w:left="0"/>
         <w:rPr>
           <w:color w:val="auto"/>
         </w:rPr>
@@ -22411,17 +22173,18 @@
           <w:sz w:val="16"/>
           <w:szCs w:val="16"/>
         </w:rPr>
-        <w:t>!$%&amp;*+-.</w:t>
-        <w:tab/>
-        <w:tab/>
-      </w:r>
-      <w:r>
-        <w:rPr>
-          <w:rFonts w:ascii="Georgia" w:hAnsi="Georgia"/>
-          <w:b w:val="false"/>
-          <w:bCs w:val="false"/>
-          <w:i/>
-          <w:iCs/>
+        <w:tab/>
+        <w:t>#</w:t>
+        <w:tab/>
+        <w:tab/>
+      </w:r>
+      <w:r>
+        <w:rPr>
+          <w:rFonts w:ascii="Georgia" w:hAnsi="Georgia"/>
+          <w:b w:val="false"/>
+          <w:bCs w:val="false"/>
+          <w:i w:val="false"/>
+          <w:iCs w:val="false"/>
           <w:caps w:val="false"/>
           <w:smallCaps w:val="false"/>
           <w:color w:val="auto"/>
@@ -22429,182 +22192,17 @@
           <w:sz w:val="16"/>
           <w:szCs w:val="16"/>
         </w:rPr>
-        <w:t>symbol constituent</w:t>
-      </w:r>
-    </w:p>
-    <w:p>
-      <w:pPr>
-        <w:pStyle w:val="Normal"/>
-        <w:ind w:hanging="0" w:start="0"/>
-        <w:rPr>
-          <w:color w:val="auto"/>
-        </w:rPr>
-      </w:pPr>
-      <w:r>
-        <w:rPr>
-          <w:rFonts w:ascii="Andale Mono" w:hAnsi="Andale Mono"/>
-          <w:b w:val="false"/>
-          <w:bCs w:val="false"/>
-          <w:i w:val="false"/>
-          <w:iCs w:val="false"/>
-          <w:caps w:val="false"/>
-          <w:smallCaps w:val="false"/>
-          <w:color w:val="auto"/>
-          <w:spacing w:val="0"/>
-          <w:sz w:val="16"/>
-          <w:szCs w:val="16"/>
-        </w:rPr>
-        <w:t xml:space="preserve"> </w:t>
-      </w:r>
-      <w:r>
-        <w:rPr>
-          <w:rFonts w:ascii="Andale Mono" w:hAnsi="Andale Mono"/>
-          <w:b w:val="false"/>
-          <w:bCs w:val="false"/>
-          <w:i w:val="false"/>
-          <w:iCs w:val="false"/>
-          <w:caps w:val="false"/>
-          <w:smallCaps w:val="false"/>
-          <w:color w:val="auto"/>
-          <w:spacing w:val="0"/>
-          <w:sz w:val="16"/>
-          <w:szCs w:val="16"/>
-        </w:rPr>
-        <w:t>&lt;&gt;=?@[]|</w:t>
-      </w:r>
-    </w:p>
-    <w:p>
-      <w:pPr>
-        <w:pStyle w:val="Normal"/>
-        <w:ind w:hanging="0" w:start="0"/>
-        <w:rPr>
-          <w:color w:val="auto"/>
-        </w:rPr>
-      </w:pPr>
-      <w:r>
-        <w:rPr>
-          <w:rFonts w:ascii="Andale Mono" w:hAnsi="Andale Mono"/>
-          <w:b w:val="false"/>
-          <w:bCs w:val="false"/>
-          <w:i w:val="false"/>
-          <w:iCs w:val="false"/>
-          <w:caps w:val="false"/>
-          <w:smallCaps w:val="false"/>
-          <w:color w:val="auto"/>
-          <w:spacing w:val="0"/>
-          <w:sz w:val="16"/>
-          <w:szCs w:val="16"/>
-        </w:rPr>
-        <w:t xml:space="preserve"> </w:t>
-      </w:r>
-      <w:r>
-        <w:rPr>
-          <w:rFonts w:ascii="Andale Mono" w:hAnsi="Andale Mono"/>
-          <w:b w:val="false"/>
-          <w:bCs w:val="false"/>
-          <w:i w:val="false"/>
-          <w:iCs w:val="false"/>
-          <w:caps w:val="false"/>
-          <w:smallCaps w:val="false"/>
-          <w:color w:val="auto"/>
-          <w:spacing w:val="0"/>
-          <w:sz w:val="16"/>
-          <w:szCs w:val="16"/>
-        </w:rPr>
-        <w:t>:^_{}~/</w:t>
-      </w:r>
-    </w:p>
-    <w:p>
-      <w:pPr>
-        <w:pStyle w:val="Normal"/>
-        <w:ind w:hanging="0" w:start="0"/>
-        <w:rPr>
-          <w:color w:val="auto"/>
-        </w:rPr>
-      </w:pPr>
-      <w:r>
-        <w:rPr>
-          <w:rFonts w:ascii="Andale Mono" w:hAnsi="Andale Mono"/>
-          <w:b w:val="false"/>
-          <w:bCs w:val="false"/>
-          <w:i w:val="false"/>
-          <w:iCs w:val="false"/>
-          <w:caps w:val="false"/>
-          <w:smallCaps w:val="false"/>
-          <w:color w:val="auto"/>
-          <w:spacing w:val="0"/>
-          <w:sz w:val="16"/>
-          <w:szCs w:val="16"/>
-        </w:rPr>
-        <w:t xml:space="preserve"> </w:t>
-      </w:r>
-      <w:r>
-        <w:rPr>
-          <w:rFonts w:ascii="Andale Mono" w:hAnsi="Andale Mono"/>
-          <w:b w:val="false"/>
-          <w:bCs w:val="false"/>
-          <w:i w:val="false"/>
-          <w:iCs w:val="false"/>
-          <w:caps w:val="false"/>
-          <w:smallCaps w:val="false"/>
-          <w:color w:val="auto"/>
-          <w:spacing w:val="0"/>
-          <w:sz w:val="16"/>
-          <w:szCs w:val="16"/>
-        </w:rPr>
-        <w:t>A..Za..z</w:t>
-      </w:r>
-    </w:p>
-    <w:p>
-      <w:pPr>
-        <w:pStyle w:val="Normal"/>
-        <w:ind w:hanging="0" w:start="0"/>
-        <w:rPr>
-          <w:color w:val="auto"/>
-        </w:rPr>
-      </w:pPr>
-      <w:r>
-        <w:rPr>
-          <w:rFonts w:ascii="Andale Mono" w:hAnsi="Andale Mono"/>
-          <w:b w:val="false"/>
-          <w:bCs w:val="false"/>
-          <w:i w:val="false"/>
-          <w:iCs w:val="false"/>
-          <w:caps w:val="false"/>
-          <w:smallCaps w:val="false"/>
-          <w:color w:val="auto"/>
-          <w:spacing w:val="0"/>
-          <w:sz w:val="16"/>
-          <w:szCs w:val="16"/>
-        </w:rPr>
-        <w:t xml:space="preserve"> </w:t>
-      </w:r>
-      <w:r>
-        <w:rPr>
-          <w:rFonts w:ascii="Andale Mono" w:hAnsi="Andale Mono"/>
-          <w:b w:val="false"/>
-          <w:bCs w:val="false"/>
-          <w:i w:val="false"/>
-          <w:iCs w:val="false"/>
-          <w:caps w:val="false"/>
-          <w:smallCaps w:val="false"/>
-          <w:color w:val="auto"/>
-          <w:spacing w:val="0"/>
-          <w:sz w:val="16"/>
-          <w:szCs w:val="16"/>
-        </w:rPr>
-        <w:t>0..9</w:t>
-      </w:r>
-    </w:p>
-    <w:p>
-      <w:pPr>
-        <w:pStyle w:val="Normal"/>
-        <w:ind w:hanging="0" w:start="0"/>
-        <w:rPr>
-          <w:rFonts w:ascii="Georgia" w:hAnsi="Georgia"/>
-          <w:b w:val="false"/>
-          <w:bCs w:val="false"/>
-          <w:i w:val="false"/>
+        <w:t>non-terminating macro char</w:t>
+      </w:r>
+    </w:p>
+    <w:p>
+      <w:pPr>
+        <w:pStyle w:val="Normal"/>
+        <w:ind w:hanging="0" w:left="0"/>
+        <w:rPr>
+          <w:rFonts w:ascii="Georgia" w:hAnsi="Georgia"/>
+          <w:b w:val="false"/>
+          <w:bCs w:val="false"/>
           <w:i w:val="false"/>
           <w:iCs w:val="false"/>
           <w:caps w:val="false"/>
@@ -22634,12 +22232,16 @@
     <w:p>
       <w:pPr>
         <w:pStyle w:val="Normal"/>
-        <w:ind w:hanging="0" w:start="0"/>
-        <w:rPr>
-          <w:rFonts w:ascii="Georgia" w:hAnsi="Georgia"/>
-          <w:b w:val="false"/>
-          <w:bCs w:val="false"/>
-          <w:i w:val="false"/>
+        <w:ind w:hanging="0" w:left="0"/>
+        <w:rPr>
+          <w:color w:val="auto"/>
+        </w:rPr>
+      </w:pPr>
+      <w:r>
+        <w:rPr>
+          <w:rFonts w:ascii="Andale Mono" w:hAnsi="Andale Mono"/>
+          <w:b w:val="false"/>
+          <w:bCs w:val="false"/>
           <w:i w:val="false"/>
           <w:iCs w:val="false"/>
           <w:caps w:val="false"/>
@@ -22649,8 +22251,200 @@
           <w:sz w:val="16"/>
           <w:szCs w:val="16"/>
         </w:rPr>
-      </w:pPr>
-      <w:r>
+        <w:t xml:space="preserve"> </w:t>
+      </w:r>
+      <w:r>
+        <w:rPr>
+          <w:rFonts w:ascii="Andale Mono" w:hAnsi="Andale Mono"/>
+          <w:b w:val="false"/>
+          <w:bCs w:val="false"/>
+          <w:i w:val="false"/>
+          <w:iCs w:val="false"/>
+          <w:caps w:val="false"/>
+          <w:smallCaps w:val="false"/>
+          <w:color w:val="auto"/>
+          <w:spacing w:val="0"/>
+          <w:sz w:val="16"/>
+          <w:szCs w:val="16"/>
+        </w:rPr>
+        <w:tab/>
+        <w:t>!$%&amp;*+-.</w:t>
+        <w:tab/>
+        <w:tab/>
+      </w:r>
+      <w:r>
+        <w:rPr>
+          <w:rFonts w:ascii="Georgia" w:hAnsi="Georgia"/>
+          <w:b w:val="false"/>
+          <w:bCs w:val="false"/>
+          <w:i/>
+          <w:iCs/>
+          <w:caps w:val="false"/>
+          <w:smallCaps w:val="false"/>
+          <w:color w:val="auto"/>
+          <w:spacing w:val="0"/>
+          <w:sz w:val="16"/>
+          <w:szCs w:val="16"/>
+        </w:rPr>
+        <w:t>symbol constituent</w:t>
+      </w:r>
+    </w:p>
+    <w:p>
+      <w:pPr>
+        <w:pStyle w:val="Normal"/>
+        <w:ind w:hanging="0" w:left="0"/>
+        <w:rPr>
+          <w:color w:val="auto"/>
+        </w:rPr>
+      </w:pPr>
+      <w:r>
+        <w:rPr>
+          <w:rFonts w:ascii="Andale Mono" w:hAnsi="Andale Mono"/>
+          <w:b w:val="false"/>
+          <w:bCs w:val="false"/>
+          <w:i w:val="false"/>
+          <w:iCs w:val="false"/>
+          <w:caps w:val="false"/>
+          <w:smallCaps w:val="false"/>
+          <w:color w:val="auto"/>
+          <w:spacing w:val="0"/>
+          <w:sz w:val="16"/>
+          <w:szCs w:val="16"/>
+        </w:rPr>
+        <w:t xml:space="preserve"> </w:t>
+      </w:r>
+      <w:r>
+        <w:rPr>
+          <w:rFonts w:ascii="Andale Mono" w:hAnsi="Andale Mono"/>
+          <w:b w:val="false"/>
+          <w:bCs w:val="false"/>
+          <w:i w:val="false"/>
+          <w:iCs w:val="false"/>
+          <w:caps w:val="false"/>
+          <w:smallCaps w:val="false"/>
+          <w:color w:val="auto"/>
+          <w:spacing w:val="0"/>
+          <w:sz w:val="16"/>
+          <w:szCs w:val="16"/>
+        </w:rPr>
+        <w:tab/>
+        <w:t>&lt;&gt;=?@[]|</w:t>
+      </w:r>
+    </w:p>
+    <w:p>
+      <w:pPr>
+        <w:pStyle w:val="Normal"/>
+        <w:ind w:hanging="0" w:left="0"/>
+        <w:rPr>
+          <w:color w:val="auto"/>
+        </w:rPr>
+      </w:pPr>
+      <w:r>
+        <w:rPr>
+          <w:rFonts w:ascii="Andale Mono" w:hAnsi="Andale Mono"/>
+          <w:b w:val="false"/>
+          <w:bCs w:val="false"/>
+          <w:i w:val="false"/>
+          <w:iCs w:val="false"/>
+          <w:caps w:val="false"/>
+          <w:smallCaps w:val="false"/>
+          <w:color w:val="auto"/>
+          <w:spacing w:val="0"/>
+          <w:sz w:val="16"/>
+          <w:szCs w:val="16"/>
+        </w:rPr>
+        <w:tab/>
+        <w:t xml:space="preserve"> :^_{}~/</w:t>
+      </w:r>
+    </w:p>
+    <w:p>
+      <w:pPr>
+        <w:pStyle w:val="Normal"/>
+        <w:ind w:hanging="0" w:left="0"/>
+        <w:rPr>
+          <w:color w:val="auto"/>
+        </w:rPr>
+      </w:pPr>
+      <w:r>
+        <w:rPr>
+          <w:rFonts w:ascii="Andale Mono" w:hAnsi="Andale Mono"/>
+          <w:b w:val="false"/>
+          <w:bCs w:val="false"/>
+          <w:i w:val="false"/>
+          <w:iCs w:val="false"/>
+          <w:caps w:val="false"/>
+          <w:smallCaps w:val="false"/>
+          <w:color w:val="auto"/>
+          <w:spacing w:val="0"/>
+          <w:sz w:val="16"/>
+          <w:szCs w:val="16"/>
+        </w:rPr>
+        <w:t xml:space="preserve"> </w:t>
+      </w:r>
+      <w:r>
+        <w:rPr>
+          <w:rFonts w:ascii="Andale Mono" w:hAnsi="Andale Mono"/>
+          <w:b w:val="false"/>
+          <w:bCs w:val="false"/>
+          <w:i w:val="false"/>
+          <w:iCs w:val="false"/>
+          <w:caps w:val="false"/>
+          <w:smallCaps w:val="false"/>
+          <w:color w:val="auto"/>
+          <w:spacing w:val="0"/>
+          <w:sz w:val="16"/>
+          <w:szCs w:val="16"/>
+        </w:rPr>
+        <w:tab/>
+        <w:t>A..Za..z</w:t>
+      </w:r>
+    </w:p>
+    <w:p>
+      <w:pPr>
+        <w:pStyle w:val="Normal"/>
+        <w:ind w:hanging="0" w:left="0"/>
+        <w:rPr>
+          <w:color w:val="auto"/>
+        </w:rPr>
+      </w:pPr>
+      <w:r>
+        <w:rPr>
+          <w:rFonts w:ascii="Andale Mono" w:hAnsi="Andale Mono"/>
+          <w:b w:val="false"/>
+          <w:bCs w:val="false"/>
+          <w:i w:val="false"/>
+          <w:iCs w:val="false"/>
+          <w:caps w:val="false"/>
+          <w:smallCaps w:val="false"/>
+          <w:color w:val="auto"/>
+          <w:spacing w:val="0"/>
+          <w:sz w:val="16"/>
+          <w:szCs w:val="16"/>
+        </w:rPr>
+        <w:t xml:space="preserve"> </w:t>
+      </w:r>
+      <w:r>
+        <w:rPr>
+          <w:rFonts w:ascii="Andale Mono" w:hAnsi="Andale Mono"/>
+          <w:b w:val="false"/>
+          <w:bCs w:val="false"/>
+          <w:i w:val="false"/>
+          <w:iCs w:val="false"/>
+          <w:caps w:val="false"/>
+          <w:smallCaps w:val="false"/>
+          <w:color w:val="auto"/>
+          <w:spacing w:val="0"/>
+          <w:sz w:val="16"/>
+          <w:szCs w:val="16"/>
+        </w:rPr>
+        <w:tab/>
+        <w:t>0..9</w:t>
+      </w:r>
+    </w:p>
+    <w:p>
+      <w:pPr>
+        <w:pStyle w:val="Normal"/>
+        <w:ind w:hanging="0" w:left="0"/>
         <w:rPr>
           <w:rFonts w:ascii="Georgia" w:hAnsi="Georgia"/>
           <w:b w:val="false"/>
@@ -22664,10 +22458,7 @@
           <w:sz w:val="12"/>
           <w:szCs w:val="12"/>
         </w:rPr>
-        <w:tab/>
-        <w:tab/>
-        <w:tab/>
-      </w:r>
+      </w:pPr>
       <w:r>
         <w:rPr>
           <w:rFonts w:ascii="Georgia" w:hAnsi="Georgia"/>
@@ -22679,23 +22470,17 @@
           <w:smallCaps w:val="false"/>
           <w:color w:val="auto"/>
           <w:spacing w:val="0"/>
-          <w:sz w:val="16"/>
-          <w:szCs w:val="16"/>
-        </w:rPr>
-        <w:t>character designators</w:t>
-      </w:r>
-    </w:p>
-    <w:p>
-      <w:pPr>
-        <w:pStyle w:val="Normal"/>
-        <w:ind w:hanging="0" w:start="0"/>
-        <w:rPr>
-          <w:color w:val="auto"/>
-        </w:rPr>
-      </w:pPr>
-      <w:r>
-        <w:rPr>
-          <w:rFonts w:ascii="Andale Mono" w:hAnsi="Andale Mono"/>
+          <w:sz w:val="12"/>
+          <w:szCs w:val="12"/>
+        </w:rPr>
+      </w:r>
+    </w:p>
+    <w:p>
+      <w:pPr>
+        <w:pStyle w:val="Normal"/>
+        <w:ind w:hanging="0" w:left="0"/>
+        <w:rPr>
+          <w:rFonts w:ascii="Georgia" w:hAnsi="Georgia"/>
           <w:b w:val="false"/>
           <w:bCs w:val="false"/>
           <w:i w:val="false"/>
@@ -22707,11 +22492,10 @@
           <w:sz w:val="16"/>
           <w:szCs w:val="16"/>
         </w:rPr>
-        <w:t xml:space="preserve"> </w:t>
-      </w:r>
-      <w:r>
-        <w:rPr>
-          <w:rFonts w:ascii="Andale Mono" w:hAnsi="Andale Mono"/>
+      </w:pPr>
+      <w:r>
+        <w:rPr>
+          <w:rFonts w:ascii="Georgia" w:hAnsi="Georgia"/>
           <w:b w:val="false"/>
           <w:bCs w:val="false"/>
           <w:i w:val="false"/>
@@ -22720,23 +22504,16 @@
           <w:smallCaps w:val="false"/>
           <w:color w:val="auto"/>
           <w:spacing w:val="0"/>
-          <w:sz w:val="16"/>
-          <w:szCs w:val="16"/>
-        </w:rPr>
-        <w:t>0x09 #\tab</w:t>
-      </w:r>
-    </w:p>
-    <w:p>
-      <w:pPr>
-        <w:pStyle w:val="Normal"/>
-        <w:ind w:hanging="0" w:start="0"/>
-        <w:rPr>
-          <w:color w:val="auto"/>
-        </w:rPr>
-      </w:pPr>
-      <w:r>
-        <w:rPr>
-          <w:rFonts w:ascii="Andale Mono" w:hAnsi="Andale Mono"/>
+          <w:sz w:val="12"/>
+          <w:szCs w:val="12"/>
+        </w:rPr>
+        <w:tab/>
+        <w:tab/>
+        <w:tab/>
+      </w:r>
+      <w:r>
+        <w:rPr>
+          <w:rFonts w:ascii="Georgia" w:hAnsi="Georgia"/>
           <w:b w:val="false"/>
           <w:bCs w:val="false"/>
           <w:i w:val="false"/>
@@ -22748,8 +22525,17 @@
           <w:sz w:val="16"/>
           <w:szCs w:val="16"/>
         </w:rPr>
-        <w:t xml:space="preserve"> </w:t>
-      </w:r>
+        <w:t>character designators</w:t>
+      </w:r>
+    </w:p>
+    <w:p>
+      <w:pPr>
+        <w:pStyle w:val="Normal"/>
+        <w:ind w:hanging="0" w:left="0"/>
+        <w:rPr>
+          <w:color w:val="auto"/>
+        </w:rPr>
+      </w:pPr>
       <w:r>
         <w:rPr>
           <w:rFonts w:ascii="Andale Mono" w:hAnsi="Andale Mono"/>
@@ -22764,17 +22550,8 @@
           <w:sz w:val="16"/>
           <w:szCs w:val="16"/>
         </w:rPr>
-        <w:t xml:space="preserve">0x0a #\linefeed </w:t>
-      </w:r>
-    </w:p>
-    <w:p>
-      <w:pPr>
-        <w:pStyle w:val="Normal"/>
-        <w:ind w:hanging="0" w:start="0"/>
-        <w:rPr>
-          <w:color w:val="auto"/>
-        </w:rPr>
-      </w:pPr>
+        <w:t xml:space="preserve"> </w:t>
+      </w:r>
       <w:r>
         <w:rPr>
           <w:rFonts w:ascii="Andale Mono" w:hAnsi="Andale Mono"/>
@@ -22789,8 +22566,18 @@
           <w:sz w:val="16"/>
           <w:szCs w:val="16"/>
         </w:rPr>
-        <w:t xml:space="preserve"> </w:t>
-      </w:r>
+        <w:tab/>
+        <w:t>0x09 #\tab</w:t>
+      </w:r>
+    </w:p>
+    <w:p>
+      <w:pPr>
+        <w:pStyle w:val="Normal"/>
+        <w:ind w:hanging="0" w:left="0"/>
+        <w:rPr>
+          <w:color w:val="auto"/>
+        </w:rPr>
+      </w:pPr>
       <w:r>
         <w:rPr>
           <w:rFonts w:ascii="Andale Mono" w:hAnsi="Andale Mono"/>
@@ -22805,17 +22592,8 @@
           <w:sz w:val="16"/>
           <w:szCs w:val="16"/>
         </w:rPr>
-        <w:t xml:space="preserve">0x0c #\page                </w:t>
-      </w:r>
-    </w:p>
-    <w:p>
-      <w:pPr>
-        <w:pStyle w:val="Normal"/>
-        <w:ind w:hanging="0" w:start="0"/>
-        <w:rPr>
-          <w:color w:val="auto"/>
-        </w:rPr>
-      </w:pPr>
+        <w:t xml:space="preserve"> </w:t>
+      </w:r>
       <w:r>
         <w:rPr>
           <w:rFonts w:ascii="Andale Mono" w:hAnsi="Andale Mono"/>
@@ -22830,8 +22608,18 @@
           <w:sz w:val="16"/>
           <w:szCs w:val="16"/>
         </w:rPr>
-        <w:t xml:space="preserve"> </w:t>
-      </w:r>
+        <w:tab/>
+        <w:t xml:space="preserve">0x0a #\linefeed </w:t>
+      </w:r>
+    </w:p>
+    <w:p>
+      <w:pPr>
+        <w:pStyle w:val="Normal"/>
+        <w:ind w:hanging="0" w:left="0"/>
+        <w:rPr>
+          <w:color w:val="auto"/>
+        </w:rPr>
+      </w:pPr>
       <w:r>
         <w:rPr>
           <w:rFonts w:ascii="Andale Mono" w:hAnsi="Andale Mono"/>
@@ -22846,17 +22634,8 @@
           <w:sz w:val="16"/>
           <w:szCs w:val="16"/>
         </w:rPr>
-        <w:t xml:space="preserve">0x0d #\return            </w:t>
-      </w:r>
-    </w:p>
-    <w:p>
-      <w:pPr>
-        <w:pStyle w:val="Normal"/>
-        <w:ind w:hanging="0" w:start="0"/>
-        <w:rPr>
-          <w:color w:val="auto"/>
-        </w:rPr>
-      </w:pPr>
+        <w:t xml:space="preserve"> </w:t>
+      </w:r>
       <w:r>
         <w:rPr>
           <w:rFonts w:ascii="Andale Mono" w:hAnsi="Andale Mono"/>
@@ -22871,8 +22650,18 @@
           <w:sz w:val="16"/>
           <w:szCs w:val="16"/>
         </w:rPr>
-        <w:t xml:space="preserve"> </w:t>
-      </w:r>
+        <w:tab/>
+        <w:t xml:space="preserve">0x0c #\page                </w:t>
+      </w:r>
+    </w:p>
+    <w:p>
+      <w:pPr>
+        <w:pStyle w:val="Normal"/>
+        <w:ind w:hanging="0" w:left="0"/>
+        <w:rPr>
+          <w:color w:val="auto"/>
+        </w:rPr>
+      </w:pPr>
       <w:r>
         <w:rPr>
           <w:rFonts w:ascii="Andale Mono" w:hAnsi="Andale Mono"/>
@@ -22887,7 +22676,97 @@
           <w:sz w:val="16"/>
           <w:szCs w:val="16"/>
         </w:rPr>
-        <w:t xml:space="preserve">0x20 #\space </w:t>
+        <w:t xml:space="preserve"> </w:t>
+      </w:r>
+      <w:r>
+        <w:rPr>
+          <w:rFonts w:ascii="Andale Mono" w:hAnsi="Andale Mono"/>
+          <w:b w:val="false"/>
+          <w:bCs w:val="false"/>
+          <w:i w:val="false"/>
+          <w:iCs w:val="false"/>
+          <w:caps w:val="false"/>
+          <w:smallCaps w:val="false"/>
+          <w:color w:val="auto"/>
+          <w:spacing w:val="0"/>
+          <w:sz w:val="16"/>
+          <w:szCs w:val="16"/>
+        </w:rPr>
+        <w:tab/>
+        <w:t xml:space="preserve">0x0d #\return            </w:t>
+      </w:r>
+    </w:p>
+    <w:p>
+      <w:pPr>
+        <w:pStyle w:val="Normal"/>
+        <w:ind w:hanging="0" w:left="0"/>
+        <w:rPr>
+          <w:color w:val="auto"/>
+        </w:rPr>
+      </w:pPr>
+      <w:r>
+        <w:rPr>
+          <w:rFonts w:ascii="Andale Mono" w:hAnsi="Andale Mono"/>
+          <w:b w:val="false"/>
+          <w:bCs w:val="false"/>
+          <w:i w:val="false"/>
+          <w:iCs w:val="false"/>
+          <w:caps w:val="false"/>
+          <w:smallCaps w:val="false"/>
+          <w:color w:val="auto"/>
+          <w:spacing w:val="0"/>
+          <w:sz w:val="16"/>
+          <w:szCs w:val="16"/>
+        </w:rPr>
+        <w:t xml:space="preserve"> </w:t>
+      </w:r>
+      <w:r>
+        <w:rPr>
+          <w:rFonts w:ascii="Andale Mono" w:hAnsi="Andale Mono"/>
+          <w:b w:val="false"/>
+          <w:bCs w:val="false"/>
+          <w:i w:val="false"/>
+          <w:iCs w:val="false"/>
+          <w:caps w:val="false"/>
+          <w:smallCaps w:val="false"/>
+          <w:color w:val="auto"/>
+          <w:spacing w:val="0"/>
+          <w:sz w:val="16"/>
+          <w:szCs w:val="16"/>
+        </w:rPr>
+        <w:tab/>
+      </w:r>
+      <w:r>
+        <w:rPr>
+          <w:rFonts w:ascii="Andale Mono" w:hAnsi="Andale Mono"/>
+          <w:b w:val="false"/>
+          <w:bCs w:val="false"/>
+          <w:i w:val="false"/>
+          <w:iCs w:val="false"/>
+          <w:caps w:val="false"/>
+          <w:smallCaps w:val="false"/>
+          <w:color w:val="auto"/>
+          <w:spacing w:val="0"/>
+          <w:sz w:val="16"/>
+          <w:szCs w:val="16"/>
+        </w:rPr>
+        <w:t>0</w:t>
+      </w:r>
+      <w:r>
+        <w:rPr>
+          <w:rFonts w:ascii="Andale Mono" w:hAnsi="Andale Mono"/>
+          <w:b w:val="false"/>
+          <w:bCs w:val="false"/>
+          <w:i w:val="false"/>
+          <w:iCs w:val="false"/>
+          <w:caps w:val="false"/>
+          <w:smallCaps w:val="false"/>
+          <w:color w:val="auto"/>
+          <w:spacing w:val="0"/>
+          <w:sz w:val="16"/>
+          <w:szCs w:val="16"/>
+        </w:rPr>
+        <w:t xml:space="preserve">x20 #\space </w:t>
       </w:r>
     </w:p>
     <w:p>
@@ -22934,12 +22813,12 @@
       <w:numFmt w:val="none"/>
       <w:suff w:val="nothing"/>
       <w:lvlText w:val=""/>
-      <w:lvlJc w:val="start"/>
+      <w:lvlJc w:val="left"/>
       <w:pPr>
         <w:tabs>
           <w:tab w:val="num" w:pos="0"/>
         </w:tabs>
-        <w:ind w:start="0" w:hanging="0"/>
+        <w:ind w:left="0" w:hanging="0"/>
       </w:pPr>
       <w:rPr/>
     </w:lvl>
@@ -22948,12 +22827,12 @@
       <w:numFmt w:val="none"/>
       <w:suff w:val="nothing"/>
       <w:lvlText w:val=""/>
-      <w:lvlJc w:val="start"/>
+      <w:lvlJc w:val="left"/>
       <w:pPr>
         <w:tabs>
           <w:tab w:val="num" w:pos="0"/>
         </w:tabs>
-        <w:ind w:start="0" w:hanging="0"/>
+        <w:ind w:left="0" w:hanging="0"/>
       </w:pPr>
       <w:rPr/>
     </w:lvl>
@@ -22962,12 +22841,12 @@
       <w:numFmt w:val="none"/>
       <w:suff w:val="nothing"/>
       <w:lvlText w:val=""/>
-      <w:lvlJc w:val="start"/>
+      <w:lvlJc w:val="left"/>
       <w:pPr>
         <w:tabs>
           <w:tab w:val="num" w:pos="0"/>
         </w:tabs>
-        <w:ind w:start="0" w:hanging="0"/>
+        <w:ind w:left="0" w:hanging="0"/>
       </w:pPr>
       <w:rPr/>
     </w:lvl>
@@ -22976,12 +22855,12 @@
       <w:numFmt w:val="none"/>
       <w:suff w:val="nothing"/>
       <w:lvlText w:val=""/>
-      <w:lvlJc w:val="start"/>
+      <w:lvlJc w:val="left"/>
       <w:pPr>
         <w:tabs>
           <w:tab w:val="num" w:pos="0"/>
         </w:tabs>
-        <w:ind w:start="0" w:hanging="0"/>
+        <w:ind w:left="0" w:hanging="0"/>
       </w:pPr>
       <w:rPr/>
     </w:lvl>
@@ -22990,12 +22869,12 @@
       <w:numFmt w:val="none"/>
       <w:suff w:val="nothing"/>
       <w:lvlText w:val=""/>
-      <w:lvlJc w:val="start"/>
+      <w:lvlJc w:val="left"/>
       <w:pPr>
         <w:tabs>
           <w:tab w:val="num" w:pos="0"/>
         </w:tabs>
-        <w:ind w:start="0" w:hanging="0"/>
+        <w:ind w:left="0" w:hanging="0"/>
       </w:pPr>
       <w:rPr/>
     </w:lvl>
@@ -23004,12 +22883,12 @@
       <w:numFmt w:val="none"/>
       <w:suff w:val="nothing"/>
       <w:lvlText w:val=""/>
-      <w:lvlJc w:val="start"/>
+      <w:lvlJc w:val="left"/>
       <w:pPr>
         <w:tabs>
           <w:tab w:val="num" w:pos="0"/>
         </w:tabs>
-        <w:ind w:start="0" w:hanging="0"/>
+        <w:ind w:left="0" w:hanging="0"/>
       </w:pPr>
       <w:rPr/>
     </w:lvl>
@@ -23018,12 +22897,12 @@
       <w:numFmt w:val="none"/>
       <w:suff w:val="nothing"/>
       <w:lvlText w:val=""/>
-      <w:lvlJc w:val="start"/>
+      <w:lvlJc w:val="left"/>
       <w:pPr>
         <w:tabs>
           <w:tab w:val="num" w:pos="0"/>
         </w:tabs>
-        <w:ind w:start="0" w:hanging="0"/>
+        <w:ind w:left="0" w:hanging="0"/>
       </w:pPr>
       <w:rPr/>
     </w:lvl>
@@ -23032,12 +22911,12 @@
       <w:numFmt w:val="none"/>
       <w:suff w:val="nothing"/>
       <w:lvlText w:val=""/>
-      <w:lvlJc w:val="start"/>
+      <w:lvlJc w:val="left"/>
       <w:pPr>
         <w:tabs>
           <w:tab w:val="num" w:pos="0"/>
         </w:tabs>
-        <w:ind w:start="0" w:hanging="0"/>
+        <w:ind w:left="0" w:hanging="0"/>
       </w:pPr>
       <w:rPr/>
     </w:lvl>
@@ -23046,12 +22925,12 @@
       <w:numFmt w:val="none"/>
       <w:suff w:val="nothing"/>
       <w:lvlText w:val=""/>
-      <w:lvlJc w:val="start"/>
+      <w:lvlJc w:val="left"/>
       <w:pPr>
         <w:tabs>
           <w:tab w:val="num" w:pos="0"/>
         </w:tabs>
-        <w:ind w:start="0" w:hanging="0"/>
+        <w:ind w:left="0" w:hanging="0"/>
       </w:pPr>
       <w:rPr/>
     </w:lvl>
@@ -23062,12 +22941,12 @@
       <w:numFmt w:val="none"/>
       <w:suff w:val="nothing"/>
       <w:lvlText w:val=""/>
-      <w:lvlJc w:val="start"/>
+      <w:lvlJc w:val="left"/>
       <w:pPr>
         <w:tabs>
           <w:tab w:val="num" w:pos="0"/>
         </w:tabs>
-        <w:ind w:start="0" w:hanging="0"/>
+        <w:ind w:left="0" w:hanging="0"/>
       </w:pPr>
     </w:lvl>
     <w:lvl w:ilvl="1">
@@ -23075,12 +22954,12 @@
       <w:numFmt w:val="none"/>
       <w:suff w:val="nothing"/>
       <w:lvlText w:val=""/>
-      <w:lvlJc w:val="start"/>
+      <w:lvlJc w:val="left"/>
       <w:pPr>
         <w:tabs>
           <w:tab w:val="num" w:pos="0"/>
         </w:tabs>
-        <w:ind w:start="0" w:hanging="0"/>
+        <w:ind w:left="0" w:hanging="0"/>
       </w:pPr>
     </w:lvl>
     <w:lvl w:ilvl="2">
@@ -23088,12 +22967,12 @@
       <w:numFmt w:val="none"/>
       <w:suff w:val="nothing"/>
       <w:lvlText w:val=""/>
-      <w:lvlJc w:val="start"/>
+      <w:lvlJc w:val="left"/>
       <w:pPr>
         <w:tabs>
           <w:tab w:val="num" w:pos="0"/>
         </w:tabs>
-        <w:ind w:start="0" w:hanging="0"/>
+        <w:ind w:left="0" w:hanging="0"/>
       </w:pPr>
     </w:lvl>
     <w:lvl w:ilvl="3">
@@ -23101,12 +22980,12 @@
       <w:numFmt w:val="none"/>
       <w:suff w:val="nothing"/>
       <w:lvlText w:val=""/>
-      <w:lvlJc w:val="start"/>
+      <w:lvlJc w:val="left"/>
       <w:pPr>
         <w:tabs>
           <w:tab w:val="num" w:pos="0"/>
         </w:tabs>
-        <w:ind w:start="0" w:hanging="0"/>
+        <w:ind w:left="0" w:hanging="0"/>
       </w:pPr>
     </w:lvl>
     <w:lvl w:ilvl="4">
@@ -23114,12 +22993,12 @@
       <w:numFmt w:val="none"/>
       <w:suff w:val="nothing"/>
       <w:lvlText w:val=""/>
-      <w:lvlJc w:val="start"/>
+      <w:lvlJc w:val="left"/>
       <w:pPr>
         <w:tabs>
           <w:tab w:val="num" w:pos="0"/>
         </w:tabs>
-        <w:ind w:start="0" w:hanging="0"/>
+        <w:ind w:left="0" w:hanging="0"/>
       </w:pPr>
     </w:lvl>
     <w:lvl w:ilvl="5">
@@ -23127,12 +23006,12 @@
       <w:numFmt w:val="none"/>
       <w:suff w:val="nothing"/>
       <w:lvlText w:val=""/>
-      <w:lvlJc w:val="start"/>
+      <w:lvlJc w:val="left"/>
       <w:pPr>
         <w:tabs>
           <w:tab w:val="num" w:pos="0"/>
         </w:tabs>
-        <w:ind w:start="0" w:hanging="0"/>
+        <w:ind w:left="0" w:hanging="0"/>
       </w:pPr>
     </w:lvl>
     <w:lvl w:ilvl="6">
@@ -23140,12 +23019,12 @@
       <w:numFmt w:val="none"/>
       <w:suff w:val="nothing"/>
       <w:lvlText w:val=""/>
-      <w:lvlJc w:val="start"/>
+      <w:lvlJc w:val="left"/>
       <w:pPr>
         <w:tabs>
           <w:tab w:val="num" w:pos="0"/>
         </w:tabs>
-        <w:ind w:start="0" w:hanging="0"/>
+        <w:ind w:left="0" w:hanging="0"/>
       </w:pPr>
     </w:lvl>
     <w:lvl w:ilvl="7">
@@ -23153,12 +23032,12 @@
       <w:numFmt w:val="none"/>
       <w:suff w:val="nothing"/>
       <w:lvlText w:val=""/>
-      <w:lvlJc w:val="start"/>
+      <w:lvlJc w:val="left"/>
       <w:pPr>
         <w:tabs>
           <w:tab w:val="num" w:pos="0"/>
         </w:tabs>
-        <w:ind w:start="0" w:hanging="0"/>
+        <w:ind w:left="0" w:hanging="0"/>
       </w:pPr>
     </w:lvl>
     <w:lvl w:ilvl="8">
@@ -23166,12 +23045,12 @@
       <w:numFmt w:val="none"/>
       <w:suff w:val="nothing"/>
       <w:lvlText w:val=""/>
-      <w:lvlJc w:val="start"/>
+      <w:lvlJc w:val="left"/>
       <w:pPr>
         <w:tabs>
           <w:tab w:val="num" w:pos="0"/>
         </w:tabs>
-        <w:ind w:start="0" w:hanging="0"/>
+        <w:ind w:left="0" w:hanging="0"/>
       </w:pPr>
     </w:lvl>
   </w:abstractNum>
@@ -23207,10 +23086,10 @@
     <w:pPr>
       <w:widowControl/>
       <w:suppressAutoHyphens w:val="true"/>
-      <w:overflowPunct w:val="true"/>
+      <w:overflowPunct w:val="false"/>
       <w:bidi w:val="0"/>
       <w:spacing w:before="0" w:after="0"/>
-      <w:jc w:val="start"/>
+      <w:jc w:val="left"/>
     </w:pPr>
     <w:rPr>
       <w:rFonts w:ascii="Liberation Serif" w:hAnsi="Liberation Serif" w:eastAsia="Songti SC" w:cs="Arial Unicode MS"/>
@@ -23373,8 +23252,8 @@
     </w:pPr>
     <w:rPr/>
   </w:style>
-  <w:style w:type="paragraph" w:styleId="FrameContentsuser">
-    <w:name w:val="Frame Contents (user)"/>
+  <w:style w:type="paragraph" w:styleId="FrameContents">
+    <w:name w:val="Frame Contents"/>
     <w:basedOn w:val="Normal"/>
     <w:qFormat/>
     <w:pPr/>

--- a/doc/refcards/mu-ref.docx
+++ b/doc/refcards/mu-ref.docx
@@ -64,7 +64,7 @@
           <w:tab w:val="left" w:pos="4110" w:leader="none"/>
         </w:tabs>
         <w:suppressAutoHyphens w:val="true"/>
-        <w:overflowPunct w:val="true"/>
+        <w:overflowPunct w:val="false"/>
         <w:bidi w:val="0"/>
         <w:spacing w:before="0" w:after="0"/>
         <w:ind w:hanging="0" w:left="0" w:right="0"/>
@@ -2161,7 +2161,7 @@
         <w:pStyle w:val="Normal"/>
         <w:widowControl/>
         <w:suppressAutoHyphens w:val="true"/>
-        <w:overflowPunct w:val="true"/>
+        <w:overflowPunct w:val="false"/>
         <w:bidi w:val="0"/>
         <w:spacing w:before="0" w:after="0"/>
         <w:ind w:hanging="0" w:left="0" w:right="0"/>
@@ -5562,7 +5562,7 @@
         <w:pStyle w:val="Normal"/>
         <w:widowControl/>
         <w:suppressAutoHyphens w:val="true"/>
-        <w:overflowPunct w:val="true"/>
+        <w:overflowPunct w:val="false"/>
         <w:bidi w:val="0"/>
         <w:spacing w:before="0" w:after="0"/>
         <w:ind w:hanging="0" w:left="0" w:right="0"/>
@@ -14509,19 +14509,7 @@
           <w:szCs w:val="24"/>
           <w:shd w:fill="333333" w:val="clear"/>
         </w:rPr>
-        <w:t>F</w:t>
-      </w:r>
-      <w:r>
-        <w:rPr>
-          <w:b/>
-          <w:bCs/>
-          <w:i/>
-          <w:iCs/>
-          <w:sz w:val="24"/>
-          <w:szCs w:val="24"/>
-          <w:shd w:fill="333333" w:val="clear"/>
-        </w:rPr>
-        <w:t xml:space="preserve">eatures </w:t>
+        <w:t xml:space="preserve">Features </w:t>
       </w:r>
       <w:r>
         <w:rPr>
@@ -15440,16 +15428,15 @@
           <w:u w:val="none"/>
           <w:lang w:val="en-US" w:eastAsia="zh-CN" w:bidi="hi-IN"/>
         </w:rPr>
-        <w:t>()</w:t>
-        <w:tab/>
+        <w:t>list</w:t>
       </w:r>
       <w:r>
         <w:rPr>
           <w:rFonts w:eastAsia="Songti SC" w:cs="Arial Unicode MS" w:ascii="Georgia" w:hAnsi="Georgia"/>
           <w:b w:val="false"/>
           <w:bCs w:val="false"/>
-          <w:i w:val="false"/>
-          <w:iCs w:val="false"/>
+          <w:i/>
+          <w:iCs/>
           <w:color w:val="auto"/>
           <w:kern w:val="2"/>
           <w:sz w:val="14"/>
@@ -15457,21 +15444,15 @@
           <w:u w:val="none"/>
           <w:lang w:val="en-US" w:eastAsia="zh-CN" w:bidi="hi-IN"/>
         </w:rPr>
-        <w:t>heap info to</w:t>
-      </w:r>
-    </w:p>
-    <w:p>
-      <w:pPr>
-        <w:pStyle w:val="Normal"/>
-        <w:rPr/>
-      </w:pPr>
+        <w:tab/>
+      </w:r>
       <w:r>
         <w:rPr>
           <w:rFonts w:eastAsia="Songti SC" w:cs="Arial Unicode MS" w:ascii="Georgia" w:hAnsi="Georgia"/>
           <w:b w:val="false"/>
           <w:bCs w:val="false"/>
-          <w:i w:val="false"/>
-          <w:iCs w:val="false"/>
+          <w:i/>
+          <w:iCs/>
           <w:color w:val="auto"/>
           <w:kern w:val="2"/>
           <w:sz w:val="14"/>
@@ -15479,12 +15460,39 @@
           <w:u w:val="none"/>
           <w:lang w:val="en-US" w:eastAsia="zh-CN" w:bidi="hi-IN"/>
         </w:rPr>
-        <w:tab/>
-        <w:tab/>
-        <w:tab/>
-        <w:tab/>
-        <w:tab/>
-        <w:t>stdout</w:t>
+        <w:t xml:space="preserve">list </w:t>
+      </w:r>
+      <w:r>
+        <w:rPr>
+          <w:rFonts w:eastAsia="Songti SC" w:cs="Arial Unicode MS" w:ascii="Georgia" w:hAnsi="Georgia"/>
+          <w:b w:val="false"/>
+          <w:bCs w:val="false"/>
+          <w:i w:val="false"/>
+          <w:iCs w:val="false"/>
+          <w:color w:val="auto"/>
+          <w:kern w:val="2"/>
+          <w:sz w:val="14"/>
+          <w:szCs w:val="14"/>
+          <w:u w:val="none"/>
+          <w:lang w:val="en-US" w:eastAsia="zh-CN" w:bidi="hi-IN"/>
+        </w:rPr>
+        <w:t xml:space="preserve">of </w:t>
+      </w:r>
+      <w:r>
+        <w:rPr>
+          <w:rFonts w:eastAsia="Songti SC" w:cs="Arial Unicode MS" w:ascii="Georgia" w:hAnsi="Georgia"/>
+          <w:b w:val="false"/>
+          <w:bCs w:val="false"/>
+          <w:i w:val="false"/>
+          <w:iCs w:val="false"/>
+          <w:color w:val="auto"/>
+          <w:kern w:val="2"/>
+          <w:sz w:val="14"/>
+          <w:szCs w:val="14"/>
+          <w:u w:val="none"/>
+          <w:lang w:val="en-US" w:eastAsia="zh-CN" w:bidi="hi-IN"/>
+        </w:rPr>
+        <w:t>heap info</w:t>
       </w:r>
     </w:p>
     <w:p>
@@ -16093,19 +16101,43 @@
           <w:sz w:val="14"/>
           <w:szCs w:val="14"/>
         </w:rPr>
-        <w:t xml:space="preserve">   </w:t>
-      </w:r>
-      <w:r>
-        <w:rPr>
-          <w:rFonts w:ascii="Georgia" w:hAnsi="Georgia"/>
-          <w:b/>
-          <w:bCs/>
-          <w:i/>
-          <w:iCs/>
-          <w:sz w:val="16"/>
-          <w:szCs w:val="16"/>
-        </w:rPr>
-        <w:t>feature</w:t>
+        <w:t xml:space="preserve">  </w:t>
+      </w:r>
+      <w:r>
+        <w:rPr>
+          <w:rFonts w:ascii="Georgia" w:hAnsi="Georgia"/>
+          <w:b w:val="false"/>
+          <w:bCs w:val="false"/>
+          <w:i w:val="false"/>
+          <w:iCs w:val="false"/>
+          <w:sz w:val="14"/>
+          <w:szCs w:val="14"/>
+        </w:rPr>
+        <w:t xml:space="preserve"> </w:t>
+      </w:r>
+      <w:r>
+        <w:rPr>
+          <w:rFonts w:ascii="Georgia" w:hAnsi="Georgia"/>
+          <w:b/>
+          <w:bCs/>
+          <w:i w:val="false"/>
+          <w:iCs w:val="false"/>
+          <w:sz w:val="16"/>
+          <w:szCs w:val="16"/>
+        </w:rPr>
+        <w:t>f</w:t>
+      </w:r>
+      <w:r>
+        <w:rPr>
+          <w:rFonts w:ascii="Georgia" w:hAnsi="Georgia"/>
+          <w:b/>
+          <w:bCs/>
+          <w:i/>
+          <w:iCs/>
+          <w:sz w:val="16"/>
+          <w:szCs w:val="16"/>
+        </w:rPr>
+        <w:t>eature</w:t>
       </w:r>
       <w:r>
         <w:rPr>
@@ -16460,572 +16492,548 @@
           <w:sz w:val="16"/>
           <w:szCs w:val="16"/>
         </w:rPr>
-        <w:t>feature/</w:t>
-      </w:r>
-      <w:r>
-        <w:rPr>
-          <w:rFonts w:ascii="Georgia" w:hAnsi="Georgia"/>
-          <w:b/>
-          <w:bCs/>
-          <w:i w:val="false"/>
-          <w:iCs w:val="false"/>
-          <w:sz w:val="16"/>
-          <w:szCs w:val="16"/>
+        <w:t>feature/socket</w:t>
+        <w:tab/>
+      </w:r>
+      <w:r>
+        <w:rPr>
+          <w:rFonts w:ascii="Georgia" w:hAnsi="Georgia"/>
+          <w:b/>
+          <w:bCs/>
+          <w:i w:val="false"/>
+          <w:iCs w:val="false"/>
+          <w:sz w:val="14"/>
+          <w:szCs w:val="14"/>
+        </w:rPr>
+        <w:t>accept</w:t>
+      </w:r>
+    </w:p>
+    <w:p>
+      <w:pPr>
+        <w:pStyle w:val="Normal"/>
+        <w:rPr>
+          <w:rFonts w:ascii="Georgia" w:hAnsi="Georgia"/>
+          <w:b w:val="false"/>
+          <w:bCs w:val="false"/>
+          <w:sz w:val="14"/>
+          <w:szCs w:val="14"/>
+        </w:rPr>
+      </w:pPr>
+      <w:r>
+        <w:rPr>
+          <w:rFonts w:ascii="Georgia" w:hAnsi="Georgia"/>
+          <w:b w:val="false"/>
+          <w:bCs w:val="false"/>
+          <w:i w:val="false"/>
+          <w:iCs w:val="false"/>
+          <w:sz w:val="14"/>
+          <w:szCs w:val="14"/>
+        </w:rPr>
+        <w:tab/>
+        <w:tab/>
+      </w:r>
+      <w:r>
+        <w:rPr>
+          <w:rFonts w:ascii="Georgia" w:hAnsi="Georgia"/>
+          <w:b/>
+          <w:bCs/>
+          <w:i w:val="false"/>
+          <w:iCs w:val="false"/>
+          <w:sz w:val="14"/>
+          <w:szCs w:val="14"/>
+        </w:rPr>
+        <w:t>bind</w:t>
+      </w:r>
+    </w:p>
+    <w:p>
+      <w:pPr>
+        <w:pStyle w:val="Normal"/>
+        <w:rPr>
+          <w:rFonts w:ascii="Georgia" w:hAnsi="Georgia"/>
+          <w:b w:val="false"/>
+          <w:bCs w:val="false"/>
+          <w:sz w:val="14"/>
+          <w:szCs w:val="14"/>
+        </w:rPr>
+      </w:pPr>
+      <w:r>
+        <w:rPr>
+          <w:rFonts w:ascii="Georgia" w:hAnsi="Georgia"/>
+          <w:b w:val="false"/>
+          <w:bCs w:val="false"/>
+          <w:i w:val="false"/>
+          <w:iCs w:val="false"/>
+          <w:sz w:val="14"/>
+          <w:szCs w:val="14"/>
+        </w:rPr>
+        <w:tab/>
+        <w:tab/>
+      </w:r>
+      <w:r>
+        <w:rPr>
+          <w:rFonts w:ascii="Georgia" w:hAnsi="Georgia"/>
+          <w:b/>
+          <w:bCs/>
+          <w:i w:val="false"/>
+          <w:iCs w:val="false"/>
+          <w:sz w:val="14"/>
+          <w:szCs w:val="14"/>
+        </w:rPr>
+        <w:t>connect</w:t>
+      </w:r>
+    </w:p>
+    <w:p>
+      <w:pPr>
+        <w:pStyle w:val="Normal"/>
+        <w:rPr>
+          <w:rFonts w:ascii="Georgia" w:hAnsi="Georgia"/>
+          <w:b w:val="false"/>
+          <w:bCs w:val="false"/>
+          <w:sz w:val="14"/>
+          <w:szCs w:val="14"/>
+        </w:rPr>
+      </w:pPr>
+      <w:r>
+        <w:rPr>
+          <w:rFonts w:ascii="Georgia" w:hAnsi="Georgia"/>
+          <w:b w:val="false"/>
+          <w:bCs w:val="false"/>
+          <w:i w:val="false"/>
+          <w:iCs w:val="false"/>
+          <w:sz w:val="14"/>
+          <w:szCs w:val="14"/>
+        </w:rPr>
+        <w:tab/>
+        <w:tab/>
+      </w:r>
+      <w:r>
+        <w:rPr>
+          <w:rFonts w:ascii="Georgia" w:hAnsi="Georgia"/>
+          <w:b/>
+          <w:bCs/>
+          <w:i w:val="false"/>
+          <w:iCs w:val="false"/>
+          <w:sz w:val="14"/>
+          <w:szCs w:val="14"/>
+        </w:rPr>
+        <w:t>getpeername</w:t>
+      </w:r>
+    </w:p>
+    <w:p>
+      <w:pPr>
+        <w:pStyle w:val="Normal"/>
+        <w:rPr>
+          <w:rFonts w:ascii="Georgia" w:hAnsi="Georgia"/>
+          <w:b w:val="false"/>
+          <w:bCs w:val="false"/>
+          <w:sz w:val="14"/>
+          <w:szCs w:val="14"/>
+        </w:rPr>
+      </w:pPr>
+      <w:r>
+        <w:rPr>
+          <w:rFonts w:ascii="Georgia" w:hAnsi="Georgia"/>
+          <w:b w:val="false"/>
+          <w:bCs w:val="false"/>
+          <w:i w:val="false"/>
+          <w:iCs w:val="false"/>
+          <w:sz w:val="14"/>
+          <w:szCs w:val="14"/>
+        </w:rPr>
+        <w:tab/>
+        <w:tab/>
+      </w:r>
+      <w:r>
+        <w:rPr>
+          <w:rFonts w:ascii="Georgia" w:hAnsi="Georgia"/>
+          <w:b/>
+          <w:bCs/>
+          <w:i w:val="false"/>
+          <w:iCs w:val="false"/>
+          <w:sz w:val="14"/>
+          <w:szCs w:val="14"/>
+        </w:rPr>
+        <w:t>getsockname</w:t>
+      </w:r>
+    </w:p>
+    <w:p>
+      <w:pPr>
+        <w:pStyle w:val="Normal"/>
+        <w:rPr>
+          <w:rFonts w:ascii="Georgia" w:hAnsi="Georgia"/>
+          <w:b w:val="false"/>
+          <w:bCs w:val="false"/>
+          <w:sz w:val="14"/>
+          <w:szCs w:val="14"/>
+        </w:rPr>
+      </w:pPr>
+      <w:r>
+        <w:rPr>
+          <w:rFonts w:ascii="Georgia" w:hAnsi="Georgia"/>
+          <w:b w:val="false"/>
+          <w:bCs w:val="false"/>
+          <w:i w:val="false"/>
+          <w:iCs w:val="false"/>
+          <w:sz w:val="14"/>
+          <w:szCs w:val="14"/>
+        </w:rPr>
+        <w:tab/>
+        <w:tab/>
+      </w:r>
+      <w:r>
+        <w:rPr>
+          <w:rFonts w:ascii="Georgia" w:hAnsi="Georgia"/>
+          <w:b/>
+          <w:bCs/>
+          <w:i w:val="false"/>
+          <w:iCs w:val="false"/>
+          <w:sz w:val="14"/>
+          <w:szCs w:val="14"/>
+        </w:rPr>
+        <w:t>getsockopt</w:t>
+      </w:r>
+    </w:p>
+    <w:p>
+      <w:pPr>
+        <w:pStyle w:val="Normal"/>
+        <w:rPr>
+          <w:rFonts w:ascii="Georgia" w:hAnsi="Georgia"/>
+          <w:b w:val="false"/>
+          <w:bCs w:val="false"/>
+          <w:sz w:val="14"/>
+          <w:szCs w:val="14"/>
+        </w:rPr>
+      </w:pPr>
+      <w:r>
+        <w:rPr>
+          <w:rFonts w:ascii="Georgia" w:hAnsi="Georgia"/>
+          <w:b w:val="false"/>
+          <w:bCs w:val="false"/>
+          <w:i w:val="false"/>
+          <w:iCs w:val="false"/>
+          <w:sz w:val="14"/>
+          <w:szCs w:val="14"/>
+        </w:rPr>
+        <w:t xml:space="preserve"> </w:t>
+      </w:r>
+      <w:r>
+        <w:rPr>
+          <w:rFonts w:ascii="Georgia" w:hAnsi="Georgia"/>
+          <w:b w:val="false"/>
+          <w:bCs w:val="false"/>
+          <w:i w:val="false"/>
+          <w:iCs w:val="false"/>
+          <w:sz w:val="14"/>
+          <w:szCs w:val="14"/>
+        </w:rPr>
+        <w:tab/>
+        <w:tab/>
+      </w:r>
+      <w:r>
+        <w:rPr>
+          <w:rFonts w:ascii="Georgia" w:hAnsi="Georgia"/>
+          <w:b/>
+          <w:bCs/>
+          <w:i w:val="false"/>
+          <w:iCs w:val="false"/>
+          <w:sz w:val="14"/>
+          <w:szCs w:val="14"/>
+        </w:rPr>
+        <w:t>listen</w:t>
+      </w:r>
+    </w:p>
+    <w:p>
+      <w:pPr>
+        <w:pStyle w:val="Normal"/>
+        <w:rPr>
+          <w:rFonts w:ascii="Georgia" w:hAnsi="Georgia"/>
+          <w:b w:val="false"/>
+          <w:bCs w:val="false"/>
+          <w:sz w:val="14"/>
+          <w:szCs w:val="14"/>
+        </w:rPr>
+      </w:pPr>
+      <w:r>
+        <w:rPr>
+          <w:rFonts w:ascii="Georgia" w:hAnsi="Georgia"/>
+          <w:b w:val="false"/>
+          <w:bCs w:val="false"/>
+          <w:i w:val="false"/>
+          <w:iCs w:val="false"/>
+          <w:sz w:val="14"/>
+          <w:szCs w:val="14"/>
+        </w:rPr>
+        <w:t xml:space="preserve"> </w:t>
+      </w:r>
+      <w:r>
+        <w:rPr>
+          <w:rFonts w:ascii="Georgia" w:hAnsi="Georgia"/>
+          <w:b w:val="false"/>
+          <w:bCs w:val="false"/>
+          <w:i w:val="false"/>
+          <w:iCs w:val="false"/>
+          <w:sz w:val="14"/>
+          <w:szCs w:val="14"/>
+        </w:rPr>
+        <w:tab/>
+        <w:tab/>
+      </w:r>
+      <w:r>
+        <w:rPr>
+          <w:rFonts w:ascii="Georgia" w:hAnsi="Georgia"/>
+          <w:b/>
+          <w:bCs/>
+          <w:i w:val="false"/>
+          <w:iCs w:val="false"/>
+          <w:sz w:val="14"/>
+          <w:szCs w:val="14"/>
+        </w:rPr>
+        <w:t>read</w:t>
+      </w:r>
+    </w:p>
+    <w:p>
+      <w:pPr>
+        <w:pStyle w:val="Normal"/>
+        <w:rPr>
+          <w:rFonts w:ascii="Georgia" w:hAnsi="Georgia"/>
+          <w:b w:val="false"/>
+          <w:bCs w:val="false"/>
+          <w:sz w:val="14"/>
+          <w:szCs w:val="14"/>
+        </w:rPr>
+      </w:pPr>
+      <w:r>
+        <w:rPr>
+          <w:rFonts w:ascii="Georgia" w:hAnsi="Georgia"/>
+          <w:b w:val="false"/>
+          <w:bCs w:val="false"/>
+          <w:i w:val="false"/>
+          <w:iCs w:val="false"/>
+          <w:sz w:val="14"/>
+          <w:szCs w:val="14"/>
+        </w:rPr>
+        <w:t xml:space="preserve"> </w:t>
+      </w:r>
+      <w:r>
+        <w:rPr>
+          <w:rFonts w:ascii="Georgia" w:hAnsi="Georgia"/>
+          <w:b w:val="false"/>
+          <w:bCs w:val="false"/>
+          <w:i w:val="false"/>
+          <w:iCs w:val="false"/>
+          <w:sz w:val="14"/>
+          <w:szCs w:val="14"/>
+        </w:rPr>
+        <w:tab/>
+        <w:tab/>
+      </w:r>
+      <w:r>
+        <w:rPr>
+          <w:rFonts w:ascii="Georgia" w:hAnsi="Georgia"/>
+          <w:b/>
+          <w:bCs/>
+          <w:i w:val="false"/>
+          <w:iCs w:val="false"/>
+          <w:sz w:val="14"/>
+          <w:szCs w:val="14"/>
+        </w:rPr>
+        <w:t>recv</w:t>
+      </w:r>
+    </w:p>
+    <w:p>
+      <w:pPr>
+        <w:pStyle w:val="Normal"/>
+        <w:rPr>
+          <w:rFonts w:ascii="Georgia" w:hAnsi="Georgia"/>
+          <w:b w:val="false"/>
+          <w:bCs w:val="false"/>
+          <w:sz w:val="14"/>
+          <w:szCs w:val="14"/>
+        </w:rPr>
+      </w:pPr>
+      <w:r>
+        <w:rPr>
+          <w:rFonts w:ascii="Georgia" w:hAnsi="Georgia"/>
+          <w:b w:val="false"/>
+          <w:bCs w:val="false"/>
+          <w:i w:val="false"/>
+          <w:iCs w:val="false"/>
+          <w:sz w:val="14"/>
+          <w:szCs w:val="14"/>
+        </w:rPr>
+        <w:t xml:space="preserve"> </w:t>
+      </w:r>
+      <w:r>
+        <w:rPr>
+          <w:rFonts w:ascii="Georgia" w:hAnsi="Georgia"/>
+          <w:b w:val="false"/>
+          <w:bCs w:val="false"/>
+          <w:i w:val="false"/>
+          <w:iCs w:val="false"/>
+          <w:sz w:val="14"/>
+          <w:szCs w:val="14"/>
+        </w:rPr>
+        <w:tab/>
+        <w:tab/>
+      </w:r>
+      <w:r>
+        <w:rPr>
+          <w:rFonts w:ascii="Georgia" w:hAnsi="Georgia"/>
+          <w:b/>
+          <w:bCs/>
+          <w:i w:val="false"/>
+          <w:iCs w:val="false"/>
+          <w:sz w:val="14"/>
+          <w:szCs w:val="14"/>
+        </w:rPr>
+        <w:t>select</w:t>
+      </w:r>
+    </w:p>
+    <w:p>
+      <w:pPr>
+        <w:pStyle w:val="Normal"/>
+        <w:rPr>
+          <w:rFonts w:ascii="Georgia" w:hAnsi="Georgia"/>
+          <w:b w:val="false"/>
+          <w:bCs w:val="false"/>
+          <w:sz w:val="14"/>
+          <w:szCs w:val="14"/>
+        </w:rPr>
+      </w:pPr>
+      <w:r>
+        <w:rPr>
+          <w:rFonts w:ascii="Georgia" w:hAnsi="Georgia"/>
+          <w:b w:val="false"/>
+          <w:bCs w:val="false"/>
+          <w:i w:val="false"/>
+          <w:iCs w:val="false"/>
+          <w:sz w:val="14"/>
+          <w:szCs w:val="14"/>
+        </w:rPr>
+        <w:t xml:space="preserve"> </w:t>
+      </w:r>
+      <w:r>
+        <w:rPr>
+          <w:rFonts w:ascii="Georgia" w:hAnsi="Georgia"/>
+          <w:b w:val="false"/>
+          <w:bCs w:val="false"/>
+          <w:i w:val="false"/>
+          <w:iCs w:val="false"/>
+          <w:sz w:val="14"/>
+          <w:szCs w:val="14"/>
+        </w:rPr>
+        <w:tab/>
+        <w:tab/>
+      </w:r>
+      <w:r>
+        <w:rPr>
+          <w:rFonts w:ascii="Georgia" w:hAnsi="Georgia"/>
+          <w:b/>
+          <w:bCs/>
+          <w:i w:val="false"/>
+          <w:iCs w:val="false"/>
+          <w:sz w:val="14"/>
+          <w:szCs w:val="14"/>
+        </w:rPr>
+        <w:t>send</w:t>
+      </w:r>
+    </w:p>
+    <w:p>
+      <w:pPr>
+        <w:pStyle w:val="Normal"/>
+        <w:rPr>
+          <w:rFonts w:ascii="Georgia" w:hAnsi="Georgia"/>
+          <w:b w:val="false"/>
+          <w:bCs w:val="false"/>
+          <w:sz w:val="14"/>
+          <w:szCs w:val="14"/>
+        </w:rPr>
+      </w:pPr>
+      <w:r>
+        <w:rPr>
+          <w:rFonts w:ascii="Georgia" w:hAnsi="Georgia"/>
+          <w:b w:val="false"/>
+          <w:bCs w:val="false"/>
+          <w:i w:val="false"/>
+          <w:iCs w:val="false"/>
+          <w:sz w:val="14"/>
+          <w:szCs w:val="14"/>
+        </w:rPr>
+        <w:t xml:space="preserve"> </w:t>
+      </w:r>
+      <w:r>
+        <w:rPr>
+          <w:rFonts w:ascii="Georgia" w:hAnsi="Georgia"/>
+          <w:b w:val="false"/>
+          <w:bCs w:val="false"/>
+          <w:i w:val="false"/>
+          <w:iCs w:val="false"/>
+          <w:sz w:val="14"/>
+          <w:szCs w:val="14"/>
+        </w:rPr>
+        <w:tab/>
+        <w:tab/>
+      </w:r>
+      <w:r>
+        <w:rPr>
+          <w:rFonts w:ascii="Georgia" w:hAnsi="Georgia"/>
+          <w:b/>
+          <w:bCs/>
+          <w:i w:val="false"/>
+          <w:iCs w:val="false"/>
+          <w:sz w:val="14"/>
+          <w:szCs w:val="14"/>
+        </w:rPr>
+        <w:t>shutdown</w:t>
+      </w:r>
+    </w:p>
+    <w:p>
+      <w:pPr>
+        <w:pStyle w:val="Normal"/>
+        <w:rPr>
+          <w:rFonts w:ascii="Georgia" w:hAnsi="Georgia"/>
+          <w:b w:val="false"/>
+          <w:bCs w:val="false"/>
+          <w:sz w:val="14"/>
+          <w:szCs w:val="14"/>
+        </w:rPr>
+      </w:pPr>
+      <w:r>
+        <w:rPr>
+          <w:rFonts w:ascii="Georgia" w:hAnsi="Georgia"/>
+          <w:b w:val="false"/>
+          <w:bCs w:val="false"/>
+          <w:i w:val="false"/>
+          <w:iCs w:val="false"/>
+          <w:sz w:val="14"/>
+          <w:szCs w:val="14"/>
+        </w:rPr>
+        <w:t xml:space="preserve"> </w:t>
+      </w:r>
+      <w:r>
+        <w:rPr>
+          <w:rFonts w:ascii="Georgia" w:hAnsi="Georgia"/>
+          <w:b w:val="false"/>
+          <w:bCs w:val="false"/>
+          <w:i w:val="false"/>
+          <w:iCs w:val="false"/>
+          <w:sz w:val="14"/>
+          <w:szCs w:val="14"/>
+        </w:rPr>
+        <w:tab/>
+        <w:tab/>
+      </w:r>
+      <w:r>
+        <w:rPr>
+          <w:rFonts w:ascii="Georgia" w:hAnsi="Georgia"/>
+          <w:b/>
+          <w:bCs/>
+          <w:i w:val="false"/>
+          <w:iCs w:val="false"/>
+          <w:sz w:val="14"/>
+          <w:szCs w:val="14"/>
         </w:rPr>
         <w:t>socket</w:t>
-        <w:tab/>
-      </w:r>
-      <w:r>
-        <w:rPr>
-          <w:rFonts w:ascii="Georgia" w:hAnsi="Georgia"/>
-          <w:b/>
-          <w:bCs/>
-          <w:i w:val="false"/>
-          <w:iCs w:val="false"/>
-          <w:sz w:val="14"/>
-          <w:szCs w:val="14"/>
-        </w:rPr>
-        <w:t>accept</w:t>
-      </w:r>
-    </w:p>
-    <w:p>
-      <w:pPr>
-        <w:pStyle w:val="Normal"/>
-        <w:rPr>
-          <w:rFonts w:ascii="Georgia" w:hAnsi="Georgia"/>
-          <w:b w:val="false"/>
-          <w:bCs w:val="false"/>
-          <w:sz w:val="14"/>
-          <w:szCs w:val="14"/>
-        </w:rPr>
-      </w:pPr>
-      <w:r>
-        <w:rPr>
-          <w:rFonts w:ascii="Georgia" w:hAnsi="Georgia"/>
-          <w:b w:val="false"/>
-          <w:bCs w:val="false"/>
-          <w:i w:val="false"/>
-          <w:iCs w:val="false"/>
-          <w:sz w:val="14"/>
-          <w:szCs w:val="14"/>
-        </w:rPr>
-        <w:tab/>
-        <w:tab/>
-      </w:r>
-      <w:r>
-        <w:rPr>
-          <w:rFonts w:ascii="Georgia" w:hAnsi="Georgia"/>
-          <w:b/>
-          <w:bCs/>
-          <w:i w:val="false"/>
-          <w:iCs w:val="false"/>
-          <w:sz w:val="14"/>
-          <w:szCs w:val="14"/>
-        </w:rPr>
-        <w:t>bind</w:t>
-      </w:r>
-    </w:p>
-    <w:p>
-      <w:pPr>
-        <w:pStyle w:val="Normal"/>
-        <w:rPr>
-          <w:rFonts w:ascii="Georgia" w:hAnsi="Georgia"/>
-          <w:b w:val="false"/>
-          <w:bCs w:val="false"/>
-          <w:sz w:val="14"/>
-          <w:szCs w:val="14"/>
-        </w:rPr>
-      </w:pPr>
-      <w:r>
-        <w:rPr>
-          <w:rFonts w:ascii="Georgia" w:hAnsi="Georgia"/>
-          <w:b w:val="false"/>
-          <w:bCs w:val="false"/>
-          <w:i w:val="false"/>
-          <w:iCs w:val="false"/>
-          <w:sz w:val="14"/>
-          <w:szCs w:val="14"/>
-        </w:rPr>
-        <w:tab/>
-        <w:tab/>
-      </w:r>
-      <w:r>
-        <w:rPr>
-          <w:rFonts w:ascii="Georgia" w:hAnsi="Georgia"/>
-          <w:b/>
-          <w:bCs/>
-          <w:i w:val="false"/>
-          <w:iCs w:val="false"/>
-          <w:sz w:val="14"/>
-          <w:szCs w:val="14"/>
-        </w:rPr>
-        <w:t>connect</w:t>
-      </w:r>
-    </w:p>
-    <w:p>
-      <w:pPr>
-        <w:pStyle w:val="Normal"/>
-        <w:rPr>
-          <w:rFonts w:ascii="Georgia" w:hAnsi="Georgia"/>
-          <w:b w:val="false"/>
-          <w:bCs w:val="false"/>
-          <w:sz w:val="14"/>
-          <w:szCs w:val="14"/>
-        </w:rPr>
-      </w:pPr>
-      <w:r>
-        <w:rPr>
-          <w:rFonts w:ascii="Georgia" w:hAnsi="Georgia"/>
-          <w:b w:val="false"/>
-          <w:bCs w:val="false"/>
-          <w:i w:val="false"/>
-          <w:iCs w:val="false"/>
-          <w:sz w:val="14"/>
-          <w:szCs w:val="14"/>
-        </w:rPr>
-        <w:tab/>
-        <w:tab/>
-      </w:r>
-      <w:r>
-        <w:rPr>
-          <w:rFonts w:ascii="Georgia" w:hAnsi="Georgia"/>
-          <w:b/>
-          <w:bCs/>
-          <w:i w:val="false"/>
-          <w:iCs w:val="false"/>
-          <w:sz w:val="14"/>
-          <w:szCs w:val="14"/>
-        </w:rPr>
-        <w:t>getpeername</w:t>
-      </w:r>
-    </w:p>
-    <w:p>
-      <w:pPr>
-        <w:pStyle w:val="Normal"/>
-        <w:rPr>
-          <w:rFonts w:ascii="Georgia" w:hAnsi="Georgia"/>
-          <w:b w:val="false"/>
-          <w:bCs w:val="false"/>
-          <w:sz w:val="14"/>
-          <w:szCs w:val="14"/>
-        </w:rPr>
-      </w:pPr>
-      <w:r>
-        <w:rPr>
-          <w:rFonts w:ascii="Georgia" w:hAnsi="Georgia"/>
-          <w:b w:val="false"/>
-          <w:bCs w:val="false"/>
-          <w:i w:val="false"/>
-          <w:iCs w:val="false"/>
-          <w:sz w:val="14"/>
-          <w:szCs w:val="14"/>
-        </w:rPr>
-        <w:tab/>
-        <w:tab/>
-      </w:r>
-      <w:r>
-        <w:rPr>
-          <w:rFonts w:ascii="Georgia" w:hAnsi="Georgia"/>
-          <w:b/>
-          <w:bCs/>
-          <w:i w:val="false"/>
-          <w:iCs w:val="false"/>
-          <w:sz w:val="14"/>
-          <w:szCs w:val="14"/>
-        </w:rPr>
-        <w:t>getsockname</w:t>
-      </w:r>
-    </w:p>
-    <w:p>
-      <w:pPr>
-        <w:pStyle w:val="Normal"/>
-        <w:rPr>
-          <w:rFonts w:ascii="Georgia" w:hAnsi="Georgia"/>
-          <w:b w:val="false"/>
-          <w:bCs w:val="false"/>
-          <w:sz w:val="14"/>
-          <w:szCs w:val="14"/>
-        </w:rPr>
-      </w:pPr>
-      <w:r>
-        <w:rPr>
-          <w:rFonts w:ascii="Georgia" w:hAnsi="Georgia"/>
-          <w:b w:val="false"/>
-          <w:bCs w:val="false"/>
-          <w:i w:val="false"/>
-          <w:iCs w:val="false"/>
-          <w:sz w:val="14"/>
-          <w:szCs w:val="14"/>
-        </w:rPr>
-        <w:tab/>
-        <w:tab/>
-      </w:r>
-      <w:r>
-        <w:rPr>
-          <w:rFonts w:ascii="Georgia" w:hAnsi="Georgia"/>
-          <w:b/>
-          <w:bCs/>
-          <w:i w:val="false"/>
-          <w:iCs w:val="false"/>
-          <w:sz w:val="14"/>
-          <w:szCs w:val="14"/>
-        </w:rPr>
-        <w:t>getsockopt</w:t>
-      </w:r>
-    </w:p>
-    <w:p>
-      <w:pPr>
-        <w:pStyle w:val="Normal"/>
-        <w:rPr>
-          <w:rFonts w:ascii="Georgia" w:hAnsi="Georgia"/>
-          <w:b w:val="false"/>
-          <w:bCs w:val="false"/>
-          <w:sz w:val="14"/>
-          <w:szCs w:val="14"/>
-        </w:rPr>
-      </w:pPr>
-      <w:r>
-        <w:rPr>
-          <w:rFonts w:ascii="Georgia" w:hAnsi="Georgia"/>
-          <w:b w:val="false"/>
-          <w:bCs w:val="false"/>
-          <w:i w:val="false"/>
-          <w:iCs w:val="false"/>
-          <w:sz w:val="14"/>
-          <w:szCs w:val="14"/>
-        </w:rPr>
-        <w:t xml:space="preserve"> </w:t>
-      </w:r>
-      <w:r>
-        <w:rPr>
-          <w:rFonts w:ascii="Georgia" w:hAnsi="Georgia"/>
-          <w:b w:val="false"/>
-          <w:bCs w:val="false"/>
-          <w:i w:val="false"/>
-          <w:iCs w:val="false"/>
-          <w:sz w:val="14"/>
-          <w:szCs w:val="14"/>
-        </w:rPr>
-        <w:tab/>
-        <w:tab/>
-      </w:r>
-      <w:r>
-        <w:rPr>
-          <w:rFonts w:ascii="Georgia" w:hAnsi="Georgia"/>
-          <w:b/>
-          <w:bCs/>
-          <w:i w:val="false"/>
-          <w:iCs w:val="false"/>
-          <w:sz w:val="14"/>
-          <w:szCs w:val="14"/>
-        </w:rPr>
-        <w:t>listen</w:t>
-      </w:r>
-    </w:p>
-    <w:p>
-      <w:pPr>
-        <w:pStyle w:val="Normal"/>
-        <w:rPr>
-          <w:rFonts w:ascii="Georgia" w:hAnsi="Georgia"/>
-          <w:b w:val="false"/>
-          <w:bCs w:val="false"/>
-          <w:sz w:val="14"/>
-          <w:szCs w:val="14"/>
-        </w:rPr>
-      </w:pPr>
-      <w:r>
-        <w:rPr>
-          <w:rFonts w:ascii="Georgia" w:hAnsi="Georgia"/>
-          <w:b w:val="false"/>
-          <w:bCs w:val="false"/>
-          <w:i w:val="false"/>
-          <w:iCs w:val="false"/>
-          <w:sz w:val="14"/>
-          <w:szCs w:val="14"/>
-        </w:rPr>
-        <w:t xml:space="preserve"> </w:t>
-      </w:r>
-      <w:r>
-        <w:rPr>
-          <w:rFonts w:ascii="Georgia" w:hAnsi="Georgia"/>
-          <w:b w:val="false"/>
-          <w:bCs w:val="false"/>
-          <w:i w:val="false"/>
-          <w:iCs w:val="false"/>
-          <w:sz w:val="14"/>
-          <w:szCs w:val="14"/>
-        </w:rPr>
-        <w:tab/>
-        <w:tab/>
-      </w:r>
-      <w:r>
-        <w:rPr>
-          <w:rFonts w:ascii="Georgia" w:hAnsi="Georgia"/>
-          <w:b/>
-          <w:bCs/>
-          <w:i w:val="false"/>
-          <w:iCs w:val="false"/>
-          <w:sz w:val="14"/>
-          <w:szCs w:val="14"/>
-        </w:rPr>
-        <w:t>read</w:t>
-      </w:r>
-    </w:p>
-    <w:p>
-      <w:pPr>
-        <w:pStyle w:val="Normal"/>
-        <w:rPr>
-          <w:rFonts w:ascii="Georgia" w:hAnsi="Georgia"/>
-          <w:b w:val="false"/>
-          <w:bCs w:val="false"/>
-          <w:sz w:val="14"/>
-          <w:szCs w:val="14"/>
-        </w:rPr>
-      </w:pPr>
-      <w:r>
-        <w:rPr>
-          <w:rFonts w:ascii="Georgia" w:hAnsi="Georgia"/>
-          <w:b w:val="false"/>
-          <w:bCs w:val="false"/>
-          <w:i w:val="false"/>
-          <w:iCs w:val="false"/>
-          <w:sz w:val="14"/>
-          <w:szCs w:val="14"/>
-        </w:rPr>
-        <w:t xml:space="preserve"> </w:t>
-      </w:r>
-      <w:r>
-        <w:rPr>
-          <w:rFonts w:ascii="Georgia" w:hAnsi="Georgia"/>
-          <w:b w:val="false"/>
-          <w:bCs w:val="false"/>
-          <w:i w:val="false"/>
-          <w:iCs w:val="false"/>
-          <w:sz w:val="14"/>
-          <w:szCs w:val="14"/>
-        </w:rPr>
-        <w:tab/>
-        <w:tab/>
-      </w:r>
-      <w:r>
-        <w:rPr>
-          <w:rFonts w:ascii="Georgia" w:hAnsi="Georgia"/>
-          <w:b/>
-          <w:bCs/>
-          <w:i w:val="false"/>
-          <w:iCs w:val="false"/>
-          <w:sz w:val="14"/>
-          <w:szCs w:val="14"/>
-        </w:rPr>
-        <w:t>recv</w:t>
-      </w:r>
-    </w:p>
-    <w:p>
-      <w:pPr>
-        <w:pStyle w:val="Normal"/>
-        <w:rPr>
-          <w:rFonts w:ascii="Georgia" w:hAnsi="Georgia"/>
-          <w:b w:val="false"/>
-          <w:bCs w:val="false"/>
-          <w:sz w:val="14"/>
-          <w:szCs w:val="14"/>
-        </w:rPr>
-      </w:pPr>
-      <w:r>
-        <w:rPr>
-          <w:rFonts w:ascii="Georgia" w:hAnsi="Georgia"/>
-          <w:b w:val="false"/>
-          <w:bCs w:val="false"/>
-          <w:i w:val="false"/>
-          <w:iCs w:val="false"/>
-          <w:sz w:val="14"/>
-          <w:szCs w:val="14"/>
-        </w:rPr>
-        <w:t xml:space="preserve"> </w:t>
-      </w:r>
-      <w:r>
-        <w:rPr>
-          <w:rFonts w:ascii="Georgia" w:hAnsi="Georgia"/>
-          <w:b w:val="false"/>
-          <w:bCs w:val="false"/>
-          <w:i w:val="false"/>
-          <w:iCs w:val="false"/>
-          <w:sz w:val="14"/>
-          <w:szCs w:val="14"/>
-        </w:rPr>
-        <w:tab/>
-        <w:tab/>
-      </w:r>
-      <w:r>
-        <w:rPr>
-          <w:rFonts w:ascii="Georgia" w:hAnsi="Georgia"/>
-          <w:b/>
-          <w:bCs/>
-          <w:i w:val="false"/>
-          <w:iCs w:val="false"/>
-          <w:sz w:val="14"/>
-          <w:szCs w:val="14"/>
-        </w:rPr>
-        <w:t>select</w:t>
-      </w:r>
-    </w:p>
-    <w:p>
-      <w:pPr>
-        <w:pStyle w:val="Normal"/>
-        <w:rPr>
-          <w:rFonts w:ascii="Georgia" w:hAnsi="Georgia"/>
-          <w:b w:val="false"/>
-          <w:bCs w:val="false"/>
-          <w:sz w:val="14"/>
-          <w:szCs w:val="14"/>
-        </w:rPr>
-      </w:pPr>
-      <w:r>
-        <w:rPr>
-          <w:rFonts w:ascii="Georgia" w:hAnsi="Georgia"/>
-          <w:b w:val="false"/>
-          <w:bCs w:val="false"/>
-          <w:i w:val="false"/>
-          <w:iCs w:val="false"/>
-          <w:sz w:val="14"/>
-          <w:szCs w:val="14"/>
-        </w:rPr>
-        <w:t xml:space="preserve"> </w:t>
-      </w:r>
-      <w:r>
-        <w:rPr>
-          <w:rFonts w:ascii="Georgia" w:hAnsi="Georgia"/>
-          <w:b w:val="false"/>
-          <w:bCs w:val="false"/>
-          <w:i w:val="false"/>
-          <w:iCs w:val="false"/>
-          <w:sz w:val="14"/>
-          <w:szCs w:val="14"/>
-        </w:rPr>
-        <w:tab/>
-        <w:tab/>
-      </w:r>
-      <w:r>
-        <w:rPr>
-          <w:rFonts w:ascii="Georgia" w:hAnsi="Georgia"/>
-          <w:b/>
-          <w:bCs/>
-          <w:i w:val="false"/>
-          <w:iCs w:val="false"/>
-          <w:sz w:val="14"/>
-          <w:szCs w:val="14"/>
-        </w:rPr>
-        <w:t>send</w:t>
-      </w:r>
-    </w:p>
-    <w:p>
-      <w:pPr>
-        <w:pStyle w:val="Normal"/>
-        <w:rPr>
-          <w:rFonts w:ascii="Georgia" w:hAnsi="Georgia"/>
-          <w:b w:val="false"/>
-          <w:bCs w:val="false"/>
-          <w:sz w:val="14"/>
-          <w:szCs w:val="14"/>
-        </w:rPr>
-      </w:pPr>
-      <w:r>
-        <w:rPr>
-          <w:rFonts w:ascii="Georgia" w:hAnsi="Georgia"/>
-          <w:b w:val="false"/>
-          <w:bCs w:val="false"/>
-          <w:i w:val="false"/>
-          <w:iCs w:val="false"/>
-          <w:sz w:val="14"/>
-          <w:szCs w:val="14"/>
-        </w:rPr>
-        <w:t xml:space="preserve"> </w:t>
-      </w:r>
-      <w:r>
-        <w:rPr>
-          <w:rFonts w:ascii="Georgia" w:hAnsi="Georgia"/>
-          <w:b w:val="false"/>
-          <w:bCs w:val="false"/>
-          <w:i w:val="false"/>
-          <w:iCs w:val="false"/>
-          <w:sz w:val="14"/>
-          <w:szCs w:val="14"/>
-        </w:rPr>
-        <w:tab/>
-        <w:tab/>
-      </w:r>
-      <w:r>
-        <w:rPr>
-          <w:rFonts w:ascii="Georgia" w:hAnsi="Georgia"/>
-          <w:b/>
-          <w:bCs/>
-          <w:i w:val="false"/>
-          <w:iCs w:val="false"/>
-          <w:sz w:val="14"/>
-          <w:szCs w:val="14"/>
-        </w:rPr>
-        <w:t>shutdow</w:t>
-      </w:r>
-      <w:r>
-        <w:rPr>
-          <w:rFonts w:ascii="Georgia" w:hAnsi="Georgia"/>
-          <w:b/>
-          <w:bCs/>
-          <w:i w:val="false"/>
-          <w:iCs w:val="false"/>
-          <w:sz w:val="14"/>
-          <w:szCs w:val="14"/>
-        </w:rPr>
-        <w:t>n</w:t>
-      </w:r>
-    </w:p>
-    <w:p>
-      <w:pPr>
-        <w:pStyle w:val="Normal"/>
-        <w:rPr>
-          <w:rFonts w:ascii="Georgia" w:hAnsi="Georgia"/>
-          <w:b w:val="false"/>
-          <w:bCs w:val="false"/>
-          <w:sz w:val="14"/>
-          <w:szCs w:val="14"/>
-        </w:rPr>
-      </w:pPr>
-      <w:r>
-        <w:rPr>
-          <w:rFonts w:ascii="Georgia" w:hAnsi="Georgia"/>
-          <w:b w:val="false"/>
-          <w:bCs w:val="false"/>
-          <w:i w:val="false"/>
-          <w:iCs w:val="false"/>
-          <w:sz w:val="14"/>
-          <w:szCs w:val="14"/>
-        </w:rPr>
-        <w:t xml:space="preserve"> </w:t>
-      </w:r>
-      <w:r>
-        <w:rPr>
-          <w:rFonts w:ascii="Georgia" w:hAnsi="Georgia"/>
-          <w:b w:val="false"/>
-          <w:bCs w:val="false"/>
-          <w:i w:val="false"/>
-          <w:iCs w:val="false"/>
-          <w:sz w:val="14"/>
-          <w:szCs w:val="14"/>
-        </w:rPr>
-        <w:tab/>
-        <w:tab/>
-      </w:r>
-      <w:r>
-        <w:rPr>
-          <w:rFonts w:ascii="Georgia" w:hAnsi="Georgia"/>
-          <w:b/>
-          <w:bCs/>
-          <w:i w:val="false"/>
-          <w:iCs w:val="false"/>
-          <w:sz w:val="14"/>
-          <w:szCs w:val="14"/>
-        </w:rPr>
-        <w:t>socket</w:t>
       </w:r>
     </w:p>
     <w:p>
@@ -17122,6 +17130,19 @@
           <w:szCs w:val="14"/>
         </w:rPr>
         <w:t>write</w:t>
+      </w:r>
+    </w:p>
+    <w:p>
+      <w:pPr>
+        <w:pStyle w:val="Normal"/>
+        <w:rPr>
+          <w:rFonts w:ascii="Georgia" w:hAnsi="Georgia"/>
+          <w:sz w:val="14"/>
+          <w:szCs w:val="14"/>
+        </w:rPr>
+      </w:pPr>
+      <w:r>
+        <w:rPr/>
       </w:r>
     </w:p>
     <w:p>
@@ -18809,17 +18830,7 @@
           <w:sz w:val="16"/>
           <w:szCs w:val="16"/>
         </w:rPr>
-        <w:t>reference</w:t>
-      </w:r>
-      <w:r>
-        <w:rPr>
-          <w:rFonts w:ascii="Georgia" w:hAnsi="Georgia"/>
-          <w:b w:val="false"/>
-          <w:bCs w:val="false"/>
-          <w:sz w:val="16"/>
-          <w:szCs w:val="16"/>
-        </w:rPr>
-        <w:t>:</w:t>
+        <w:t>reference:</w:t>
       </w:r>
     </w:p>
     <w:p>
@@ -18834,7 +18845,13 @@
         </w:rPr>
       </w:pPr>
       <w:r>
-        <w:rPr/>
+        <w:rPr>
+          <w:rFonts w:ascii="Georgia" w:hAnsi="Georgia"/>
+          <w:b/>
+          <w:bCs/>
+          <w:sz w:val="12"/>
+          <w:szCs w:val="12"/>
+        </w:rPr>
       </w:r>
     </w:p>
     <w:p>
@@ -23564,7 +23581,7 @@
     <w:pPr>
       <w:widowControl/>
       <w:suppressAutoHyphens w:val="true"/>
-      <w:overflowPunct w:val="true"/>
+      <w:overflowPunct w:val="false"/>
       <w:bidi w:val="0"/>
       <w:spacing w:before="0" w:after="0"/>
       <w:jc w:val="left"/>

--- a/doc/refcards/mu-ref.docx
+++ b/doc/refcards/mu-ref.docx
@@ -64,7 +64,7 @@
           <w:tab w:val="left" w:pos="4110" w:leader="none"/>
         </w:tabs>
         <w:suppressAutoHyphens w:val="true"/>
-        <w:overflowPunct w:val="false"/>
+        <w:overflowPunct w:val="true"/>
         <w:bidi w:val="0"/>
         <w:spacing w:before="0" w:after="0"/>
         <w:ind w:hanging="0" w:left="0" w:right="0"/>
@@ -2161,7 +2161,7 @@
         <w:pStyle w:val="Normal"/>
         <w:widowControl/>
         <w:suppressAutoHyphens w:val="true"/>
-        <w:overflowPunct w:val="false"/>
+        <w:overflowPunct w:val="true"/>
         <w:bidi w:val="0"/>
         <w:spacing w:before="0" w:after="0"/>
         <w:ind w:hanging="0" w:left="0" w:right="0"/>
@@ -5562,7 +5562,7 @@
         <w:pStyle w:val="Normal"/>
         <w:widowControl/>
         <w:suppressAutoHyphens w:val="true"/>
-        <w:overflowPunct w:val="false"/>
+        <w:overflowPunct w:val="true"/>
         <w:bidi w:val="0"/>
         <w:spacing w:before="0" w:after="0"/>
         <w:ind w:hanging="0" w:left="0" w:right="0"/>
@@ -14788,6 +14788,72 @@
           <w:u w:val="none"/>
           <w:lang w:val="en-US" w:eastAsia="zh-CN" w:bidi="hi-IN"/>
         </w:rPr>
+        <w:t>core-</w:t>
+      </w:r>
+      <w:r>
+        <w:rPr>
+          <w:rFonts w:eastAsia="Songti SC" w:cs="Arial Unicode MS" w:ascii="Georgia" w:hAnsi="Georgia"/>
+          <w:b/>
+          <w:bCs/>
+          <w:i/>
+          <w:iCs/>
+          <w:color w:val="auto"/>
+          <w:kern w:val="2"/>
+          <w:sz w:val="14"/>
+          <w:szCs w:val="14"/>
+          <w:u w:val="none"/>
+          <w:lang w:val="en-US" w:eastAsia="zh-CN" w:bidi="hi-IN"/>
+        </w:rPr>
+        <w:t>info</w:t>
+      </w:r>
+      <w:r>
+        <w:rPr>
+          <w:rFonts w:eastAsia="Songti SC" w:cs="Arial Unicode MS" w:ascii="Georgia" w:hAnsi="Georgia"/>
+          <w:b w:val="false"/>
+          <w:bCs w:val="false"/>
+          <w:i w:val="false"/>
+          <w:iCs w:val="false"/>
+          <w:color w:val="auto"/>
+          <w:kern w:val="2"/>
+          <w:sz w:val="14"/>
+          <w:szCs w:val="14"/>
+          <w:u w:val="none"/>
+          <w:lang w:val="en-US" w:eastAsia="zh-CN" w:bidi="hi-IN"/>
+        </w:rPr>
+        <w:tab/>
+        <w:tab/>
+      </w:r>
+      <w:r>
+        <w:rPr>
+          <w:rFonts w:eastAsia="Songti SC" w:cs="Arial Unicode MS" w:ascii="Georgia" w:hAnsi="Georgia"/>
+          <w:b w:val="false"/>
+          <w:bCs w:val="false"/>
+          <w:i/>
+          <w:iCs/>
+          <w:color w:val="auto"/>
+          <w:kern w:val="2"/>
+          <w:sz w:val="14"/>
+          <w:szCs w:val="14"/>
+          <w:u w:val="none"/>
+          <w:lang w:val="en-US" w:eastAsia="zh-CN" w:bidi="hi-IN"/>
+        </w:rPr>
+        <w:t>list</w:t>
+        <w:tab/>
+      </w:r>
+      <w:r>
+        <w:rPr>
+          <w:rFonts w:eastAsia="Songti SC" w:cs="Arial Unicode MS" w:ascii="Georgia" w:hAnsi="Georgia"/>
+          <w:b w:val="false"/>
+          <w:bCs w:val="false"/>
+          <w:i w:val="false"/>
+          <w:iCs w:val="false"/>
+          <w:color w:val="auto"/>
+          <w:kern w:val="2"/>
+          <w:sz w:val="14"/>
+          <w:szCs w:val="14"/>
+          <w:u w:val="none"/>
+          <w:lang w:val="en-US" w:eastAsia="zh-CN" w:bidi="hi-IN"/>
+        </w:rPr>
         <w:t>core</w:t>
       </w:r>
       <w:r>
@@ -14795,8 +14861,8 @@
           <w:rFonts w:eastAsia="Songti SC" w:cs="Arial Unicode MS" w:ascii="Georgia" w:hAnsi="Georgia"/>
           <w:b w:val="false"/>
           <w:bCs w:val="false"/>
-          <w:i w:val="false"/>
-          <w:iCs w:val="false"/>
+          <w:i/>
+          <w:iCs/>
           <w:color w:val="auto"/>
           <w:kern w:val="2"/>
           <w:sz w:val="14"/>
@@ -14804,16 +14870,15 @@
           <w:u w:val="none"/>
           <w:lang w:val="en-US" w:eastAsia="zh-CN" w:bidi="hi-IN"/>
         </w:rPr>
-        <w:tab/>
-        <w:tab/>
+        <w:t xml:space="preserve"> </w:t>
       </w:r>
       <w:r>
         <w:rPr>
           <w:rFonts w:eastAsia="Songti SC" w:cs="Arial Unicode MS" w:ascii="Georgia" w:hAnsi="Georgia"/>
           <w:b w:val="false"/>
           <w:bCs w:val="false"/>
-          <w:i/>
-          <w:iCs/>
+          <w:i w:val="false"/>
+          <w:iCs w:val="false"/>
           <w:color w:val="auto"/>
           <w:kern w:val="2"/>
           <w:sz w:val="14"/>
@@ -14821,6 +14886,345 @@
           <w:u w:val="none"/>
           <w:lang w:val="en-US" w:eastAsia="zh-CN" w:bidi="hi-IN"/>
         </w:rPr>
+        <w:t>state</w:t>
+      </w:r>
+    </w:p>
+    <w:p>
+      <w:pPr>
+        <w:pStyle w:val="Normal"/>
+        <w:rPr/>
+      </w:pPr>
+      <w:r>
+        <w:rPr>
+          <w:rFonts w:ascii="Georgia" w:hAnsi="Georgia"/>
+          <w:sz w:val="14"/>
+          <w:szCs w:val="14"/>
+        </w:rPr>
+        <w:t xml:space="preserve"> </w:t>
+      </w:r>
+      <w:r>
+        <w:rPr>
+          <w:rFonts w:ascii="Georgia" w:hAnsi="Georgia"/>
+          <w:b/>
+          <w:bCs/>
+          <w:sz w:val="14"/>
+          <w:szCs w:val="14"/>
+        </w:rPr>
+        <w:tab/>
+        <w:tab/>
+      </w:r>
+      <w:r>
+        <w:rPr>
+          <w:rFonts w:ascii="Georgia" w:hAnsi="Georgia"/>
+          <w:b/>
+          <w:bCs/>
+          <w:i/>
+          <w:iCs/>
+          <w:sz w:val="14"/>
+          <w:szCs w:val="14"/>
+        </w:rPr>
+        <w:t>process-mem-virt</w:t>
+      </w:r>
+      <w:r>
+        <w:rPr>
+          <w:rFonts w:ascii="Georgia" w:hAnsi="Georgia"/>
+          <w:b/>
+          <w:bCs/>
+          <w:sz w:val="14"/>
+          <w:szCs w:val="14"/>
+        </w:rPr>
+        <w:tab/>
+      </w:r>
+      <w:r>
+        <w:rPr>
+          <w:rFonts w:ascii="Georgia" w:hAnsi="Georgia"/>
+          <w:b w:val="false"/>
+          <w:bCs w:val="false"/>
+          <w:i/>
+          <w:iCs/>
+          <w:sz w:val="14"/>
+          <w:szCs w:val="14"/>
+        </w:rPr>
+        <w:t>fixnum</w:t>
+        <w:tab/>
+      </w:r>
+      <w:r>
+        <w:rPr>
+          <w:rFonts w:ascii="Georgia" w:hAnsi="Georgia"/>
+          <w:b w:val="false"/>
+          <w:bCs w:val="false"/>
+          <w:i w:val="false"/>
+          <w:iCs w:val="false"/>
+          <w:sz w:val="14"/>
+          <w:szCs w:val="14"/>
+        </w:rPr>
+        <w:t>vmem</w:t>
+      </w:r>
+    </w:p>
+    <w:p>
+      <w:pPr>
+        <w:pStyle w:val="Normal"/>
+        <w:rPr/>
+      </w:pPr>
+      <w:r>
+        <w:rPr>
+          <w:rFonts w:ascii="Georgia" w:hAnsi="Georgia"/>
+          <w:b/>
+          <w:bCs/>
+          <w:sz w:val="14"/>
+          <w:szCs w:val="14"/>
+        </w:rPr>
+        <w:tab/>
+        <w:tab/>
+      </w:r>
+      <w:r>
+        <w:rPr>
+          <w:rFonts w:ascii="Georgia" w:hAnsi="Georgia"/>
+          <w:b/>
+          <w:bCs/>
+          <w:i/>
+          <w:iCs/>
+          <w:sz w:val="14"/>
+          <w:szCs w:val="14"/>
+        </w:rPr>
+        <w:t>process-mem-res</w:t>
+      </w:r>
+      <w:r>
+        <w:rPr>
+          <w:rFonts w:ascii="Georgia" w:hAnsi="Georgia"/>
+          <w:b/>
+          <w:bCs/>
+          <w:sz w:val="14"/>
+          <w:szCs w:val="14"/>
+        </w:rPr>
+        <w:tab/>
+      </w:r>
+      <w:r>
+        <w:rPr>
+          <w:rFonts w:ascii="Georgia" w:hAnsi="Georgia"/>
+          <w:b w:val="false"/>
+          <w:bCs w:val="false"/>
+          <w:i/>
+          <w:iCs/>
+          <w:sz w:val="14"/>
+          <w:szCs w:val="14"/>
+        </w:rPr>
+        <w:t>fixnum</w:t>
+        <w:tab/>
+      </w:r>
+      <w:r>
+        <w:rPr>
+          <w:rFonts w:ascii="Georgia" w:hAnsi="Georgia"/>
+          <w:b w:val="false"/>
+          <w:bCs w:val="false"/>
+          <w:i w:val="false"/>
+          <w:iCs w:val="false"/>
+          <w:sz w:val="14"/>
+          <w:szCs w:val="14"/>
+        </w:rPr>
+        <w:t>reserve</w:t>
+      </w:r>
+    </w:p>
+    <w:p>
+      <w:pPr>
+        <w:pStyle w:val="Normal"/>
+        <w:rPr/>
+      </w:pPr>
+      <w:r>
+        <w:rPr>
+          <w:rFonts w:ascii="Georgia" w:hAnsi="Georgia"/>
+          <w:b/>
+          <w:bCs/>
+          <w:sz w:val="14"/>
+          <w:szCs w:val="14"/>
+        </w:rPr>
+        <w:tab/>
+        <w:tab/>
+      </w:r>
+      <w:r>
+        <w:rPr>
+          <w:rFonts w:ascii="Georgia" w:hAnsi="Georgia"/>
+          <w:b/>
+          <w:bCs/>
+          <w:i/>
+          <w:iCs/>
+          <w:sz w:val="14"/>
+          <w:szCs w:val="14"/>
+        </w:rPr>
+        <w:t>process-time</w:t>
+      </w:r>
+      <w:r>
+        <w:rPr>
+          <w:rFonts w:ascii="Georgia" w:hAnsi="Georgia"/>
+          <w:b/>
+          <w:bCs/>
+          <w:sz w:val="14"/>
+          <w:szCs w:val="14"/>
+        </w:rPr>
+        <w:tab/>
+      </w:r>
+      <w:r>
+        <w:rPr>
+          <w:rFonts w:ascii="Georgia" w:hAnsi="Georgia"/>
+          <w:b w:val="false"/>
+          <w:bCs w:val="false"/>
+          <w:i/>
+          <w:iCs/>
+          <w:sz w:val="14"/>
+          <w:szCs w:val="14"/>
+        </w:rPr>
+        <w:t>fixnum</w:t>
+        <w:tab/>
+      </w:r>
+      <w:r>
+        <w:rPr>
+          <w:rFonts w:ascii="Georgia" w:hAnsi="Georgia"/>
+          <w:b w:val="false"/>
+          <w:bCs w:val="false"/>
+          <w:i w:val="false"/>
+          <w:iCs w:val="false"/>
+          <w:sz w:val="14"/>
+          <w:szCs w:val="14"/>
+        </w:rPr>
+        <w:t>microseconds</w:t>
+      </w:r>
+    </w:p>
+    <w:p>
+      <w:pPr>
+        <w:pStyle w:val="Normal"/>
+        <w:rPr/>
+      </w:pPr>
+      <w:r>
+        <w:rPr>
+          <w:b/>
+          <w:bCs/>
+        </w:rPr>
+        <w:t xml:space="preserve"> </w:t>
+      </w:r>
+      <w:r>
+        <w:rPr>
+          <w:b/>
+          <w:bCs/>
+        </w:rPr>
+        <w:tab/>
+        <w:tab/>
+      </w:r>
+      <w:r>
+        <w:rPr>
+          <w:rFonts w:ascii="Georgia" w:hAnsi="Georgia"/>
+          <w:b/>
+          <w:bCs/>
+          <w:i/>
+          <w:iCs/>
+          <w:sz w:val="14"/>
+          <w:szCs w:val="14"/>
+        </w:rPr>
+        <w:t>time-units-per-sec</w:t>
+      </w:r>
+      <w:r>
+        <w:rPr>
+          <w:rFonts w:ascii="Georgia" w:hAnsi="Georgia"/>
+          <w:b/>
+          <w:bCs/>
+          <w:sz w:val="14"/>
+          <w:szCs w:val="14"/>
+        </w:rPr>
+        <w:tab/>
+      </w:r>
+      <w:r>
+        <w:rPr>
+          <w:rFonts w:ascii="Georgia" w:hAnsi="Georgia"/>
+          <w:i/>
+          <w:iCs/>
+          <w:sz w:val="14"/>
+          <w:szCs w:val="14"/>
+        </w:rPr>
+        <w:t>fixnum</w:t>
+      </w:r>
+    </w:p>
+    <w:p>
+      <w:pPr>
+        <w:pStyle w:val="Normal"/>
+        <w:rPr>
+          <w:sz w:val="16"/>
+          <w:szCs w:val="16"/>
+        </w:rPr>
+      </w:pPr>
+      <w:r>
+        <w:rPr>
+          <w:rFonts w:ascii="Georgia" w:hAnsi="Georgia"/>
+          <w:b/>
+          <w:bCs/>
+          <w:i w:val="false"/>
+          <w:iCs w:val="false"/>
+          <w:sz w:val="16"/>
+          <w:szCs w:val="16"/>
+        </w:rPr>
+        <w:t xml:space="preserve">   </w:t>
+      </w:r>
+      <w:r>
+        <w:rPr>
+          <w:rFonts w:ascii="Georgia" w:hAnsi="Georgia"/>
+          <w:b/>
+          <w:bCs/>
+          <w:i w:val="false"/>
+          <w:iCs w:val="false"/>
+          <w:sz w:val="16"/>
+          <w:szCs w:val="16"/>
+        </w:rPr>
+        <w:tab/>
+        <w:tab/>
+      </w:r>
+      <w:r>
+        <w:rPr>
+          <w:rFonts w:ascii="Georgia" w:hAnsi="Georgia"/>
+          <w:b/>
+          <w:bCs/>
+          <w:i/>
+          <w:iCs/>
+          <w:sz w:val="14"/>
+          <w:szCs w:val="14"/>
+        </w:rPr>
+        <w:t>process-fds</w:t>
+      </w:r>
+      <w:r>
+        <w:rPr>
+          <w:rFonts w:ascii="Georgia" w:hAnsi="Georgia"/>
+          <w:b/>
+          <w:bCs/>
+          <w:i/>
+          <w:iCs/>
+          <w:sz w:val="14"/>
+          <w:szCs w:val="14"/>
+        </w:rPr>
+        <w:t xml:space="preserve"> </w:t>
+      </w:r>
+      <w:r>
+        <w:rPr>
+          <w:rFonts w:ascii="Georgia" w:hAnsi="Georgia"/>
+          <w:b w:val="false"/>
+          <w:bCs w:val="false"/>
+          <w:i/>
+          <w:iCs/>
+          <w:sz w:val="14"/>
+          <w:szCs w:val="14"/>
+        </w:rPr>
+        <w:tab/>
+      </w:r>
+      <w:r>
+        <w:rPr>
+          <w:rFonts w:eastAsia="Songti SC" w:cs="Arial Unicode MS" w:ascii="Georgia" w:hAnsi="Georgia"/>
+          <w:b w:val="false"/>
+          <w:bCs w:val="false"/>
+          <w:i/>
+          <w:iCs/>
+          <w:color w:val="auto"/>
+          <w:kern w:val="2"/>
+          <w:sz w:val="16"/>
+          <w:szCs w:val="16"/>
+          <w:u w:val="none"/>
+          <w:lang w:val="en-US" w:eastAsia="zh-CN" w:bidi="hi-IN"/>
+        </w:rPr>
         <w:t>list</w:t>
         <w:tab/>
       </w:r>
@@ -14829,8 +15233,8 @@
           <w:rFonts w:eastAsia="Songti SC" w:cs="Arial Unicode MS" w:ascii="Georgia" w:hAnsi="Georgia"/>
           <w:b w:val="false"/>
           <w:bCs w:val="false"/>
-          <w:i w:val="false"/>
-          <w:iCs w:val="false"/>
+          <w:i/>
+          <w:iCs/>
           <w:color w:val="auto"/>
           <w:kern w:val="2"/>
           <w:sz w:val="14"/>
@@ -14838,7 +15242,7 @@
           <w:u w:val="none"/>
           <w:lang w:val="en-US" w:eastAsia="zh-CN" w:bidi="hi-IN"/>
         </w:rPr>
-        <w:t>core</w:t>
+        <w:t>file descriptors</w:t>
       </w:r>
       <w:r>
         <w:rPr>
@@ -14849,399 +15253,104 @@
           <w:iCs/>
           <w:color w:val="auto"/>
           <w:kern w:val="2"/>
-          <w:sz w:val="14"/>
-          <w:szCs w:val="14"/>
+          <w:sz w:val="16"/>
+          <w:szCs w:val="16"/>
           <w:u w:val="none"/>
           <w:lang w:val="en-US" w:eastAsia="zh-CN" w:bidi="hi-IN"/>
         </w:rPr>
         <w:t xml:space="preserve"> </w:t>
       </w:r>
+    </w:p>
+    <w:p>
+      <w:pPr>
+        <w:pStyle w:val="Normal"/>
+        <w:rPr>
+          <w:sz w:val="16"/>
+          <w:szCs w:val="16"/>
+        </w:rPr>
+      </w:pPr>
       <w:r>
         <w:rPr>
           <w:rFonts w:eastAsia="Songti SC" w:cs="Arial Unicode MS" w:ascii="Georgia" w:hAnsi="Georgia"/>
-          <w:b w:val="false"/>
-          <w:bCs w:val="false"/>
+          <w:b/>
+          <w:bCs/>
           <w:i w:val="false"/>
           <w:iCs w:val="false"/>
           <w:color w:val="auto"/>
           <w:kern w:val="2"/>
-          <w:sz w:val="14"/>
-          <w:szCs w:val="14"/>
+          <w:sz w:val="16"/>
+          <w:szCs w:val="16"/>
           <w:u w:val="none"/>
           <w:lang w:val="en-US" w:eastAsia="zh-CN" w:bidi="hi-IN"/>
         </w:rPr>
-        <w:t>state</w:t>
-      </w:r>
-    </w:p>
-    <w:p>
-      <w:pPr>
-        <w:pStyle w:val="Normal"/>
-        <w:rPr/>
-      </w:pPr>
-      <w:r>
-        <w:rPr/>
-        <w:t xml:space="preserve"> </w:t>
-      </w:r>
-      <w:r>
-        <w:rPr/>
-        <w:tab/>
-        <w:tab/>
-      </w:r>
-      <w:r>
-        <w:rPr>
-          <w:rFonts w:ascii="Georgia" w:hAnsi="Georgia"/>
-          <w:b/>
-          <w:bCs/>
-          <w:i/>
-          <w:iCs/>
-          <w:sz w:val="14"/>
-          <w:szCs w:val="14"/>
+        <w:t xml:space="preserve">   </w:t>
+      </w:r>
+      <w:r>
+        <w:rPr>
+          <w:rFonts w:eastAsia="Songti SC" w:cs="Arial Unicode MS" w:ascii="Georgia" w:hAnsi="Georgia"/>
+          <w:b/>
+          <w:bCs/>
+          <w:i w:val="false"/>
+          <w:iCs w:val="false"/>
+          <w:color w:val="auto"/>
+          <w:kern w:val="2"/>
+          <w:sz w:val="16"/>
+          <w:szCs w:val="16"/>
+          <w:u w:val="none"/>
+          <w:lang w:val="en-US" w:eastAsia="zh-CN" w:bidi="hi-IN"/>
+        </w:rPr>
+        <w:tab/>
+        <w:tab/>
+      </w:r>
+      <w:r>
+        <w:rPr>
+          <w:rFonts w:eastAsia="Songti SC" w:cs="Arial Unicode MS" w:ascii="Georgia" w:hAnsi="Georgia"/>
+          <w:b/>
+          <w:bCs/>
+          <w:i/>
+          <w:iCs/>
+          <w:color w:val="auto"/>
+          <w:kern w:val="2"/>
+          <w:sz w:val="14"/>
+          <w:szCs w:val="14"/>
+          <w:u w:val="none"/>
+          <w:lang w:val="en-US" w:eastAsia="zh-CN" w:bidi="hi-IN"/>
         </w:rPr>
         <w:t>sleep</w:t>
       </w:r>
       <w:r>
         <w:rPr>
-          <w:rFonts w:ascii="Georgia" w:hAnsi="Georgia"/>
-          <w:sz w:val="14"/>
-          <w:szCs w:val="14"/>
-        </w:rPr>
-        <w:tab/>
-        <w:tab/>
-      </w:r>
-      <w:r>
-        <w:rPr>
-          <w:rFonts w:ascii="Georgia" w:hAnsi="Georgia"/>
-          <w:b w:val="false"/>
-          <w:bCs w:val="false"/>
-          <w:i/>
-          <w:iCs/>
-          <w:sz w:val="14"/>
-          <w:szCs w:val="14"/>
+          <w:rFonts w:eastAsia="Songti SC" w:cs="Arial Unicode MS" w:ascii="Georgia" w:hAnsi="Georgia"/>
+          <w:b/>
+          <w:bCs/>
+          <w:i/>
+          <w:iCs/>
+          <w:color w:val="auto"/>
+          <w:kern w:val="2"/>
+          <w:sz w:val="14"/>
+          <w:szCs w:val="14"/>
+          <w:u w:val="none"/>
+          <w:lang w:val="en-US" w:eastAsia="zh-CN" w:bidi="hi-IN"/>
+        </w:rPr>
+        <w:t xml:space="preserve"> </w:t>
+      </w:r>
+      <w:r>
+        <w:rPr>
+          <w:rFonts w:eastAsia="Songti SC" w:cs="Arial Unicode MS" w:ascii="Georgia" w:hAnsi="Georgia"/>
+          <w:b w:val="false"/>
+          <w:bCs w:val="false"/>
+          <w:i/>
+          <w:iCs/>
+          <w:color w:val="auto"/>
+          <w:kern w:val="2"/>
+          <w:sz w:val="14"/>
+          <w:szCs w:val="14"/>
+          <w:u w:val="none"/>
+          <w:lang w:val="en-US" w:eastAsia="zh-CN" w:bidi="hi-IN"/>
         </w:rPr>
         <w:t>fixnum</w:t>
         <w:tab/>
-      </w:r>
-      <w:r>
-        <w:rPr>
-          <w:rFonts w:ascii="Georgia" w:hAnsi="Georgia"/>
-          <w:b w:val="false"/>
-          <w:bCs w:val="false"/>
-          <w:sz w:val="14"/>
-          <w:szCs w:val="14"/>
-        </w:rPr>
-        <w:t>microseonds</w:t>
-      </w:r>
-    </w:p>
-    <w:p>
-      <w:pPr>
-        <w:pStyle w:val="Normal"/>
-        <w:rPr/>
-      </w:pPr>
-      <w:r>
-        <w:rPr>
-          <w:rFonts w:ascii="Georgia" w:hAnsi="Georgia"/>
-          <w:sz w:val="14"/>
-          <w:szCs w:val="14"/>
-        </w:rPr>
-        <w:t xml:space="preserve"> </w:t>
-      </w:r>
-      <w:r>
-        <w:rPr>
-          <w:rFonts w:ascii="Georgia" w:hAnsi="Georgia"/>
-          <w:b/>
-          <w:bCs/>
-          <w:sz w:val="14"/>
-          <w:szCs w:val="14"/>
-        </w:rPr>
-        <w:tab/>
-        <w:tab/>
-      </w:r>
-      <w:r>
-        <w:rPr>
-          <w:rFonts w:ascii="Georgia" w:hAnsi="Georgia"/>
-          <w:b/>
-          <w:bCs/>
-          <w:i/>
-          <w:iCs/>
-          <w:sz w:val="14"/>
-          <w:szCs w:val="14"/>
-        </w:rPr>
-        <w:t>process-mem-virt</w:t>
-      </w:r>
-      <w:r>
-        <w:rPr>
-          <w:rFonts w:ascii="Georgia" w:hAnsi="Georgia"/>
-          <w:b/>
-          <w:bCs/>
-          <w:sz w:val="14"/>
-          <w:szCs w:val="14"/>
-        </w:rPr>
-        <w:tab/>
-      </w:r>
-      <w:r>
-        <w:rPr>
-          <w:rFonts w:ascii="Georgia" w:hAnsi="Georgia"/>
-          <w:b w:val="false"/>
-          <w:bCs w:val="false"/>
-          <w:i/>
-          <w:iCs/>
-          <w:sz w:val="14"/>
-          <w:szCs w:val="14"/>
-        </w:rPr>
-        <w:t>fixnum</w:t>
-        <w:tab/>
-      </w:r>
-      <w:r>
-        <w:rPr>
-          <w:rFonts w:ascii="Georgia" w:hAnsi="Georgia"/>
-          <w:b w:val="false"/>
-          <w:bCs w:val="false"/>
-          <w:i w:val="false"/>
-          <w:iCs w:val="false"/>
-          <w:sz w:val="14"/>
-          <w:szCs w:val="14"/>
-        </w:rPr>
-        <w:t>vmem</w:t>
-      </w:r>
-    </w:p>
-    <w:p>
-      <w:pPr>
-        <w:pStyle w:val="Normal"/>
-        <w:rPr/>
-      </w:pPr>
-      <w:r>
-        <w:rPr>
-          <w:rFonts w:ascii="Georgia" w:hAnsi="Georgia"/>
-          <w:b/>
-          <w:bCs/>
-          <w:sz w:val="14"/>
-          <w:szCs w:val="14"/>
-        </w:rPr>
-        <w:tab/>
-        <w:tab/>
-      </w:r>
-      <w:r>
-        <w:rPr>
-          <w:rFonts w:ascii="Georgia" w:hAnsi="Georgia"/>
-          <w:b/>
-          <w:bCs/>
-          <w:i/>
-          <w:iCs/>
-          <w:sz w:val="14"/>
-          <w:szCs w:val="14"/>
-        </w:rPr>
-        <w:t>process-mem-res</w:t>
-      </w:r>
-      <w:r>
-        <w:rPr>
-          <w:rFonts w:ascii="Georgia" w:hAnsi="Georgia"/>
-          <w:b/>
-          <w:bCs/>
-          <w:sz w:val="14"/>
-          <w:szCs w:val="14"/>
-        </w:rPr>
-        <w:tab/>
-      </w:r>
-      <w:r>
-        <w:rPr>
-          <w:rFonts w:ascii="Georgia" w:hAnsi="Georgia"/>
-          <w:b w:val="false"/>
-          <w:bCs w:val="false"/>
-          <w:i/>
-          <w:iCs/>
-          <w:sz w:val="14"/>
-          <w:szCs w:val="14"/>
-        </w:rPr>
-        <w:t>fixnum</w:t>
-        <w:tab/>
-      </w:r>
-      <w:r>
-        <w:rPr>
-          <w:rFonts w:ascii="Georgia" w:hAnsi="Georgia"/>
-          <w:b w:val="false"/>
-          <w:bCs w:val="false"/>
-          <w:i w:val="false"/>
-          <w:iCs w:val="false"/>
-          <w:sz w:val="14"/>
-          <w:szCs w:val="14"/>
-        </w:rPr>
-        <w:t>reserve</w:t>
-      </w:r>
-    </w:p>
-    <w:p>
-      <w:pPr>
-        <w:pStyle w:val="Normal"/>
-        <w:rPr/>
-      </w:pPr>
-      <w:r>
-        <w:rPr>
-          <w:rFonts w:ascii="Georgia" w:hAnsi="Georgia"/>
-          <w:b/>
-          <w:bCs/>
-          <w:sz w:val="14"/>
-          <w:szCs w:val="14"/>
-        </w:rPr>
-        <w:tab/>
-        <w:tab/>
-      </w:r>
-      <w:r>
-        <w:rPr>
-          <w:rFonts w:ascii="Georgia" w:hAnsi="Georgia"/>
-          <w:b/>
-          <w:bCs/>
-          <w:i/>
-          <w:iCs/>
-          <w:sz w:val="14"/>
-          <w:szCs w:val="14"/>
-        </w:rPr>
-        <w:t>process-time</w:t>
-      </w:r>
-      <w:r>
-        <w:rPr>
-          <w:rFonts w:ascii="Georgia" w:hAnsi="Georgia"/>
-          <w:b/>
-          <w:bCs/>
-          <w:sz w:val="14"/>
-          <w:szCs w:val="14"/>
-        </w:rPr>
-        <w:tab/>
-      </w:r>
-      <w:r>
-        <w:rPr>
-          <w:rFonts w:ascii="Georgia" w:hAnsi="Georgia"/>
-          <w:b w:val="false"/>
-          <w:bCs w:val="false"/>
-          <w:i/>
-          <w:iCs/>
-          <w:sz w:val="14"/>
-          <w:szCs w:val="14"/>
-        </w:rPr>
-        <w:t>fixnum</w:t>
-        <w:tab/>
-      </w:r>
-      <w:r>
-        <w:rPr>
-          <w:rFonts w:ascii="Georgia" w:hAnsi="Georgia"/>
-          <w:b w:val="false"/>
-          <w:bCs w:val="false"/>
-          <w:i w:val="false"/>
-          <w:iCs w:val="false"/>
-          <w:sz w:val="14"/>
-          <w:szCs w:val="14"/>
-        </w:rPr>
-        <w:t>microseconds</w:t>
-      </w:r>
-    </w:p>
-    <w:p>
-      <w:pPr>
-        <w:pStyle w:val="Normal"/>
-        <w:rPr/>
-      </w:pPr>
-      <w:r>
-        <w:rPr>
-          <w:b/>
-          <w:bCs/>
-        </w:rPr>
-        <w:t xml:space="preserve"> </w:t>
-      </w:r>
-      <w:r>
-        <w:rPr>
-          <w:b/>
-          <w:bCs/>
-        </w:rPr>
-        <w:tab/>
-        <w:tab/>
-      </w:r>
-      <w:r>
-        <w:rPr>
-          <w:rFonts w:ascii="Georgia" w:hAnsi="Georgia"/>
-          <w:b/>
-          <w:bCs/>
-          <w:i/>
-          <w:iCs/>
-          <w:sz w:val="14"/>
-          <w:szCs w:val="14"/>
-        </w:rPr>
-        <w:t>time-units-per-sec</w:t>
-      </w:r>
-      <w:r>
-        <w:rPr>
-          <w:rFonts w:ascii="Georgia" w:hAnsi="Georgia"/>
-          <w:b/>
-          <w:bCs/>
-          <w:sz w:val="14"/>
-          <w:szCs w:val="14"/>
-        </w:rPr>
-        <w:tab/>
-      </w:r>
-      <w:r>
-        <w:rPr>
-          <w:rFonts w:ascii="Georgia" w:hAnsi="Georgia"/>
-          <w:i/>
-          <w:iCs/>
-          <w:sz w:val="14"/>
-          <w:szCs w:val="14"/>
-        </w:rPr>
-        <w:t>fixnum</w:t>
-      </w:r>
-    </w:p>
-    <w:p>
-      <w:pPr>
-        <w:pStyle w:val="Normal"/>
-        <w:rPr>
-          <w:sz w:val="16"/>
-          <w:szCs w:val="16"/>
-        </w:rPr>
-      </w:pPr>
-      <w:r>
-        <w:rPr>
-          <w:rFonts w:ascii="Georgia" w:hAnsi="Georgia"/>
-          <w:b/>
-          <w:bCs/>
-          <w:i w:val="false"/>
-          <w:iCs w:val="false"/>
-          <w:sz w:val="16"/>
-          <w:szCs w:val="16"/>
-        </w:rPr>
-        <w:t xml:space="preserve">   </w:t>
-      </w:r>
-      <w:r>
-        <w:rPr>
-          <w:rFonts w:ascii="Georgia" w:hAnsi="Georgia"/>
-          <w:b/>
-          <w:bCs/>
-          <w:i w:val="false"/>
-          <w:iCs w:val="false"/>
-          <w:sz w:val="16"/>
-          <w:szCs w:val="16"/>
-        </w:rPr>
-        <w:tab/>
-        <w:tab/>
-      </w:r>
-      <w:r>
-        <w:rPr>
-          <w:rFonts w:ascii="Georgia" w:hAnsi="Georgia"/>
-          <w:b/>
-          <w:bCs/>
-          <w:i/>
-          <w:iCs/>
-          <w:sz w:val="14"/>
-          <w:szCs w:val="14"/>
-        </w:rPr>
-        <w:t xml:space="preserve">namespace  </w:t>
-      </w:r>
-      <w:r>
-        <w:rPr>
-          <w:rFonts w:ascii="Georgia" w:hAnsi="Georgia"/>
-          <w:b w:val="false"/>
-          <w:bCs w:val="false"/>
-          <w:i/>
-          <w:iCs/>
-          <w:sz w:val="14"/>
-          <w:szCs w:val="14"/>
-        </w:rPr>
-        <w:t>string</w:t>
-        <w:tab/>
+        <w:t>()</w:t>
       </w:r>
       <w:r>
         <w:rPr>
@@ -15257,7 +15366,6 @@
           <w:u w:val="none"/>
           <w:lang w:val="en-US" w:eastAsia="zh-CN" w:bidi="hi-IN"/>
         </w:rPr>
-        <w:t>list</w:t>
         <w:tab/>
       </w:r>
       <w:r>
@@ -15265,8 +15373,8 @@
           <w:rFonts w:eastAsia="Songti SC" w:cs="Arial Unicode MS" w:ascii="Georgia" w:hAnsi="Georgia"/>
           <w:b w:val="false"/>
           <w:bCs w:val="false"/>
-          <w:i/>
-          <w:iCs/>
+          <w:i w:val="false"/>
+          <w:iCs w:val="false"/>
           <w:color w:val="auto"/>
           <w:kern w:val="2"/>
           <w:sz w:val="14"/>
@@ -15274,7 +15382,7 @@
           <w:u w:val="none"/>
           <w:lang w:val="en-US" w:eastAsia="zh-CN" w:bidi="hi-IN"/>
         </w:rPr>
-        <w:t>symbol</w:t>
+        <w:t>sleep for usecs</w:t>
       </w:r>
       <w:r>
         <w:rPr>
@@ -15291,22 +15399,6 @@
           <w:lang w:val="en-US" w:eastAsia="zh-CN" w:bidi="hi-IN"/>
         </w:rPr>
         <w:t xml:space="preserve"> </w:t>
-      </w:r>
-      <w:r>
-        <w:rPr>
-          <w:rFonts w:eastAsia="Songti SC" w:cs="Arial Unicode MS" w:ascii="Georgia" w:hAnsi="Georgia"/>
-          <w:b w:val="false"/>
-          <w:bCs w:val="false"/>
-          <w:i w:val="false"/>
-          <w:iCs w:val="false"/>
-          <w:color w:val="auto"/>
-          <w:kern w:val="2"/>
-          <w:sz w:val="16"/>
-          <w:szCs w:val="16"/>
-          <w:u w:val="none"/>
-          <w:lang w:val="en-US" w:eastAsia="zh-CN" w:bidi="hi-IN"/>
-        </w:rPr>
-        <w:t>list</w:t>
       </w:r>
     </w:p>
     <w:p>
@@ -15429,14 +15521,16 @@
           <w:lang w:val="en-US" w:eastAsia="zh-CN" w:bidi="hi-IN"/>
         </w:rPr>
         <w:t>list</w:t>
+        <w:tab/>
+        <w:t xml:space="preserve">list </w:t>
       </w:r>
       <w:r>
         <w:rPr>
           <w:rFonts w:eastAsia="Songti SC" w:cs="Arial Unicode MS" w:ascii="Georgia" w:hAnsi="Georgia"/>
           <w:b w:val="false"/>
           <w:bCs w:val="false"/>
-          <w:i/>
-          <w:iCs/>
+          <w:i w:val="false"/>
+          <w:iCs w:val="false"/>
           <w:color w:val="auto"/>
           <w:kern w:val="2"/>
           <w:sz w:val="14"/>
@@ -15444,13 +15538,36 @@
           <w:u w:val="none"/>
           <w:lang w:val="en-US" w:eastAsia="zh-CN" w:bidi="hi-IN"/>
         </w:rPr>
+        <w:t>of heap info</w:t>
+      </w:r>
+    </w:p>
+    <w:p>
+      <w:pPr>
+        <w:pStyle w:val="Normal"/>
+        <w:rPr/>
+      </w:pPr>
+      <w:r>
+        <w:rPr>
+          <w:rFonts w:eastAsia="Songti SC" w:cs="Arial Unicode MS" w:ascii="Andale Mono" w:hAnsi="Andale Mono"/>
+          <w:b w:val="false"/>
+          <w:bCs w:val="false"/>
+          <w:i/>
+          <w:iCs/>
+          <w:color w:val="auto"/>
+          <w:kern w:val="2"/>
+          <w:sz w:val="14"/>
+          <w:szCs w:val="14"/>
+          <w:u w:val="none"/>
+          <w:lang w:val="en-US" w:eastAsia="zh-CN" w:bidi="hi-IN"/>
+        </w:rPr>
+        <w:tab/>
         <w:tab/>
       </w:r>
       <w:r>
         <w:rPr>
           <w:rFonts w:eastAsia="Songti SC" w:cs="Arial Unicode MS" w:ascii="Georgia" w:hAnsi="Georgia"/>
-          <w:b w:val="false"/>
-          <w:bCs w:val="false"/>
+          <w:b/>
+          <w:bCs/>
           <w:i/>
           <w:iCs/>
           <w:color w:val="auto"/>
@@ -15460,15 +15577,15 @@
           <w:u w:val="none"/>
           <w:lang w:val="en-US" w:eastAsia="zh-CN" w:bidi="hi-IN"/>
         </w:rPr>
-        <w:t xml:space="preserve">list </w:t>
+        <w:t xml:space="preserve">heap-room </w:t>
       </w:r>
       <w:r>
         <w:rPr>
           <w:rFonts w:eastAsia="Songti SC" w:cs="Arial Unicode MS" w:ascii="Georgia" w:hAnsi="Georgia"/>
           <w:b w:val="false"/>
           <w:bCs w:val="false"/>
-          <w:i w:val="false"/>
-          <w:iCs w:val="false"/>
+          <w:i/>
+          <w:iCs/>
           <w:color w:val="auto"/>
           <w:kern w:val="2"/>
           <w:sz w:val="14"/>
@@ -15476,13 +15593,13 @@
           <w:u w:val="none"/>
           <w:lang w:val="en-US" w:eastAsia="zh-CN" w:bidi="hi-IN"/>
         </w:rPr>
-        <w:t xml:space="preserve">of </w:t>
+        <w:t>key</w:t>
       </w:r>
       <w:r>
         <w:rPr>
           <w:rFonts w:eastAsia="Songti SC" w:cs="Arial Unicode MS" w:ascii="Georgia" w:hAnsi="Georgia"/>
-          <w:b w:val="false"/>
-          <w:bCs w:val="false"/>
+          <w:b/>
+          <w:bCs/>
           <w:i w:val="false"/>
           <w:iCs w:val="false"/>
           <w:color w:val="auto"/>
@@ -15492,7 +15609,57 @@
           <w:u w:val="none"/>
           <w:lang w:val="en-US" w:eastAsia="zh-CN" w:bidi="hi-IN"/>
         </w:rPr>
-        <w:t>heap info</w:t>
+        <w:tab/>
+      </w:r>
+      <w:r>
+        <w:rPr>
+          <w:rFonts w:eastAsia="Songti SC" w:cs="Arial Unicode MS" w:ascii="Georgia" w:hAnsi="Georgia"/>
+          <w:b w:val="false"/>
+          <w:bCs w:val="false"/>
+          <w:i/>
+          <w:iCs/>
+          <w:color w:val="auto"/>
+          <w:kern w:val="2"/>
+          <w:sz w:val="14"/>
+          <w:szCs w:val="14"/>
+          <w:u w:val="none"/>
+          <w:lang w:val="en-US" w:eastAsia="zh-CN" w:bidi="hi-IN"/>
+        </w:rPr>
+        <w:t>vector</w:t>
+        <w:tab/>
+      </w:r>
+      <w:r>
+        <w:rPr>
+          <w:rFonts w:eastAsia="Songti SC" w:cs="Arial Unicode MS" w:ascii="Georgia" w:hAnsi="Georgia"/>
+          <w:b w:val="false"/>
+          <w:bCs w:val="false"/>
+          <w:i w:val="false"/>
+          <w:iCs w:val="false"/>
+          <w:color w:val="auto"/>
+          <w:kern w:val="2"/>
+          <w:sz w:val="14"/>
+          <w:szCs w:val="14"/>
+          <w:u w:val="none"/>
+          <w:lang w:val="en-US" w:eastAsia="zh-CN" w:bidi="hi-IN"/>
+        </w:rPr>
+        <w:t>allocations</w:t>
+      </w:r>
+      <w:r>
+        <w:rPr>
+          <w:rFonts w:eastAsia="Songti SC" w:cs="Arial Unicode MS" w:ascii="Andale Mono" w:hAnsi="Andale Mono"/>
+          <w:b w:val="false"/>
+          <w:bCs w:val="false"/>
+          <w:i/>
+          <w:iCs/>
+          <w:color w:val="auto"/>
+          <w:kern w:val="2"/>
+          <w:sz w:val="14"/>
+          <w:szCs w:val="14"/>
+          <w:u w:val="none"/>
+          <w:lang w:val="en-US" w:eastAsia="zh-CN" w:bidi="hi-IN"/>
+        </w:rPr>
+        <w:tab/>
+        <w:t xml:space="preserve"> </w:t>
       </w:r>
     </w:p>
     <w:p>
@@ -15502,6 +15669,39 @@
       </w:pPr>
       <w:r>
         <w:rPr>
+          <w:rFonts w:eastAsia="Songti SC" w:cs="Arial Unicode MS" w:ascii="Courier New" w:hAnsi="Courier New"/>
+          <w:b/>
+          <w:bCs/>
+          <w:i w:val="false"/>
+          <w:iCs w:val="false"/>
+          <w:color w:val="auto"/>
+          <w:kern w:val="2"/>
+          <w:sz w:val="14"/>
+          <w:szCs w:val="14"/>
+          <w:u w:val="none"/>
+          <w:lang w:val="en-US" w:eastAsia="zh-CN" w:bidi="hi-IN"/>
+        </w:rPr>
+        <w:tab/>
+        <w:tab/>
+      </w:r>
+      <w:r>
+        <w:rPr>
+          <w:rFonts w:eastAsia="Songti SC" w:cs="Arial Unicode MS" w:ascii="Courier New" w:hAnsi="Courier New"/>
+          <w:b/>
+          <w:bCs/>
+          <w:i/>
+          <w:iCs/>
+          <w:color w:val="auto"/>
+          <w:kern w:val="2"/>
+          <w:sz w:val="14"/>
+          <w:szCs w:val="14"/>
+          <w:u w:val="none"/>
+          <w:lang w:val="en-US" w:eastAsia="zh-CN" w:bidi="hi-IN"/>
+        </w:rPr>
+        <w:t xml:space="preserve">    </w:t>
+      </w:r>
+      <w:r>
+        <w:rPr>
           <w:rFonts w:eastAsia="Songti SC" w:cs="Arial Unicode MS" w:ascii="Andale Mono" w:hAnsi="Andale Mono"/>
           <w:b w:val="false"/>
           <w:bCs w:val="false"/>
@@ -15514,9 +15714,14 @@
           <w:u w:val="none"/>
           <w:lang w:val="en-US" w:eastAsia="zh-CN" w:bidi="hi-IN"/>
         </w:rPr>
-        <w:tab/>
-        <w:tab/>
-      </w:r>
+        <w:t>#(:t size total free …)</w:t>
+      </w:r>
+    </w:p>
+    <w:p>
+      <w:pPr>
+        <w:pStyle w:val="Normal"/>
+        <w:rPr/>
+      </w:pPr>
       <w:r>
         <w:rPr>
           <w:rFonts w:eastAsia="Songti SC" w:cs="Arial Unicode MS" w:ascii="Georgia" w:hAnsi="Georgia"/>
@@ -15531,13 +15736,13 @@
           <w:u w:val="none"/>
           <w:lang w:val="en-US" w:eastAsia="zh-CN" w:bidi="hi-IN"/>
         </w:rPr>
-        <w:t xml:space="preserve">heap-room </w:t>
+        <w:t xml:space="preserve"> </w:t>
       </w:r>
       <w:r>
         <w:rPr>
           <w:rFonts w:eastAsia="Songti SC" w:cs="Arial Unicode MS" w:ascii="Georgia" w:hAnsi="Georgia"/>
-          <w:b w:val="false"/>
-          <w:bCs w:val="false"/>
+          <w:b/>
+          <w:bCs/>
           <w:i/>
           <w:iCs/>
           <w:color w:val="auto"/>
@@ -15547,6 +15752,40 @@
           <w:u w:val="none"/>
           <w:lang w:val="en-US" w:eastAsia="zh-CN" w:bidi="hi-IN"/>
         </w:rPr>
+        <w:tab/>
+        <w:tab/>
+        <w:t>heap-size</w:t>
+      </w:r>
+      <w:r>
+        <w:rPr>
+          <w:rFonts w:eastAsia="Songti SC" w:cs="Arial Unicode MS" w:ascii="Georgia" w:hAnsi="Georgia"/>
+          <w:b/>
+          <w:bCs/>
+          <w:i w:val="false"/>
+          <w:iCs w:val="false"/>
+          <w:color w:val="auto"/>
+          <w:kern w:val="2"/>
+          <w:sz w:val="14"/>
+          <w:szCs w:val="14"/>
+          <w:u w:val="none"/>
+          <w:lang w:val="en-US" w:eastAsia="zh-CN" w:bidi="hi-IN"/>
+        </w:rPr>
+        <w:t xml:space="preserve"> </w:t>
+      </w:r>
+      <w:r>
+        <w:rPr>
+          <w:rFonts w:eastAsia="Songti SC" w:cs="Arial Unicode MS" w:ascii="Georgia" w:hAnsi="Georgia"/>
+          <w:b w:val="false"/>
+          <w:bCs w:val="false"/>
+          <w:i/>
+          <w:iCs/>
+          <w:color w:val="auto"/>
+          <w:kern w:val="2"/>
+          <w:sz w:val="14"/>
+          <w:szCs w:val="14"/>
+          <w:u w:val="none"/>
+          <w:lang w:val="en-US" w:eastAsia="zh-CN" w:bidi="hi-IN"/>
+        </w:rPr>
         <w:t>key</w:t>
       </w:r>
       <w:r>
@@ -15564,6 +15803,7 @@
           <w:lang w:val="en-US" w:eastAsia="zh-CN" w:bidi="hi-IN"/>
         </w:rPr>
         <w:tab/>
+        <w:t xml:space="preserve"> </w:t>
       </w:r>
       <w:r>
         <w:rPr>
@@ -15579,6 +15819,94 @@
           <w:u w:val="none"/>
           <w:lang w:val="en-US" w:eastAsia="zh-CN" w:bidi="hi-IN"/>
         </w:rPr>
+        <w:t>fixnum</w:t>
+        <w:tab/>
+      </w:r>
+      <w:r>
+        <w:rPr>
+          <w:rFonts w:eastAsia="Songti SC" w:cs="Arial Unicode MS" w:ascii="Georgia" w:hAnsi="Georgia"/>
+          <w:b w:val="false"/>
+          <w:bCs w:val="false"/>
+          <w:i w:val="false"/>
+          <w:iCs w:val="false"/>
+          <w:color w:val="auto"/>
+          <w:kern w:val="2"/>
+          <w:sz w:val="14"/>
+          <w:szCs w:val="14"/>
+          <w:u w:val="none"/>
+          <w:lang w:val="en-US" w:eastAsia="zh-CN" w:bidi="hi-IN"/>
+        </w:rPr>
+        <w:t>type size</w:t>
+      </w:r>
+    </w:p>
+    <w:p>
+      <w:pPr>
+        <w:pStyle w:val="Normal"/>
+        <w:rPr/>
+      </w:pPr>
+      <w:r>
+        <w:rPr>
+          <w:rFonts w:eastAsia="Songti SC" w:cs="Arial Unicode MS" w:ascii="Andale Mono" w:hAnsi="Andale Mono"/>
+          <w:b w:val="false"/>
+          <w:bCs w:val="false"/>
+          <w:i/>
+          <w:iCs/>
+          <w:color w:val="auto"/>
+          <w:kern w:val="2"/>
+          <w:sz w:val="14"/>
+          <w:szCs w:val="14"/>
+          <w:u w:val="none"/>
+          <w:lang w:val="en-US" w:eastAsia="zh-CN" w:bidi="hi-IN"/>
+        </w:rPr>
+        <w:tab/>
+        <w:tab/>
+      </w:r>
+      <w:r>
+        <w:rPr>
+          <w:rFonts w:eastAsia="Songti SC" w:cs="Arial Unicode MS" w:ascii="Georgia" w:hAnsi="Georgia"/>
+          <w:b/>
+          <w:bCs/>
+          <w:i/>
+          <w:iCs/>
+          <w:color w:val="auto"/>
+          <w:kern w:val="2"/>
+          <w:sz w:val="14"/>
+          <w:szCs w:val="14"/>
+          <w:u w:val="none"/>
+          <w:lang w:val="en-US" w:eastAsia="zh-CN" w:bidi="hi-IN"/>
+        </w:rPr>
+        <w:t>cache-room</w:t>
+      </w:r>
+      <w:r>
+        <w:rPr>
+          <w:rFonts w:eastAsia="Songti SC" w:cs="Arial Unicode MS" w:ascii="Georgia" w:hAnsi="Georgia"/>
+          <w:b/>
+          <w:bCs/>
+          <w:i w:val="false"/>
+          <w:iCs w:val="false"/>
+          <w:color w:val="auto"/>
+          <w:kern w:val="2"/>
+          <w:sz w:val="14"/>
+          <w:szCs w:val="14"/>
+          <w:u w:val="none"/>
+          <w:lang w:val="en-US" w:eastAsia="zh-CN" w:bidi="hi-IN"/>
+        </w:rPr>
+        <w:tab/>
+      </w:r>
+      <w:r>
+        <w:rPr>
+          <w:rFonts w:eastAsia="Songti SC" w:cs="Arial Unicode MS" w:ascii="Georgia" w:hAnsi="Georgia"/>
+          <w:b w:val="false"/>
+          <w:bCs w:val="false"/>
+          <w:i/>
+          <w:iCs/>
+          <w:color w:val="auto"/>
+          <w:kern w:val="2"/>
+          <w:sz w:val="14"/>
+          <w:szCs w:val="14"/>
+          <w:u w:val="none"/>
+          <w:lang w:val="en-US" w:eastAsia="zh-CN" w:bidi="hi-IN"/>
+        </w:rPr>
         <w:t>vector</w:t>
         <w:tab/>
       </w:r>
@@ -15598,6 +15926,45 @@
         </w:rPr>
         <w:t>allocations</w:t>
       </w:r>
+    </w:p>
+    <w:p>
+      <w:pPr>
+        <w:pStyle w:val="Normal"/>
+        <w:rPr/>
+      </w:pPr>
+      <w:r>
+        <w:rPr>
+          <w:rFonts w:eastAsia="Songti SC" w:cs="Arial Unicode MS" w:ascii="Courier New" w:hAnsi="Courier New"/>
+          <w:b/>
+          <w:bCs/>
+          <w:i w:val="false"/>
+          <w:iCs w:val="false"/>
+          <w:color w:val="auto"/>
+          <w:kern w:val="2"/>
+          <w:sz w:val="14"/>
+          <w:szCs w:val="14"/>
+          <w:u w:val="none"/>
+          <w:lang w:val="en-US" w:eastAsia="zh-CN" w:bidi="hi-IN"/>
+        </w:rPr>
+        <w:tab/>
+        <w:tab/>
+      </w:r>
+      <w:r>
+        <w:rPr>
+          <w:rFonts w:eastAsia="Songti SC" w:cs="Arial Unicode MS" w:ascii="Courier New" w:hAnsi="Courier New"/>
+          <w:b/>
+          <w:bCs/>
+          <w:i/>
+          <w:iCs/>
+          <w:color w:val="auto"/>
+          <w:kern w:val="2"/>
+          <w:sz w:val="14"/>
+          <w:szCs w:val="14"/>
+          <w:u w:val="none"/>
+          <w:lang w:val="en-US" w:eastAsia="zh-CN" w:bidi="hi-IN"/>
+        </w:rPr>
+        <w:t xml:space="preserve">    </w:t>
+      </w:r>
       <w:r>
         <w:rPr>
           <w:rFonts w:eastAsia="Songti SC" w:cs="Arial Unicode MS" w:ascii="Andale Mono" w:hAnsi="Andale Mono"/>
@@ -15612,8 +15979,7 @@
           <w:u w:val="none"/>
           <w:lang w:val="en-US" w:eastAsia="zh-CN" w:bidi="hi-IN"/>
         </w:rPr>
-        <w:tab/>
-        <w:t xml:space="preserve"> </w:t>
+        <w:t>#(:t size total …)</w:t>
       </w:r>
     </w:p>
     <w:p>
@@ -15623,11 +15989,11 @@
       </w:pPr>
       <w:r>
         <w:rPr>
-          <w:rFonts w:eastAsia="Songti SC" w:cs="Arial Unicode MS" w:ascii="Courier New" w:hAnsi="Courier New"/>
-          <w:b/>
-          <w:bCs/>
-          <w:i w:val="false"/>
-          <w:iCs w:val="false"/>
+          <w:rFonts w:eastAsia="Songti SC" w:cs="Arial Unicode MS" w:ascii="Georgia" w:hAnsi="Georgia"/>
+          <w:b/>
+          <w:bCs/>
+          <w:i/>
+          <w:iCs/>
           <w:color w:val="auto"/>
           <w:kern w:val="2"/>
           <w:sz w:val="14"/>
@@ -15637,14 +16003,15 @@
         </w:rPr>
         <w:tab/>
         <w:tab/>
-      </w:r>
-      <w:r>
-        <w:rPr>
-          <w:rFonts w:eastAsia="Songti SC" w:cs="Arial Unicode MS" w:ascii="Courier New" w:hAnsi="Courier New"/>
-          <w:b/>
-          <w:bCs/>
-          <w:i/>
-          <w:iCs/>
+        <w:t>load</w:t>
+      </w:r>
+      <w:r>
+        <w:rPr>
+          <w:rFonts w:eastAsia="Songti SC" w:cs="Arial Unicode MS" w:ascii="Georgia" w:hAnsi="Georgia"/>
+          <w:b/>
+          <w:bCs/>
+          <w:i w:val="false"/>
+          <w:iCs w:val="false"/>
           <w:color w:val="auto"/>
           <w:kern w:val="2"/>
           <w:sz w:val="14"/>
@@ -15652,11 +16019,11 @@
           <w:u w:val="none"/>
           <w:lang w:val="en-US" w:eastAsia="zh-CN" w:bidi="hi-IN"/>
         </w:rPr>
-        <w:t xml:space="preserve">    </w:t>
-      </w:r>
-      <w:r>
-        <w:rPr>
-          <w:rFonts w:eastAsia="Songti SC" w:cs="Arial Unicode MS" w:ascii="Andale Mono" w:hAnsi="Andale Mono"/>
+        <w:t xml:space="preserve"> </w:t>
+      </w:r>
+      <w:r>
+        <w:rPr>
+          <w:rFonts w:eastAsia="Songti SC" w:cs="Arial Unicode MS" w:ascii="Georgia" w:hAnsi="Georgia"/>
           <w:b w:val="false"/>
           <w:bCs w:val="false"/>
           <w:i/>
@@ -15668,7 +16035,88 @@
           <w:u w:val="none"/>
           <w:lang w:val="en-US" w:eastAsia="zh-CN" w:bidi="hi-IN"/>
         </w:rPr>
-        <w:t>#(:t size total free …)</w:t>
+        <w:t>string</w:t>
+      </w:r>
+      <w:r>
+        <w:rPr>
+          <w:rFonts w:eastAsia="Songti SC" w:cs="Arial Unicode MS" w:ascii="Georgia" w:hAnsi="Georgia"/>
+          <w:b/>
+          <w:bCs/>
+          <w:i w:val="false"/>
+          <w:iCs w:val="false"/>
+          <w:color w:val="auto"/>
+          <w:kern w:val="2"/>
+          <w:sz w:val="14"/>
+          <w:szCs w:val="14"/>
+          <w:u w:val="none"/>
+          <w:lang w:val="en-US" w:eastAsia="zh-CN" w:bidi="hi-IN"/>
+        </w:rPr>
+        <w:tab/>
+      </w:r>
+      <w:r>
+        <w:rPr>
+          <w:rFonts w:eastAsia="Songti SC" w:cs="Arial Unicode MS" w:ascii="Georgia" w:hAnsi="Georgia"/>
+          <w:b w:val="false"/>
+          <w:bCs w:val="false"/>
+          <w:i/>
+          <w:iCs/>
+          <w:color w:val="auto"/>
+          <w:kern w:val="2"/>
+          <w:sz w:val="14"/>
+          <w:szCs w:val="14"/>
+          <w:u w:val="none"/>
+          <w:lang w:val="en-US" w:eastAsia="zh-CN" w:bidi="hi-IN"/>
+        </w:rPr>
+        <w:t>bool</w:t>
+        <w:tab/>
+      </w:r>
+      <w:r>
+        <w:rPr>
+          <w:rFonts w:eastAsia="Songti SC" w:cs="Arial Unicode MS" w:ascii="Georgia" w:hAnsi="Georgia"/>
+          <w:b w:val="false"/>
+          <w:bCs w:val="false"/>
+          <w:i w:val="false"/>
+          <w:iCs w:val="false"/>
+          <w:color w:val="auto"/>
+          <w:kern w:val="2"/>
+          <w:sz w:val="14"/>
+          <w:szCs w:val="14"/>
+          <w:u w:val="none"/>
+          <w:lang w:val="en-US" w:eastAsia="zh-CN" w:bidi="hi-IN"/>
+        </w:rPr>
+        <w:t xml:space="preserve">load </w:t>
+      </w:r>
+      <w:r>
+        <w:rPr>
+          <w:rFonts w:eastAsia="Songti SC" w:cs="Arial Unicode MS" w:ascii="Georgia" w:hAnsi="Georgia"/>
+          <w:b w:val="false"/>
+          <w:bCs w:val="false"/>
+          <w:i/>
+          <w:iCs/>
+          <w:color w:val="auto"/>
+          <w:kern w:val="2"/>
+          <w:sz w:val="14"/>
+          <w:szCs w:val="14"/>
+          <w:u w:val="none"/>
+          <w:lang w:val="en-US" w:eastAsia="zh-CN" w:bidi="hi-IN"/>
+        </w:rPr>
+        <w:t>mu</w:t>
+      </w:r>
+      <w:r>
+        <w:rPr>
+          <w:rFonts w:eastAsia="Songti SC" w:cs="Arial Unicode MS" w:ascii="Georgia" w:hAnsi="Georgia"/>
+          <w:b w:val="false"/>
+          <w:bCs w:val="false"/>
+          <w:i w:val="false"/>
+          <w:iCs w:val="false"/>
+          <w:color w:val="auto"/>
+          <w:kern w:val="2"/>
+          <w:sz w:val="14"/>
+          <w:szCs w:val="14"/>
+          <w:u w:val="none"/>
+          <w:lang w:val="en-US" w:eastAsia="zh-CN" w:bidi="hi-IN"/>
+        </w:rPr>
+        <w:t xml:space="preserve"> source</w:t>
       </w:r>
     </w:p>
     <w:p>
@@ -15690,7 +16138,8 @@
           <w:u w:val="none"/>
           <w:lang w:val="en-US" w:eastAsia="zh-CN" w:bidi="hi-IN"/>
         </w:rPr>
-        <w:t xml:space="preserve"> </w:t>
+        <w:tab/>
+        <w:tab/>
       </w:r>
       <w:r>
         <w:rPr>
@@ -15706,9 +16155,7 @@
           <w:u w:val="none"/>
           <w:lang w:val="en-US" w:eastAsia="zh-CN" w:bidi="hi-IN"/>
         </w:rPr>
-        <w:tab/>
-        <w:tab/>
-        <w:t>heap-size</w:t>
+        <w:t>symbols</w:t>
       </w:r>
       <w:r>
         <w:rPr>
@@ -15740,7 +16187,7 @@
           <w:u w:val="none"/>
           <w:lang w:val="en-US" w:eastAsia="zh-CN" w:bidi="hi-IN"/>
         </w:rPr>
-        <w:t>key</w:t>
+        <w:t>ns</w:t>
       </w:r>
       <w:r>
         <w:rPr>
@@ -15757,7 +16204,6 @@
           <w:lang w:val="en-US" w:eastAsia="zh-CN" w:bidi="hi-IN"/>
         </w:rPr>
         <w:tab/>
-        <w:t xml:space="preserve"> </w:t>
       </w:r>
       <w:r>
         <w:rPr>
@@ -15773,16 +16219,15 @@
           <w:u w:val="none"/>
           <w:lang w:val="en-US" w:eastAsia="zh-CN" w:bidi="hi-IN"/>
         </w:rPr>
-        <w:t>fixnum</w:t>
-        <w:tab/>
+        <w:t>list</w:t>
       </w:r>
       <w:r>
         <w:rPr>
           <w:rFonts w:eastAsia="Songti SC" w:cs="Arial Unicode MS" w:ascii="Georgia" w:hAnsi="Georgia"/>
           <w:b w:val="false"/>
           <w:bCs w:val="false"/>
-          <w:i w:val="false"/>
-          <w:iCs w:val="false"/>
+          <w:i/>
+          <w:iCs/>
           <w:color w:val="auto"/>
           <w:kern w:val="2"/>
           <w:sz w:val="14"/>
@@ -15790,17 +16235,11 @@
           <w:u w:val="none"/>
           <w:lang w:val="en-US" w:eastAsia="zh-CN" w:bidi="hi-IN"/>
         </w:rPr>
-        <w:t>type size</w:t>
-      </w:r>
-    </w:p>
-    <w:p>
-      <w:pPr>
-        <w:pStyle w:val="Normal"/>
-        <w:rPr/>
-      </w:pPr>
-      <w:r>
-        <w:rPr>
-          <w:rFonts w:eastAsia="Songti SC" w:cs="Arial Unicode MS" w:ascii="Andale Mono" w:hAnsi="Andale Mono"/>
+        <w:tab/>
+      </w:r>
+      <w:r>
+        <w:rPr>
+          <w:rFonts w:eastAsia="Songti SC" w:cs="Arial Unicode MS" w:ascii="Georgia" w:hAnsi="Georgia"/>
           <w:b w:val="false"/>
           <w:bCs w:val="false"/>
           <w:i/>
@@ -15812,16 +16251,15 @@
           <w:u w:val="none"/>
           <w:lang w:val="en-US" w:eastAsia="zh-CN" w:bidi="hi-IN"/>
         </w:rPr>
-        <w:tab/>
-        <w:tab/>
+        <w:t>ns symbol</w:t>
       </w:r>
       <w:r>
         <w:rPr>
           <w:rFonts w:eastAsia="Songti SC" w:cs="Arial Unicode MS" w:ascii="Georgia" w:hAnsi="Georgia"/>
-          <w:b/>
-          <w:bCs/>
-          <w:i/>
-          <w:iCs/>
+          <w:b w:val="false"/>
+          <w:bCs w:val="false"/>
+          <w:i w:val="false"/>
+          <w:iCs w:val="false"/>
           <w:color w:val="auto"/>
           <w:kern w:val="2"/>
           <w:sz w:val="14"/>
@@ -15829,248 +16267,7 @@
           <w:u w:val="none"/>
           <w:lang w:val="en-US" w:eastAsia="zh-CN" w:bidi="hi-IN"/>
         </w:rPr>
-        <w:t>cache-room</w:t>
-      </w:r>
-      <w:r>
-        <w:rPr>
-          <w:rFonts w:eastAsia="Songti SC" w:cs="Arial Unicode MS" w:ascii="Georgia" w:hAnsi="Georgia"/>
-          <w:b/>
-          <w:bCs/>
-          <w:i w:val="false"/>
-          <w:iCs w:val="false"/>
-          <w:color w:val="auto"/>
-          <w:kern w:val="2"/>
-          <w:sz w:val="14"/>
-          <w:szCs w:val="14"/>
-          <w:u w:val="none"/>
-          <w:lang w:val="en-US" w:eastAsia="zh-CN" w:bidi="hi-IN"/>
-        </w:rPr>
-        <w:tab/>
-      </w:r>
-      <w:r>
-        <w:rPr>
-          <w:rFonts w:eastAsia="Songti SC" w:cs="Arial Unicode MS" w:ascii="Georgia" w:hAnsi="Georgia"/>
-          <w:b w:val="false"/>
-          <w:bCs w:val="false"/>
-          <w:i/>
-          <w:iCs/>
-          <w:color w:val="auto"/>
-          <w:kern w:val="2"/>
-          <w:sz w:val="14"/>
-          <w:szCs w:val="14"/>
-          <w:u w:val="none"/>
-          <w:lang w:val="en-US" w:eastAsia="zh-CN" w:bidi="hi-IN"/>
-        </w:rPr>
-        <w:t>vector</w:t>
-        <w:tab/>
-      </w:r>
-      <w:r>
-        <w:rPr>
-          <w:rFonts w:eastAsia="Songti SC" w:cs="Arial Unicode MS" w:ascii="Georgia" w:hAnsi="Georgia"/>
-          <w:b w:val="false"/>
-          <w:bCs w:val="false"/>
-          <w:i w:val="false"/>
-          <w:iCs w:val="false"/>
-          <w:color w:val="auto"/>
-          <w:kern w:val="2"/>
-          <w:sz w:val="14"/>
-          <w:szCs w:val="14"/>
-          <w:u w:val="none"/>
-          <w:lang w:val="en-US" w:eastAsia="zh-CN" w:bidi="hi-IN"/>
-        </w:rPr>
-        <w:t>allocations</w:t>
-      </w:r>
-    </w:p>
-    <w:p>
-      <w:pPr>
-        <w:pStyle w:val="Normal"/>
-        <w:rPr/>
-      </w:pPr>
-      <w:r>
-        <w:rPr>
-          <w:rFonts w:eastAsia="Songti SC" w:cs="Arial Unicode MS" w:ascii="Courier New" w:hAnsi="Courier New"/>
-          <w:b/>
-          <w:bCs/>
-          <w:i w:val="false"/>
-          <w:iCs w:val="false"/>
-          <w:color w:val="auto"/>
-          <w:kern w:val="2"/>
-          <w:sz w:val="14"/>
-          <w:szCs w:val="14"/>
-          <w:u w:val="none"/>
-          <w:lang w:val="en-US" w:eastAsia="zh-CN" w:bidi="hi-IN"/>
-        </w:rPr>
-        <w:tab/>
-        <w:tab/>
-      </w:r>
-      <w:r>
-        <w:rPr>
-          <w:rFonts w:eastAsia="Songti SC" w:cs="Arial Unicode MS" w:ascii="Courier New" w:hAnsi="Courier New"/>
-          <w:b/>
-          <w:bCs/>
-          <w:i/>
-          <w:iCs/>
-          <w:color w:val="auto"/>
-          <w:kern w:val="2"/>
-          <w:sz w:val="14"/>
-          <w:szCs w:val="14"/>
-          <w:u w:val="none"/>
-          <w:lang w:val="en-US" w:eastAsia="zh-CN" w:bidi="hi-IN"/>
-        </w:rPr>
-        <w:t xml:space="preserve">    </w:t>
-      </w:r>
-      <w:r>
-        <w:rPr>
-          <w:rFonts w:eastAsia="Songti SC" w:cs="Arial Unicode MS" w:ascii="Andale Mono" w:hAnsi="Andale Mono"/>
-          <w:b w:val="false"/>
-          <w:bCs w:val="false"/>
-          <w:i/>
-          <w:iCs/>
-          <w:color w:val="auto"/>
-          <w:kern w:val="2"/>
-          <w:sz w:val="14"/>
-          <w:szCs w:val="14"/>
-          <w:u w:val="none"/>
-          <w:lang w:val="en-US" w:eastAsia="zh-CN" w:bidi="hi-IN"/>
-        </w:rPr>
-        <w:t>#(:t size total …)</w:t>
-      </w:r>
-    </w:p>
-    <w:p>
-      <w:pPr>
-        <w:pStyle w:val="Normal"/>
-        <w:rPr/>
-      </w:pPr>
-      <w:r>
-        <w:rPr>
-          <w:rFonts w:eastAsia="Songti SC" w:cs="Arial Unicode MS" w:ascii="Georgia" w:hAnsi="Georgia"/>
-          <w:b/>
-          <w:bCs/>
-          <w:i/>
-          <w:iCs/>
-          <w:color w:val="auto"/>
-          <w:kern w:val="2"/>
-          <w:sz w:val="14"/>
-          <w:szCs w:val="14"/>
-          <w:u w:val="none"/>
-          <w:lang w:val="en-US" w:eastAsia="zh-CN" w:bidi="hi-IN"/>
-        </w:rPr>
-        <w:tab/>
-        <w:tab/>
-        <w:t>load</w:t>
-      </w:r>
-      <w:r>
-        <w:rPr>
-          <w:rFonts w:eastAsia="Songti SC" w:cs="Arial Unicode MS" w:ascii="Georgia" w:hAnsi="Georgia"/>
-          <w:b/>
-          <w:bCs/>
-          <w:i w:val="false"/>
-          <w:iCs w:val="false"/>
-          <w:color w:val="auto"/>
-          <w:kern w:val="2"/>
-          <w:sz w:val="14"/>
-          <w:szCs w:val="14"/>
-          <w:u w:val="none"/>
-          <w:lang w:val="en-US" w:eastAsia="zh-CN" w:bidi="hi-IN"/>
-        </w:rPr>
-        <w:t xml:space="preserve"> </w:t>
-      </w:r>
-      <w:r>
-        <w:rPr>
-          <w:rFonts w:eastAsia="Songti SC" w:cs="Arial Unicode MS" w:ascii="Georgia" w:hAnsi="Georgia"/>
-          <w:b w:val="false"/>
-          <w:bCs w:val="false"/>
-          <w:i/>
-          <w:iCs/>
-          <w:color w:val="auto"/>
-          <w:kern w:val="2"/>
-          <w:sz w:val="14"/>
-          <w:szCs w:val="14"/>
-          <w:u w:val="none"/>
-          <w:lang w:val="en-US" w:eastAsia="zh-CN" w:bidi="hi-IN"/>
-        </w:rPr>
-        <w:t>string</w:t>
-      </w:r>
-      <w:r>
-        <w:rPr>
-          <w:rFonts w:eastAsia="Songti SC" w:cs="Arial Unicode MS" w:ascii="Georgia" w:hAnsi="Georgia"/>
-          <w:b/>
-          <w:bCs/>
-          <w:i w:val="false"/>
-          <w:iCs w:val="false"/>
-          <w:color w:val="auto"/>
-          <w:kern w:val="2"/>
-          <w:sz w:val="14"/>
-          <w:szCs w:val="14"/>
-          <w:u w:val="none"/>
-          <w:lang w:val="en-US" w:eastAsia="zh-CN" w:bidi="hi-IN"/>
-        </w:rPr>
-        <w:tab/>
-      </w:r>
-      <w:r>
-        <w:rPr>
-          <w:rFonts w:eastAsia="Songti SC" w:cs="Arial Unicode MS" w:ascii="Georgia" w:hAnsi="Georgia"/>
-          <w:b w:val="false"/>
-          <w:bCs w:val="false"/>
-          <w:i/>
-          <w:iCs/>
-          <w:color w:val="auto"/>
-          <w:kern w:val="2"/>
-          <w:sz w:val="14"/>
-          <w:szCs w:val="14"/>
-          <w:u w:val="none"/>
-          <w:lang w:val="en-US" w:eastAsia="zh-CN" w:bidi="hi-IN"/>
-        </w:rPr>
-        <w:t>bool</w:t>
-        <w:tab/>
-      </w:r>
-      <w:r>
-        <w:rPr>
-          <w:rFonts w:eastAsia="Songti SC" w:cs="Arial Unicode MS" w:ascii="Georgia" w:hAnsi="Georgia"/>
-          <w:b w:val="false"/>
-          <w:bCs w:val="false"/>
-          <w:i w:val="false"/>
-          <w:iCs w:val="false"/>
-          <w:color w:val="auto"/>
-          <w:kern w:val="2"/>
-          <w:sz w:val="14"/>
-          <w:szCs w:val="14"/>
-          <w:u w:val="none"/>
-          <w:lang w:val="en-US" w:eastAsia="zh-CN" w:bidi="hi-IN"/>
-        </w:rPr>
-        <w:t xml:space="preserve">load </w:t>
-      </w:r>
-      <w:r>
-        <w:rPr>
-          <w:rFonts w:eastAsia="Songti SC" w:cs="Arial Unicode MS" w:ascii="Georgia" w:hAnsi="Georgia"/>
-          <w:b w:val="false"/>
-          <w:bCs w:val="false"/>
-          <w:i/>
-          <w:iCs/>
-          <w:color w:val="auto"/>
-          <w:kern w:val="2"/>
-          <w:sz w:val="14"/>
-          <w:szCs w:val="14"/>
-          <w:u w:val="none"/>
-          <w:lang w:val="en-US" w:eastAsia="zh-CN" w:bidi="hi-IN"/>
-        </w:rPr>
-        <w:t>mu</w:t>
-      </w:r>
-      <w:r>
-        <w:rPr>
-          <w:rFonts w:eastAsia="Songti SC" w:cs="Arial Unicode MS" w:ascii="Georgia" w:hAnsi="Georgia"/>
-          <w:b w:val="false"/>
-          <w:bCs w:val="false"/>
-          <w:i w:val="false"/>
-          <w:iCs w:val="false"/>
-          <w:color w:val="auto"/>
-          <w:kern w:val="2"/>
-          <w:sz w:val="14"/>
-          <w:szCs w:val="14"/>
-          <w:u w:val="none"/>
-          <w:lang w:val="en-US" w:eastAsia="zh-CN" w:bidi="hi-IN"/>
-        </w:rPr>
-        <w:t xml:space="preserve"> source</w:t>
+        <w:t xml:space="preserve"> list</w:t>
       </w:r>
     </w:p>
     <w:p>
@@ -17142,7 +17339,11 @@
         </w:rPr>
       </w:pPr>
       <w:r>
-        <w:rPr/>
+        <w:rPr>
+          <w:rFonts w:ascii="Georgia" w:hAnsi="Georgia"/>
+          <w:sz w:val="14"/>
+          <w:szCs w:val="14"/>
+        </w:rPr>
       </w:r>
     </w:p>
     <w:p>
@@ -23581,7 +23782,7 @@
     <w:pPr>
       <w:widowControl/>
       <w:suppressAutoHyphens w:val="true"/>
-      <w:overflowPunct w:val="false"/>
+      <w:overflowPunct w:val="true"/>
       <w:bidi w:val="0"/>
       <w:spacing w:before="0" w:after="0"/>
       <w:jc w:val="left"/>

--- a/doc/refcards/mu-ref.docx
+++ b/doc/refcards/mu-ref.docx
@@ -3646,14 +3646,28 @@
           <w:rFonts w:ascii="Georgia" w:hAnsi="Georgia"/>
           <w:b/>
           <w:bCs/>
-          <w:i/>
+          <w:i w:val="false"/>
           <w:iCs/>
           <w:color w:val="FFFFFF"/>
           <w:sz w:val="20"/>
           <w:szCs w:val="20"/>
           <w:shd w:fill="333333" w:val="clear"/>
         </w:rPr>
-        <w:t>Special forms</w:t>
+        <w:t>s</w:t>
+      </w:r>
+      <w:r>
+        <w:rPr>
+          <w:rFonts w:ascii="Georgia" w:hAnsi="Georgia"/>
+          <w:b/>
+          <w:bCs/>
+          <w:i/>
+          <w:iCs/>
+          <w:color w:val="FFFFFF"/>
+          <w:sz w:val="20"/>
+          <w:szCs w:val="20"/>
+          <w:shd w:fill="333333" w:val="clear"/>
+        </w:rPr>
+        <w:t>pecial forms</w:t>
       </w:r>
       <w:r>
         <w:rPr>
@@ -4153,7 +4167,17 @@
         <w:tab/>
         <w:t>T</w:t>
         <w:tab/>
-        <w:t>Georg</w:t>
+      </w:r>
+      <w:r>
+        <w:rPr>
+          <w:rFonts w:ascii="Georgia" w:hAnsi="Georgia"/>
+          <w:bCs/>
+          <w:i w:val="false"/>
+          <w:iCs w:val="false"/>
+          <w:sz w:val="16"/>
+          <w:szCs w:val="16"/>
+        </w:rPr>
+        <w:t>conditional</w:t>
       </w:r>
     </w:p>
     <w:p>
@@ -4283,12 +4307,14 @@
       <w:pPr>
         <w:pStyle w:val="Normal"/>
         <w:rPr>
+          <w:rFonts w:ascii="Georgia" w:hAnsi="Georgia"/>
           <w:sz w:val="12"/>
           <w:szCs w:val="12"/>
         </w:rPr>
       </w:pPr>
       <w:r>
         <w:rPr>
+          <w:rFonts w:ascii="Georgia" w:hAnsi="Georgia"/>
           <w:sz w:val="12"/>
           <w:szCs w:val="12"/>
         </w:rPr>
@@ -4925,6 +4951,7 @@
       <w:pPr>
         <w:pStyle w:val="Normal"/>
         <w:rPr>
+          <w:rFonts w:ascii="Georgia" w:hAnsi="Georgia"/>
           <w:b/>
           <w:bCs/>
           <w:sz w:val="12"/>
@@ -4933,6 +4960,7 @@
       </w:pPr>
       <w:r>
         <w:rPr>
+          <w:rFonts w:ascii="Georgia" w:hAnsi="Georgia"/>
           <w:b/>
           <w:bCs/>
           <w:sz w:val="12"/>
@@ -6888,12 +6916,14 @@
       <w:pPr>
         <w:pStyle w:val="Normal"/>
         <w:rPr>
+          <w:rFonts w:ascii="Georgia" w:hAnsi="Georgia"/>
           <w:sz w:val="12"/>
           <w:szCs w:val="12"/>
         </w:rPr>
       </w:pPr>
       <w:r>
         <w:rPr>
+          <w:rFonts w:ascii="Georgia" w:hAnsi="Georgia"/>
           <w:sz w:val="12"/>
           <w:szCs w:val="12"/>
         </w:rPr>
@@ -8768,14 +8798,16 @@
       <w:pPr>
         <w:pStyle w:val="Normal"/>
         <w:rPr>
-          <w:sz w:val="16"/>
-          <w:szCs w:val="16"/>
-        </w:rPr>
-      </w:pPr>
-      <w:r>
-        <w:rPr>
-          <w:sz w:val="16"/>
-          <w:szCs w:val="16"/>
+          <w:rFonts w:ascii="Georgia" w:hAnsi="Georgia"/>
+          <w:sz w:val="12"/>
+          <w:szCs w:val="12"/>
+        </w:rPr>
+      </w:pPr>
+      <w:r>
+        <w:rPr>
+          <w:rFonts w:ascii="Georgia" w:hAnsi="Georgia"/>
+          <w:sz w:val="12"/>
+          <w:szCs w:val="12"/>
         </w:rPr>
       </w:r>
     </w:p>
@@ -10449,14 +10481,16 @@
       <w:pPr>
         <w:pStyle w:val="Normal"/>
         <w:rPr>
-          <w:sz w:val="16"/>
-          <w:szCs w:val="16"/>
-        </w:rPr>
-      </w:pPr>
-      <w:r>
-        <w:rPr>
-          <w:sz w:val="16"/>
-          <w:szCs w:val="16"/>
+          <w:rFonts w:ascii="Georgia" w:hAnsi="Georgia"/>
+          <w:sz w:val="12"/>
+          <w:szCs w:val="12"/>
+        </w:rPr>
+      </w:pPr>
+      <w:r>
+        <w:rPr>
+          <w:rFonts w:ascii="Georgia" w:hAnsi="Georgia"/>
+          <w:sz w:val="12"/>
+          <w:szCs w:val="12"/>
         </w:rPr>
       </w:r>
     </w:p>
@@ -10927,14 +10961,16 @@
       <w:pPr>
         <w:pStyle w:val="Normal"/>
         <w:rPr>
-          <w:sz w:val="16"/>
-          <w:szCs w:val="16"/>
-        </w:rPr>
-      </w:pPr>
-      <w:r>
-        <w:rPr>
-          <w:sz w:val="16"/>
-          <w:szCs w:val="16"/>
+          <w:rFonts w:ascii="Georgia" w:hAnsi="Georgia"/>
+          <w:sz w:val="12"/>
+          <w:szCs w:val="12"/>
+        </w:rPr>
+      </w:pPr>
+      <w:r>
+        <w:rPr>
+          <w:rFonts w:ascii="Georgia" w:hAnsi="Georgia"/>
+          <w:sz w:val="12"/>
+          <w:szCs w:val="12"/>
         </w:rPr>
       </w:r>
     </w:p>
@@ -13387,6 +13423,21 @@
       <w:pPr>
         <w:pStyle w:val="Normal"/>
         <w:rPr>
+          <w:sz w:val="12"/>
+          <w:szCs w:val="12"/>
+        </w:rPr>
+      </w:pPr>
+      <w:r>
+        <w:rPr>
+          <w:sz w:val="12"/>
+          <w:szCs w:val="12"/>
+        </w:rPr>
+      </w:r>
+    </w:p>
+    <w:p>
+      <w:pPr>
+        <w:pStyle w:val="Normal"/>
+        <w:rPr>
           <w:rFonts w:ascii="Georgia" w:hAnsi="Georgia"/>
           <w:sz w:val="20"/>
           <w:szCs w:val="20"/>
@@ -14788,15 +14839,15 @@
           <w:u w:val="none"/>
           <w:lang w:val="en-US" w:eastAsia="zh-CN" w:bidi="hi-IN"/>
         </w:rPr>
-        <w:t>core-</w:t>
+        <w:t>core-info</w:t>
       </w:r>
       <w:r>
         <w:rPr>
           <w:rFonts w:eastAsia="Songti SC" w:cs="Arial Unicode MS" w:ascii="Georgia" w:hAnsi="Georgia"/>
-          <w:b/>
-          <w:bCs/>
-          <w:i/>
-          <w:iCs/>
+          <w:b w:val="false"/>
+          <w:bCs w:val="false"/>
+          <w:i w:val="false"/>
+          <w:iCs w:val="false"/>
           <w:color w:val="auto"/>
           <w:kern w:val="2"/>
           <w:sz w:val="14"/>
@@ -14804,15 +14855,16 @@
           <w:u w:val="none"/>
           <w:lang w:val="en-US" w:eastAsia="zh-CN" w:bidi="hi-IN"/>
         </w:rPr>
-        <w:t>info</w:t>
+        <w:tab/>
+        <w:tab/>
       </w:r>
       <w:r>
         <w:rPr>
           <w:rFonts w:eastAsia="Songti SC" w:cs="Arial Unicode MS" w:ascii="Georgia" w:hAnsi="Georgia"/>
           <w:b w:val="false"/>
           <w:bCs w:val="false"/>
-          <w:i w:val="false"/>
-          <w:iCs w:val="false"/>
+          <w:i/>
+          <w:iCs/>
           <w:color w:val="auto"/>
           <w:kern w:val="2"/>
           <w:sz w:val="14"/>
@@ -14820,7 +14872,7 @@
           <w:u w:val="none"/>
           <w:lang w:val="en-US" w:eastAsia="zh-CN" w:bidi="hi-IN"/>
         </w:rPr>
-        <w:tab/>
+        <w:t>list</w:t>
         <w:tab/>
       </w:r>
       <w:r>
@@ -14828,8 +14880,8 @@
           <w:rFonts w:eastAsia="Songti SC" w:cs="Arial Unicode MS" w:ascii="Georgia" w:hAnsi="Georgia"/>
           <w:b w:val="false"/>
           <w:bCs w:val="false"/>
-          <w:i/>
-          <w:iCs/>
+          <w:i w:val="false"/>
+          <w:iCs w:val="false"/>
           <w:color w:val="auto"/>
           <w:kern w:val="2"/>
           <w:sz w:val="14"/>
@@ -14837,6 +14889,128 @@
           <w:u w:val="none"/>
           <w:lang w:val="en-US" w:eastAsia="zh-CN" w:bidi="hi-IN"/>
         </w:rPr>
+        <w:t>core</w:t>
+      </w:r>
+      <w:r>
+        <w:rPr>
+          <w:rFonts w:eastAsia="Songti SC" w:cs="Arial Unicode MS" w:ascii="Georgia" w:hAnsi="Georgia"/>
+          <w:b w:val="false"/>
+          <w:bCs w:val="false"/>
+          <w:i/>
+          <w:iCs/>
+          <w:color w:val="auto"/>
+          <w:kern w:val="2"/>
+          <w:sz w:val="14"/>
+          <w:szCs w:val="14"/>
+          <w:u w:val="none"/>
+          <w:lang w:val="en-US" w:eastAsia="zh-CN" w:bidi="hi-IN"/>
+        </w:rPr>
+        <w:t xml:space="preserve"> </w:t>
+      </w:r>
+      <w:r>
+        <w:rPr>
+          <w:rFonts w:eastAsia="Songti SC" w:cs="Arial Unicode MS" w:ascii="Georgia" w:hAnsi="Georgia"/>
+          <w:b w:val="false"/>
+          <w:bCs w:val="false"/>
+          <w:i w:val="false"/>
+          <w:iCs w:val="false"/>
+          <w:color w:val="auto"/>
+          <w:kern w:val="2"/>
+          <w:sz w:val="14"/>
+          <w:szCs w:val="14"/>
+          <w:u w:val="none"/>
+          <w:lang w:val="en-US" w:eastAsia="zh-CN" w:bidi="hi-IN"/>
+        </w:rPr>
+        <w:t>state</w:t>
+      </w:r>
+    </w:p>
+    <w:p>
+      <w:pPr>
+        <w:pStyle w:val="Normal"/>
+        <w:rPr>
+          <w:sz w:val="16"/>
+          <w:szCs w:val="16"/>
+        </w:rPr>
+      </w:pPr>
+      <w:r>
+        <w:rPr>
+          <w:rFonts w:eastAsia="Songti SC" w:cs="Arial Unicode MS" w:ascii="Georgia" w:hAnsi="Georgia"/>
+          <w:b/>
+          <w:bCs/>
+          <w:i w:val="false"/>
+          <w:iCs w:val="false"/>
+          <w:color w:val="auto"/>
+          <w:kern w:val="2"/>
+          <w:sz w:val="16"/>
+          <w:szCs w:val="16"/>
+          <w:u w:val="none"/>
+          <w:lang w:val="en-US" w:eastAsia="zh-CN" w:bidi="hi-IN"/>
+        </w:rPr>
+        <w:t xml:space="preserve">   </w:t>
+      </w:r>
+      <w:r>
+        <w:rPr>
+          <w:rFonts w:eastAsia="Songti SC" w:cs="Arial Unicode MS" w:ascii="Georgia" w:hAnsi="Georgia"/>
+          <w:b/>
+          <w:bCs/>
+          <w:i w:val="false"/>
+          <w:iCs w:val="false"/>
+          <w:color w:val="auto"/>
+          <w:kern w:val="2"/>
+          <w:sz w:val="16"/>
+          <w:szCs w:val="16"/>
+          <w:u w:val="none"/>
+          <w:lang w:val="en-US" w:eastAsia="zh-CN" w:bidi="hi-IN"/>
+        </w:rPr>
+        <w:tab/>
+        <w:tab/>
+      </w:r>
+      <w:r>
+        <w:rPr>
+          <w:rFonts w:eastAsia="Songti SC" w:cs="Arial Unicode MS" w:ascii="Georgia" w:hAnsi="Georgia"/>
+          <w:b/>
+          <w:bCs/>
+          <w:i/>
+          <w:iCs/>
+          <w:color w:val="auto"/>
+          <w:kern w:val="2"/>
+          <w:sz w:val="14"/>
+          <w:szCs w:val="14"/>
+          <w:u w:val="none"/>
+          <w:lang w:val="en-US" w:eastAsia="zh-CN" w:bidi="hi-IN"/>
+        </w:rPr>
+        <w:t xml:space="preserve">process-fds </w:t>
+      </w:r>
+      <w:r>
+        <w:rPr>
+          <w:rFonts w:eastAsia="Songti SC" w:cs="Arial Unicode MS" w:ascii="Georgia" w:hAnsi="Georgia"/>
+          <w:b w:val="false"/>
+          <w:bCs w:val="false"/>
+          <w:i/>
+          <w:iCs/>
+          <w:color w:val="auto"/>
+          <w:kern w:val="2"/>
+          <w:sz w:val="14"/>
+          <w:szCs w:val="14"/>
+          <w:u w:val="none"/>
+          <w:lang w:val="en-US" w:eastAsia="zh-CN" w:bidi="hi-IN"/>
+        </w:rPr>
+        <w:tab/>
+      </w:r>
+      <w:r>
+        <w:rPr>
+          <w:rFonts w:eastAsia="Songti SC" w:cs="Arial Unicode MS" w:ascii="Georgia" w:hAnsi="Georgia"/>
+          <w:b w:val="false"/>
+          <w:bCs w:val="false"/>
+          <w:i/>
+          <w:iCs/>
+          <w:color w:val="auto"/>
+          <w:kern w:val="2"/>
+          <w:sz w:val="16"/>
+          <w:szCs w:val="16"/>
+          <w:u w:val="none"/>
+          <w:lang w:val="en-US" w:eastAsia="zh-CN" w:bidi="hi-IN"/>
+        </w:rPr>
         <w:t>list</w:t>
         <w:tab/>
       </w:r>
@@ -14845,8 +15019,8 @@
           <w:rFonts w:eastAsia="Songti SC" w:cs="Arial Unicode MS" w:ascii="Georgia" w:hAnsi="Georgia"/>
           <w:b w:val="false"/>
           <w:bCs w:val="false"/>
-          <w:i w:val="false"/>
-          <w:iCs w:val="false"/>
+          <w:i/>
+          <w:iCs/>
           <w:color w:val="auto"/>
           <w:kern w:val="2"/>
           <w:sz w:val="14"/>
@@ -14854,485 +15028,318 @@
           <w:u w:val="none"/>
           <w:lang w:val="en-US" w:eastAsia="zh-CN" w:bidi="hi-IN"/>
         </w:rPr>
-        <w:t>core</w:t>
-      </w:r>
+        <w:t>file descriptors</w:t>
+      </w:r>
+    </w:p>
+    <w:p>
+      <w:pPr>
+        <w:pStyle w:val="Normal"/>
+        <w:rPr/>
+      </w:pPr>
+      <w:r>
+        <w:rPr>
+          <w:rFonts w:ascii="Georgia" w:hAnsi="Georgia"/>
+          <w:sz w:val="14"/>
+          <w:szCs w:val="14"/>
+        </w:rPr>
+        <w:t xml:space="preserve"> </w:t>
+      </w:r>
+      <w:r>
+        <w:rPr>
+          <w:rFonts w:ascii="Georgia" w:hAnsi="Georgia"/>
+          <w:b/>
+          <w:bCs/>
+          <w:sz w:val="14"/>
+          <w:szCs w:val="14"/>
+        </w:rPr>
+        <w:tab/>
+        <w:tab/>
+      </w:r>
+      <w:r>
+        <w:rPr>
+          <w:rFonts w:ascii="Georgia" w:hAnsi="Georgia"/>
+          <w:b/>
+          <w:bCs/>
+          <w:i/>
+          <w:iCs/>
+          <w:sz w:val="14"/>
+          <w:szCs w:val="14"/>
+        </w:rPr>
+        <w:t>process-mem-virt</w:t>
+      </w:r>
+      <w:r>
+        <w:rPr>
+          <w:rFonts w:ascii="Georgia" w:hAnsi="Georgia"/>
+          <w:b/>
+          <w:bCs/>
+          <w:sz w:val="14"/>
+          <w:szCs w:val="14"/>
+        </w:rPr>
+        <w:tab/>
+      </w:r>
+      <w:r>
+        <w:rPr>
+          <w:rFonts w:ascii="Georgia" w:hAnsi="Georgia"/>
+          <w:b w:val="false"/>
+          <w:bCs w:val="false"/>
+          <w:i/>
+          <w:iCs/>
+          <w:sz w:val="14"/>
+          <w:szCs w:val="14"/>
+        </w:rPr>
+        <w:t>fixnum</w:t>
+        <w:tab/>
+      </w:r>
+      <w:r>
+        <w:rPr>
+          <w:rFonts w:ascii="Georgia" w:hAnsi="Georgia"/>
+          <w:b w:val="false"/>
+          <w:bCs w:val="false"/>
+          <w:i w:val="false"/>
+          <w:iCs w:val="false"/>
+          <w:sz w:val="14"/>
+          <w:szCs w:val="14"/>
+        </w:rPr>
+        <w:t>vmem</w:t>
+      </w:r>
+    </w:p>
+    <w:p>
+      <w:pPr>
+        <w:pStyle w:val="Normal"/>
+        <w:rPr/>
+      </w:pPr>
+      <w:r>
+        <w:rPr>
+          <w:rFonts w:ascii="Georgia" w:hAnsi="Georgia"/>
+          <w:b/>
+          <w:bCs/>
+          <w:sz w:val="14"/>
+          <w:szCs w:val="14"/>
+        </w:rPr>
+        <w:tab/>
+        <w:tab/>
+      </w:r>
+      <w:r>
+        <w:rPr>
+          <w:rFonts w:ascii="Georgia" w:hAnsi="Georgia"/>
+          <w:b/>
+          <w:bCs/>
+          <w:i/>
+          <w:iCs/>
+          <w:sz w:val="14"/>
+          <w:szCs w:val="14"/>
+        </w:rPr>
+        <w:t>process-mem-res</w:t>
+      </w:r>
+      <w:r>
+        <w:rPr>
+          <w:rFonts w:ascii="Georgia" w:hAnsi="Georgia"/>
+          <w:b/>
+          <w:bCs/>
+          <w:sz w:val="14"/>
+          <w:szCs w:val="14"/>
+        </w:rPr>
+        <w:tab/>
+      </w:r>
+      <w:r>
+        <w:rPr>
+          <w:rFonts w:ascii="Georgia" w:hAnsi="Georgia"/>
+          <w:b w:val="false"/>
+          <w:bCs w:val="false"/>
+          <w:i/>
+          <w:iCs/>
+          <w:sz w:val="14"/>
+          <w:szCs w:val="14"/>
+        </w:rPr>
+        <w:t>fixnum</w:t>
+        <w:tab/>
+      </w:r>
+      <w:r>
+        <w:rPr>
+          <w:rFonts w:ascii="Georgia" w:hAnsi="Georgia"/>
+          <w:b w:val="false"/>
+          <w:bCs w:val="false"/>
+          <w:i w:val="false"/>
+          <w:iCs w:val="false"/>
+          <w:sz w:val="14"/>
+          <w:szCs w:val="14"/>
+        </w:rPr>
+        <w:t>reserve</w:t>
+      </w:r>
+    </w:p>
+    <w:p>
+      <w:pPr>
+        <w:pStyle w:val="Normal"/>
+        <w:rPr/>
+      </w:pPr>
+      <w:r>
+        <w:rPr>
+          <w:rFonts w:ascii="Georgia" w:hAnsi="Georgia"/>
+          <w:b/>
+          <w:bCs/>
+          <w:sz w:val="14"/>
+          <w:szCs w:val="14"/>
+        </w:rPr>
+        <w:tab/>
+        <w:tab/>
+      </w:r>
+      <w:r>
+        <w:rPr>
+          <w:rFonts w:ascii="Georgia" w:hAnsi="Georgia"/>
+          <w:b/>
+          <w:bCs/>
+          <w:i/>
+          <w:iCs/>
+          <w:sz w:val="14"/>
+          <w:szCs w:val="14"/>
+        </w:rPr>
+        <w:t>process-time</w:t>
+      </w:r>
+      <w:r>
+        <w:rPr>
+          <w:rFonts w:ascii="Georgia" w:hAnsi="Georgia"/>
+          <w:b/>
+          <w:bCs/>
+          <w:sz w:val="14"/>
+          <w:szCs w:val="14"/>
+        </w:rPr>
+        <w:tab/>
+      </w:r>
+      <w:r>
+        <w:rPr>
+          <w:rFonts w:ascii="Georgia" w:hAnsi="Georgia"/>
+          <w:b w:val="false"/>
+          <w:bCs w:val="false"/>
+          <w:i/>
+          <w:iCs/>
+          <w:sz w:val="14"/>
+          <w:szCs w:val="14"/>
+        </w:rPr>
+        <w:t>fixnum</w:t>
+        <w:tab/>
+      </w:r>
+      <w:r>
+        <w:rPr>
+          <w:rFonts w:ascii="Georgia" w:hAnsi="Georgia"/>
+          <w:b w:val="false"/>
+          <w:bCs w:val="false"/>
+          <w:i w:val="false"/>
+          <w:iCs w:val="false"/>
+          <w:sz w:val="14"/>
+          <w:szCs w:val="14"/>
+        </w:rPr>
+        <w:t>microseconds</w:t>
+      </w:r>
+    </w:p>
+    <w:p>
+      <w:pPr>
+        <w:pStyle w:val="Normal"/>
+        <w:rPr/>
+      </w:pPr>
+      <w:r>
+        <w:rPr>
+          <w:b/>
+          <w:bCs/>
+        </w:rPr>
+        <w:t xml:space="preserve"> </w:t>
+      </w:r>
+      <w:r>
+        <w:rPr>
+          <w:b/>
+          <w:bCs/>
+        </w:rPr>
+        <w:tab/>
+        <w:tab/>
+      </w:r>
+      <w:r>
+        <w:rPr>
+          <w:rFonts w:ascii="Georgia" w:hAnsi="Georgia"/>
+          <w:b/>
+          <w:bCs/>
+          <w:i/>
+          <w:iCs/>
+          <w:sz w:val="14"/>
+          <w:szCs w:val="14"/>
+        </w:rPr>
+        <w:t>time-units-per-sec</w:t>
+      </w:r>
+      <w:r>
+        <w:rPr>
+          <w:rFonts w:ascii="Georgia" w:hAnsi="Georgia"/>
+          <w:b/>
+          <w:bCs/>
+          <w:sz w:val="14"/>
+          <w:szCs w:val="14"/>
+        </w:rPr>
+        <w:tab/>
+      </w:r>
+      <w:r>
+        <w:rPr>
+          <w:rFonts w:ascii="Georgia" w:hAnsi="Georgia"/>
+          <w:i/>
+          <w:iCs/>
+          <w:sz w:val="14"/>
+          <w:szCs w:val="14"/>
+        </w:rPr>
+        <w:t>fixnum</w:t>
+      </w:r>
+    </w:p>
+    <w:p>
+      <w:pPr>
+        <w:pStyle w:val="Normal"/>
+        <w:rPr>
+          <w:sz w:val="16"/>
+          <w:szCs w:val="16"/>
+        </w:rPr>
+      </w:pPr>
       <w:r>
         <w:rPr>
           <w:rFonts w:eastAsia="Songti SC" w:cs="Arial Unicode MS" w:ascii="Georgia" w:hAnsi="Georgia"/>
-          <w:b w:val="false"/>
-          <w:bCs w:val="false"/>
-          <w:i/>
-          <w:iCs/>
+          <w:b/>
+          <w:bCs/>
+          <w:i w:val="false"/>
+          <w:iCs w:val="false"/>
           <w:color w:val="auto"/>
           <w:kern w:val="2"/>
-          <w:sz w:val="14"/>
-          <w:szCs w:val="14"/>
+          <w:sz w:val="16"/>
+          <w:szCs w:val="16"/>
           <w:u w:val="none"/>
           <w:lang w:val="en-US" w:eastAsia="zh-CN" w:bidi="hi-IN"/>
         </w:rPr>
-        <w:t xml:space="preserve"> </w:t>
+        <w:t xml:space="preserve">   </w:t>
       </w:r>
       <w:r>
         <w:rPr>
           <w:rFonts w:eastAsia="Songti SC" w:cs="Arial Unicode MS" w:ascii="Georgia" w:hAnsi="Georgia"/>
-          <w:b w:val="false"/>
-          <w:bCs w:val="false"/>
+          <w:b/>
+          <w:bCs/>
           <w:i w:val="false"/>
           <w:iCs w:val="false"/>
           <w:color w:val="auto"/>
           <w:kern w:val="2"/>
-          <w:sz w:val="14"/>
-          <w:szCs w:val="14"/>
+          <w:sz w:val="16"/>
+          <w:szCs w:val="16"/>
           <w:u w:val="none"/>
           <w:lang w:val="en-US" w:eastAsia="zh-CN" w:bidi="hi-IN"/>
         </w:rPr>
-        <w:t>state</w:t>
-      </w:r>
-    </w:p>
-    <w:p>
-      <w:pPr>
-        <w:pStyle w:val="Normal"/>
-        <w:rPr/>
-      </w:pPr>
-      <w:r>
-        <w:rPr>
-          <w:rFonts w:ascii="Georgia" w:hAnsi="Georgia"/>
-          <w:sz w:val="14"/>
-          <w:szCs w:val="14"/>
-        </w:rPr>
-        <w:t xml:space="preserve"> </w:t>
-      </w:r>
-      <w:r>
-        <w:rPr>
-          <w:rFonts w:ascii="Georgia" w:hAnsi="Georgia"/>
-          <w:b/>
-          <w:bCs/>
-          <w:sz w:val="14"/>
-          <w:szCs w:val="14"/>
-        </w:rPr>
-        <w:tab/>
-        <w:tab/>
-      </w:r>
-      <w:r>
-        <w:rPr>
-          <w:rFonts w:ascii="Georgia" w:hAnsi="Georgia"/>
-          <w:b/>
-          <w:bCs/>
-          <w:i/>
-          <w:iCs/>
-          <w:sz w:val="14"/>
-          <w:szCs w:val="14"/>
-        </w:rPr>
-        <w:t>process-mem-virt</w:t>
-      </w:r>
-      <w:r>
-        <w:rPr>
-          <w:rFonts w:ascii="Georgia" w:hAnsi="Georgia"/>
-          <w:b/>
-          <w:bCs/>
-          <w:sz w:val="14"/>
-          <w:szCs w:val="14"/>
-        </w:rPr>
-        <w:tab/>
-      </w:r>
-      <w:r>
-        <w:rPr>
-          <w:rFonts w:ascii="Georgia" w:hAnsi="Georgia"/>
-          <w:b w:val="false"/>
-          <w:bCs w:val="false"/>
-          <w:i/>
-          <w:iCs/>
-          <w:sz w:val="14"/>
-          <w:szCs w:val="14"/>
-        </w:rPr>
-        <w:t>fixnum</w:t>
-        <w:tab/>
-      </w:r>
-      <w:r>
-        <w:rPr>
-          <w:rFonts w:ascii="Georgia" w:hAnsi="Georgia"/>
-          <w:b w:val="false"/>
-          <w:bCs w:val="false"/>
-          <w:i w:val="false"/>
-          <w:iCs w:val="false"/>
-          <w:sz w:val="14"/>
-          <w:szCs w:val="14"/>
-        </w:rPr>
-        <w:t>vmem</w:t>
-      </w:r>
-    </w:p>
-    <w:p>
-      <w:pPr>
-        <w:pStyle w:val="Normal"/>
-        <w:rPr/>
-      </w:pPr>
-      <w:r>
-        <w:rPr>
-          <w:rFonts w:ascii="Georgia" w:hAnsi="Georgia"/>
-          <w:b/>
-          <w:bCs/>
-          <w:sz w:val="14"/>
-          <w:szCs w:val="14"/>
-        </w:rPr>
-        <w:tab/>
-        <w:tab/>
-      </w:r>
-      <w:r>
-        <w:rPr>
-          <w:rFonts w:ascii="Georgia" w:hAnsi="Georgia"/>
-          <w:b/>
-          <w:bCs/>
-          <w:i/>
-          <w:iCs/>
-          <w:sz w:val="14"/>
-          <w:szCs w:val="14"/>
-        </w:rPr>
-        <w:t>process-mem-res</w:t>
-      </w:r>
-      <w:r>
-        <w:rPr>
-          <w:rFonts w:ascii="Georgia" w:hAnsi="Georgia"/>
-          <w:b/>
-          <w:bCs/>
-          <w:sz w:val="14"/>
-          <w:szCs w:val="14"/>
-        </w:rPr>
-        <w:tab/>
-      </w:r>
-      <w:r>
-        <w:rPr>
-          <w:rFonts w:ascii="Georgia" w:hAnsi="Georgia"/>
-          <w:b w:val="false"/>
-          <w:bCs w:val="false"/>
-          <w:i/>
-          <w:iCs/>
-          <w:sz w:val="14"/>
-          <w:szCs w:val="14"/>
-        </w:rPr>
-        <w:t>fixnum</w:t>
-        <w:tab/>
-      </w:r>
-      <w:r>
-        <w:rPr>
-          <w:rFonts w:ascii="Georgia" w:hAnsi="Georgia"/>
-          <w:b w:val="false"/>
-          <w:bCs w:val="false"/>
-          <w:i w:val="false"/>
-          <w:iCs w:val="false"/>
-          <w:sz w:val="14"/>
-          <w:szCs w:val="14"/>
-        </w:rPr>
-        <w:t>reserve</w:t>
-      </w:r>
-    </w:p>
-    <w:p>
-      <w:pPr>
-        <w:pStyle w:val="Normal"/>
-        <w:rPr/>
-      </w:pPr>
-      <w:r>
-        <w:rPr>
-          <w:rFonts w:ascii="Georgia" w:hAnsi="Georgia"/>
-          <w:b/>
-          <w:bCs/>
-          <w:sz w:val="14"/>
-          <w:szCs w:val="14"/>
-        </w:rPr>
-        <w:tab/>
-        <w:tab/>
-      </w:r>
-      <w:r>
-        <w:rPr>
-          <w:rFonts w:ascii="Georgia" w:hAnsi="Georgia"/>
-          <w:b/>
-          <w:bCs/>
-          <w:i/>
-          <w:iCs/>
-          <w:sz w:val="14"/>
-          <w:szCs w:val="14"/>
-        </w:rPr>
-        <w:t>process-time</w:t>
-      </w:r>
-      <w:r>
-        <w:rPr>
-          <w:rFonts w:ascii="Georgia" w:hAnsi="Georgia"/>
-          <w:b/>
-          <w:bCs/>
-          <w:sz w:val="14"/>
-          <w:szCs w:val="14"/>
-        </w:rPr>
-        <w:tab/>
-      </w:r>
-      <w:r>
-        <w:rPr>
-          <w:rFonts w:ascii="Georgia" w:hAnsi="Georgia"/>
-          <w:b w:val="false"/>
-          <w:bCs w:val="false"/>
-          <w:i/>
-          <w:iCs/>
-          <w:sz w:val="14"/>
-          <w:szCs w:val="14"/>
-        </w:rPr>
-        <w:t>fixnum</w:t>
-        <w:tab/>
-      </w:r>
-      <w:r>
-        <w:rPr>
-          <w:rFonts w:ascii="Georgia" w:hAnsi="Georgia"/>
-          <w:b w:val="false"/>
-          <w:bCs w:val="false"/>
-          <w:i w:val="false"/>
-          <w:iCs w:val="false"/>
-          <w:sz w:val="14"/>
-          <w:szCs w:val="14"/>
-        </w:rPr>
-        <w:t>microseconds</w:t>
-      </w:r>
-    </w:p>
-    <w:p>
-      <w:pPr>
-        <w:pStyle w:val="Normal"/>
-        <w:rPr/>
-      </w:pPr>
-      <w:r>
-        <w:rPr>
-          <w:b/>
-          <w:bCs/>
-        </w:rPr>
-        <w:t xml:space="preserve"> </w:t>
-      </w:r>
-      <w:r>
-        <w:rPr>
-          <w:b/>
-          <w:bCs/>
-        </w:rPr>
-        <w:tab/>
-        <w:tab/>
-      </w:r>
-      <w:r>
-        <w:rPr>
-          <w:rFonts w:ascii="Georgia" w:hAnsi="Georgia"/>
-          <w:b/>
-          <w:bCs/>
-          <w:i/>
-          <w:iCs/>
-          <w:sz w:val="14"/>
-          <w:szCs w:val="14"/>
-        </w:rPr>
-        <w:t>time-units-per-sec</w:t>
-      </w:r>
-      <w:r>
-        <w:rPr>
-          <w:rFonts w:ascii="Georgia" w:hAnsi="Georgia"/>
-          <w:b/>
-          <w:bCs/>
-          <w:sz w:val="14"/>
-          <w:szCs w:val="14"/>
-        </w:rPr>
-        <w:tab/>
-      </w:r>
-      <w:r>
-        <w:rPr>
-          <w:rFonts w:ascii="Georgia" w:hAnsi="Georgia"/>
-          <w:i/>
-          <w:iCs/>
-          <w:sz w:val="14"/>
-          <w:szCs w:val="14"/>
-        </w:rPr>
-        <w:t>fixnum</w:t>
-      </w:r>
-    </w:p>
-    <w:p>
-      <w:pPr>
-        <w:pStyle w:val="Normal"/>
-        <w:rPr>
-          <w:sz w:val="16"/>
-          <w:szCs w:val="16"/>
-        </w:rPr>
-      </w:pPr>
-      <w:r>
-        <w:rPr>
-          <w:rFonts w:ascii="Georgia" w:hAnsi="Georgia"/>
-          <w:b/>
-          <w:bCs/>
-          <w:i w:val="false"/>
-          <w:iCs w:val="false"/>
-          <w:sz w:val="16"/>
-          <w:szCs w:val="16"/>
-        </w:rPr>
-        <w:t xml:space="preserve">   </w:t>
-      </w:r>
-      <w:r>
-        <w:rPr>
-          <w:rFonts w:ascii="Georgia" w:hAnsi="Georgia"/>
-          <w:b/>
-          <w:bCs/>
-          <w:i w:val="false"/>
-          <w:iCs w:val="false"/>
-          <w:sz w:val="16"/>
-          <w:szCs w:val="16"/>
-        </w:rPr>
-        <w:tab/>
-        <w:tab/>
-      </w:r>
-      <w:r>
-        <w:rPr>
-          <w:rFonts w:ascii="Georgia" w:hAnsi="Georgia"/>
-          <w:b/>
-          <w:bCs/>
-          <w:i/>
-          <w:iCs/>
-          <w:sz w:val="14"/>
-          <w:szCs w:val="14"/>
-        </w:rPr>
-        <w:t>process-fds</w:t>
-      </w:r>
-      <w:r>
-        <w:rPr>
-          <w:rFonts w:ascii="Georgia" w:hAnsi="Georgia"/>
-          <w:b/>
-          <w:bCs/>
-          <w:i/>
-          <w:iCs/>
-          <w:sz w:val="14"/>
-          <w:szCs w:val="14"/>
-        </w:rPr>
-        <w:t xml:space="preserve"> </w:t>
-      </w:r>
-      <w:r>
-        <w:rPr>
-          <w:rFonts w:ascii="Georgia" w:hAnsi="Georgia"/>
-          <w:b w:val="false"/>
-          <w:bCs w:val="false"/>
-          <w:i/>
-          <w:iCs/>
-          <w:sz w:val="14"/>
-          <w:szCs w:val="14"/>
-        </w:rPr>
+        <w:tab/>
         <w:tab/>
       </w:r>
       <w:r>
         <w:rPr>
           <w:rFonts w:eastAsia="Songti SC" w:cs="Arial Unicode MS" w:ascii="Georgia" w:hAnsi="Georgia"/>
-          <w:b w:val="false"/>
-          <w:bCs w:val="false"/>
+          <w:b/>
+          <w:bCs/>
           <w:i/>
           <w:iCs/>
           <w:color w:val="auto"/>
           <w:kern w:val="2"/>
-          <w:sz w:val="16"/>
-          <w:szCs w:val="16"/>
+          <w:sz w:val="14"/>
+          <w:szCs w:val="14"/>
           <w:u w:val="none"/>
           <w:lang w:val="en-US" w:eastAsia="zh-CN" w:bidi="hi-IN"/>
         </w:rPr>
-        <w:t>list</w:t>
-        <w:tab/>
-      </w:r>
-      <w:r>
-        <w:rPr>
-          <w:rFonts w:eastAsia="Songti SC" w:cs="Arial Unicode MS" w:ascii="Georgia" w:hAnsi="Georgia"/>
-          <w:b w:val="false"/>
-          <w:bCs w:val="false"/>
-          <w:i/>
-          <w:iCs/>
-          <w:color w:val="auto"/>
-          <w:kern w:val="2"/>
-          <w:sz w:val="14"/>
-          <w:szCs w:val="14"/>
-          <w:u w:val="none"/>
-          <w:lang w:val="en-US" w:eastAsia="zh-CN" w:bidi="hi-IN"/>
-        </w:rPr>
-        <w:t>file descriptors</w:t>
-      </w:r>
-      <w:r>
-        <w:rPr>
-          <w:rFonts w:eastAsia="Songti SC" w:cs="Arial Unicode MS" w:ascii="Georgia" w:hAnsi="Georgia"/>
-          <w:b w:val="false"/>
-          <w:bCs w:val="false"/>
-          <w:i/>
-          <w:iCs/>
-          <w:color w:val="auto"/>
-          <w:kern w:val="2"/>
-          <w:sz w:val="16"/>
-          <w:szCs w:val="16"/>
-          <w:u w:val="none"/>
-          <w:lang w:val="en-US" w:eastAsia="zh-CN" w:bidi="hi-IN"/>
-        </w:rPr>
-        <w:t xml:space="preserve"> </w:t>
-      </w:r>
-    </w:p>
-    <w:p>
-      <w:pPr>
-        <w:pStyle w:val="Normal"/>
-        <w:rPr>
-          <w:sz w:val="16"/>
-          <w:szCs w:val="16"/>
-        </w:rPr>
-      </w:pPr>
-      <w:r>
-        <w:rPr>
-          <w:rFonts w:eastAsia="Songti SC" w:cs="Arial Unicode MS" w:ascii="Georgia" w:hAnsi="Georgia"/>
-          <w:b/>
-          <w:bCs/>
-          <w:i w:val="false"/>
-          <w:iCs w:val="false"/>
-          <w:color w:val="auto"/>
-          <w:kern w:val="2"/>
-          <w:sz w:val="16"/>
-          <w:szCs w:val="16"/>
-          <w:u w:val="none"/>
-          <w:lang w:val="en-US" w:eastAsia="zh-CN" w:bidi="hi-IN"/>
-        </w:rPr>
-        <w:t xml:space="preserve">   </w:t>
-      </w:r>
-      <w:r>
-        <w:rPr>
-          <w:rFonts w:eastAsia="Songti SC" w:cs="Arial Unicode MS" w:ascii="Georgia" w:hAnsi="Georgia"/>
-          <w:b/>
-          <w:bCs/>
-          <w:i w:val="false"/>
-          <w:iCs w:val="false"/>
-          <w:color w:val="auto"/>
-          <w:kern w:val="2"/>
-          <w:sz w:val="16"/>
-          <w:szCs w:val="16"/>
-          <w:u w:val="none"/>
-          <w:lang w:val="en-US" w:eastAsia="zh-CN" w:bidi="hi-IN"/>
-        </w:rPr>
-        <w:tab/>
-        <w:tab/>
-      </w:r>
-      <w:r>
-        <w:rPr>
-          <w:rFonts w:eastAsia="Songti SC" w:cs="Arial Unicode MS" w:ascii="Georgia" w:hAnsi="Georgia"/>
-          <w:b/>
-          <w:bCs/>
-          <w:i/>
-          <w:iCs/>
-          <w:color w:val="auto"/>
-          <w:kern w:val="2"/>
-          <w:sz w:val="14"/>
-          <w:szCs w:val="14"/>
-          <w:u w:val="none"/>
-          <w:lang w:val="en-US" w:eastAsia="zh-CN" w:bidi="hi-IN"/>
-        </w:rPr>
-        <w:t>sleep</w:t>
-      </w:r>
-      <w:r>
-        <w:rPr>
-          <w:rFonts w:eastAsia="Songti SC" w:cs="Arial Unicode MS" w:ascii="Georgia" w:hAnsi="Georgia"/>
-          <w:b/>
-          <w:bCs/>
-          <w:i/>
-          <w:iCs/>
-          <w:color w:val="auto"/>
-          <w:kern w:val="2"/>
-          <w:sz w:val="14"/>
-          <w:szCs w:val="14"/>
-          <w:u w:val="none"/>
-          <w:lang w:val="en-US" w:eastAsia="zh-CN" w:bidi="hi-IN"/>
-        </w:rPr>
-        <w:t xml:space="preserve"> </w:t>
+        <w:t xml:space="preserve">sleep </w:t>
       </w:r>
       <w:r>
         <w:rPr>
@@ -15487,6 +15494,111 @@
           <w:u w:val="none"/>
           <w:lang w:val="en-US" w:eastAsia="zh-CN" w:bidi="hi-IN"/>
         </w:rPr>
+        <w:t>env-info</w:t>
+      </w:r>
+      <w:r>
+        <w:rPr>
+          <w:rFonts w:eastAsia="Songti SC" w:cs="Arial Unicode MS" w:ascii="Georgia" w:hAnsi="Georgia"/>
+          <w:b/>
+          <w:bCs/>
+          <w:i w:val="false"/>
+          <w:iCs w:val="false"/>
+          <w:color w:val="auto"/>
+          <w:kern w:val="2"/>
+          <w:sz w:val="14"/>
+          <w:szCs w:val="14"/>
+          <w:u w:val="none"/>
+          <w:lang w:val="en-US" w:eastAsia="zh-CN" w:bidi="hi-IN"/>
+        </w:rPr>
+        <w:tab/>
+        <w:tab/>
+      </w:r>
+      <w:r>
+        <w:rPr>
+          <w:rFonts w:eastAsia="Songti SC" w:cs="Arial Unicode MS" w:ascii="Georgia" w:hAnsi="Georgia"/>
+          <w:b w:val="false"/>
+          <w:bCs w:val="false"/>
+          <w:i/>
+          <w:iCs/>
+          <w:color w:val="auto"/>
+          <w:kern w:val="2"/>
+          <w:sz w:val="14"/>
+          <w:szCs w:val="14"/>
+          <w:u w:val="none"/>
+          <w:lang w:val="en-US" w:eastAsia="zh-CN" w:bidi="hi-IN"/>
+        </w:rPr>
+        <w:t>list</w:t>
+        <w:tab/>
+      </w:r>
+      <w:r>
+        <w:rPr>
+          <w:rFonts w:eastAsia="Songti SC" w:cs="Arial Unicode MS" w:ascii="Georgia" w:hAnsi="Georgia"/>
+          <w:b w:val="false"/>
+          <w:bCs w:val="false"/>
+          <w:i w:val="false"/>
+          <w:iCs w:val="false"/>
+          <w:color w:val="auto"/>
+          <w:kern w:val="2"/>
+          <w:sz w:val="14"/>
+          <w:szCs w:val="14"/>
+          <w:u w:val="none"/>
+          <w:lang w:val="en-US" w:eastAsia="zh-CN" w:bidi="hi-IN"/>
+        </w:rPr>
+        <w:t>env info</w:t>
+      </w:r>
+      <w:r>
+        <w:rPr>
+          <w:rFonts w:eastAsia="Songti SC" w:cs="Arial Unicode MS" w:ascii="Georgia" w:hAnsi="Georgia"/>
+          <w:b/>
+          <w:bCs/>
+          <w:i w:val="false"/>
+          <w:iCs w:val="false"/>
+          <w:color w:val="auto"/>
+          <w:kern w:val="2"/>
+          <w:sz w:val="16"/>
+          <w:szCs w:val="16"/>
+          <w:u w:val="none"/>
+          <w:lang w:val="en-US" w:eastAsia="zh-CN" w:bidi="hi-IN"/>
+        </w:rPr>
+        <w:tab/>
+      </w:r>
+    </w:p>
+    <w:p>
+      <w:pPr>
+        <w:pStyle w:val="Normal"/>
+        <w:rPr/>
+      </w:pPr>
+      <w:r>
+        <w:rPr>
+          <w:rFonts w:eastAsia="Songti SC" w:cs="Arial Unicode MS" w:ascii="Georgia" w:hAnsi="Georgia"/>
+          <w:b/>
+          <w:bCs/>
+          <w:i w:val="false"/>
+          <w:iCs w:val="false"/>
+          <w:color w:val="auto"/>
+          <w:kern w:val="2"/>
+          <w:sz w:val="16"/>
+          <w:szCs w:val="16"/>
+          <w:u w:val="none"/>
+          <w:lang w:val="en-US" w:eastAsia="zh-CN" w:bidi="hi-IN"/>
+        </w:rPr>
+        <w:tab/>
+        <w:tab/>
+      </w:r>
+      <w:r>
+        <w:rPr>
+          <w:rFonts w:eastAsia="Songti SC" w:cs="Arial Unicode MS" w:ascii="Georgia" w:hAnsi="Georgia"/>
+          <w:b/>
+          <w:bCs/>
+          <w:i/>
+          <w:iCs/>
+          <w:color w:val="auto"/>
+          <w:kern w:val="2"/>
+          <w:sz w:val="14"/>
+          <w:szCs w:val="14"/>
+          <w:u w:val="none"/>
+          <w:lang w:val="en-US" w:eastAsia="zh-CN" w:bidi="hi-IN"/>
+        </w:rPr>
         <w:t>heap-info</w:t>
       </w:r>
       <w:r>
@@ -16140,14 +16252,15 @@
         </w:rPr>
         <w:tab/>
         <w:tab/>
+        <w:t>symbols</w:t>
       </w:r>
       <w:r>
         <w:rPr>
           <w:rFonts w:eastAsia="Songti SC" w:cs="Arial Unicode MS" w:ascii="Georgia" w:hAnsi="Georgia"/>
           <w:b/>
           <w:bCs/>
-          <w:i/>
-          <w:iCs/>
+          <w:i w:val="false"/>
+          <w:iCs w:val="false"/>
           <w:color w:val="auto"/>
           <w:kern w:val="2"/>
           <w:sz w:val="14"/>
@@ -16155,15 +16268,15 @@
           <w:u w:val="none"/>
           <w:lang w:val="en-US" w:eastAsia="zh-CN" w:bidi="hi-IN"/>
         </w:rPr>
-        <w:t>symbols</w:t>
+        <w:t xml:space="preserve"> </w:t>
       </w:r>
       <w:r>
         <w:rPr>
           <w:rFonts w:eastAsia="Songti SC" w:cs="Arial Unicode MS" w:ascii="Georgia" w:hAnsi="Georgia"/>
-          <w:b/>
-          <w:bCs/>
-          <w:i w:val="false"/>
-          <w:iCs w:val="false"/>
+          <w:b w:val="false"/>
+          <w:bCs w:val="false"/>
+          <w:i/>
+          <w:iCs/>
           <w:color w:val="auto"/>
           <w:kern w:val="2"/>
           <w:sz w:val="14"/>
@@ -16171,15 +16284,15 @@
           <w:u w:val="none"/>
           <w:lang w:val="en-US" w:eastAsia="zh-CN" w:bidi="hi-IN"/>
         </w:rPr>
-        <w:t xml:space="preserve"> </w:t>
+        <w:t>ns</w:t>
       </w:r>
       <w:r>
         <w:rPr>
           <w:rFonts w:eastAsia="Songti SC" w:cs="Arial Unicode MS" w:ascii="Georgia" w:hAnsi="Georgia"/>
-          <w:b w:val="false"/>
-          <w:bCs w:val="false"/>
-          <w:i/>
-          <w:iCs/>
+          <w:b/>
+          <w:bCs/>
+          <w:i w:val="false"/>
+          <w:iCs w:val="false"/>
           <w:color w:val="auto"/>
           <w:kern w:val="2"/>
           <w:sz w:val="14"/>
@@ -16187,15 +16300,15 @@
           <w:u w:val="none"/>
           <w:lang w:val="en-US" w:eastAsia="zh-CN" w:bidi="hi-IN"/>
         </w:rPr>
-        <w:t>ns</w:t>
+        <w:tab/>
       </w:r>
       <w:r>
         <w:rPr>
           <w:rFonts w:eastAsia="Songti SC" w:cs="Arial Unicode MS" w:ascii="Georgia" w:hAnsi="Georgia"/>
-          <w:b/>
-          <w:bCs/>
-          <w:i w:val="false"/>
-          <w:iCs w:val="false"/>
+          <w:b w:val="false"/>
+          <w:bCs w:val="false"/>
+          <w:i/>
+          <w:iCs/>
           <w:color w:val="auto"/>
           <w:kern w:val="2"/>
           <w:sz w:val="14"/>
@@ -16203,54 +16316,8 @@
           <w:u w:val="none"/>
           <w:lang w:val="en-US" w:eastAsia="zh-CN" w:bidi="hi-IN"/>
         </w:rPr>
-        <w:tab/>
-      </w:r>
-      <w:r>
-        <w:rPr>
-          <w:rFonts w:eastAsia="Songti SC" w:cs="Arial Unicode MS" w:ascii="Georgia" w:hAnsi="Georgia"/>
-          <w:b w:val="false"/>
-          <w:bCs w:val="false"/>
-          <w:i/>
-          <w:iCs/>
-          <w:color w:val="auto"/>
-          <w:kern w:val="2"/>
-          <w:sz w:val="14"/>
-          <w:szCs w:val="14"/>
-          <w:u w:val="none"/>
-          <w:lang w:val="en-US" w:eastAsia="zh-CN" w:bidi="hi-IN"/>
-        </w:rPr>
         <w:t>list</w:t>
-      </w:r>
-      <w:r>
-        <w:rPr>
-          <w:rFonts w:eastAsia="Songti SC" w:cs="Arial Unicode MS" w:ascii="Georgia" w:hAnsi="Georgia"/>
-          <w:b w:val="false"/>
-          <w:bCs w:val="false"/>
-          <w:i/>
-          <w:iCs/>
-          <w:color w:val="auto"/>
-          <w:kern w:val="2"/>
-          <w:sz w:val="14"/>
-          <w:szCs w:val="14"/>
-          <w:u w:val="none"/>
-          <w:lang w:val="en-US" w:eastAsia="zh-CN" w:bidi="hi-IN"/>
-        </w:rPr>
-        <w:tab/>
-      </w:r>
-      <w:r>
-        <w:rPr>
-          <w:rFonts w:eastAsia="Songti SC" w:cs="Arial Unicode MS" w:ascii="Georgia" w:hAnsi="Georgia"/>
-          <w:b w:val="false"/>
-          <w:bCs w:val="false"/>
-          <w:i/>
-          <w:iCs/>
-          <w:color w:val="auto"/>
-          <w:kern w:val="2"/>
-          <w:sz w:val="14"/>
-          <w:szCs w:val="14"/>
-          <w:u w:val="none"/>
-          <w:lang w:val="en-US" w:eastAsia="zh-CN" w:bidi="hi-IN"/>
-        </w:rPr>
+        <w:tab/>
         <w:t>ns symbol</w:t>
       </w:r>
       <w:r>
@@ -17333,44 +17400,10 @@
       <w:pPr>
         <w:pStyle w:val="Normal"/>
         <w:rPr>
-          <w:rFonts w:ascii="Georgia" w:hAnsi="Georgia"/>
-          <w:sz w:val="14"/>
-          <w:szCs w:val="14"/>
-        </w:rPr>
-      </w:pPr>
-      <w:r>
-        <w:rPr>
-          <w:rFonts w:ascii="Georgia" w:hAnsi="Georgia"/>
-          <w:sz w:val="14"/>
-          <w:szCs w:val="14"/>
-        </w:rPr>
-      </w:r>
-    </w:p>
-    <w:p>
-      <w:pPr>
-        <w:pStyle w:val="Normal"/>
-        <w:rPr>
           <w:sz w:val="24"/>
           <w:szCs w:val="24"/>
         </w:rPr>
       </w:pPr>
-      <w:r>
-        <w:rPr>
-          <w:rFonts w:eastAsia="Songti SC" w:cs="Arial Unicode MS" w:ascii="Georgia" w:hAnsi="Georgia"/>
-          <w:b/>
-          <w:bCs/>
-          <w:i/>
-          <w:iCs/>
-          <w:color w:val="FFFFFF"/>
-          <w:kern w:val="2"/>
-          <w:sz w:val="24"/>
-          <w:szCs w:val="24"/>
-          <w:u w:val="none"/>
-          <w:shd w:fill="333333" w:val="clear"/>
-          <w:lang w:val="en-US" w:eastAsia="zh-CN" w:bidi="hi-IN"/>
-        </w:rPr>
-        <w:t xml:space="preserve"> </w:t>
-      </w:r>
       <w:r>
         <w:rPr>
           <w:rFonts w:ascii="Georgia" w:hAnsi="Georgia"/>
@@ -19039,8 +19072,6 @@
         <w:pStyle w:val="Normal"/>
         <w:rPr>
           <w:rFonts w:ascii="Georgia" w:hAnsi="Georgia"/>
-          <w:b/>
-          <w:bCs/>
           <w:sz w:val="12"/>
           <w:szCs w:val="12"/>
         </w:rPr>
@@ -19048,8 +19079,6 @@
       <w:r>
         <w:rPr>
           <w:rFonts w:ascii="Georgia" w:hAnsi="Georgia"/>
-          <w:b/>
-          <w:bCs/>
           <w:sz w:val="12"/>
           <w:szCs w:val="12"/>
         </w:rPr>
@@ -22014,19 +22043,22 @@
         <w:spacing w:before="57" w:after="57"/>
         <w:ind w:hanging="0" w:left="0"/>
         <w:rPr>
-          <w:rFonts w:ascii="Andale Mono" w:hAnsi="Andale Mono"/>
-          <w:color w:val="auto"/>
-          <w:sz w:val="12"/>
-          <w:szCs w:val="12"/>
-        </w:rPr>
-      </w:pPr>
-      <w:r>
-        <w:rPr>
-          <w:rFonts w:ascii="Andale Mono" w:hAnsi="Andale Mono"/>
-          <w:color w:val="auto"/>
-          <w:sz w:val="12"/>
-          <w:szCs w:val="12"/>
-        </w:rPr>
+          <w:rFonts w:ascii="Georgia" w:hAnsi="Georgia"/>
+          <w:b w:val="false"/>
+          <w:bCs w:val="false"/>
+          <w:i w:val="false"/>
+          <w:i w:val="false"/>
+          <w:iCs w:val="false"/>
+          <w:caps w:val="false"/>
+          <w:smallCaps w:val="false"/>
+          <w:color w:val="auto"/>
+          <w:spacing w:val="0"/>
+          <w:sz w:val="16"/>
+          <w:szCs w:val="16"/>
+        </w:rPr>
+      </w:pPr>
+      <w:r>
+        <w:rPr/>
       </w:r>
     </w:p>
     <w:p>

--- a/doc/refcards/mu-ref.docx
+++ b/doc/refcards/mu-ref.docx
@@ -64,7 +64,7 @@
           <w:tab w:val="left" w:pos="4110" w:leader="none"/>
         </w:tabs>
         <w:suppressAutoHyphens w:val="true"/>
-        <w:overflowPunct w:val="true"/>
+        <w:overflowPunct w:val="false"/>
         <w:bidi w:val="0"/>
         <w:spacing w:before="0" w:after="0"/>
         <w:ind w:hanging="0" w:left="0" w:right="0"/>
@@ -375,7 +375,19 @@
           <w:sz w:val="16"/>
           <w:szCs w:val="16"/>
         </w:rPr>
-        <w:t>0.2.19</w:t>
+        <w:t>0.2.</w:t>
+      </w:r>
+      <w:r>
+        <w:rPr>
+          <w:rFonts w:ascii="Georgia" w:hAnsi="Georgia"/>
+          <w:b/>
+          <w:bCs/>
+          <w:i/>
+          <w:iCs/>
+          <w:sz w:val="16"/>
+          <w:szCs w:val="16"/>
+        </w:rPr>
+        <w:t>20</w:t>
       </w:r>
     </w:p>
     <w:p>
@@ -2161,7 +2173,7 @@
         <w:pStyle w:val="Normal"/>
         <w:widowControl/>
         <w:suppressAutoHyphens w:val="true"/>
-        <w:overflowPunct w:val="true"/>
+        <w:overflowPunct w:val="false"/>
         <w:bidi w:val="0"/>
         <w:spacing w:before="0" w:after="0"/>
         <w:ind w:hanging="0" w:left="0" w:right="0"/>
@@ -5590,7 +5602,7 @@
         <w:pStyle w:val="Normal"/>
         <w:widowControl/>
         <w:suppressAutoHyphens w:val="true"/>
-        <w:overflowPunct w:val="true"/>
+        <w:overflowPunct w:val="false"/>
         <w:bidi w:val="0"/>
         <w:spacing w:before="0" w:after="0"/>
         <w:ind w:hanging="0" w:left="0" w:right="0"/>
@@ -22058,7 +22070,19 @@
         </w:rPr>
       </w:pPr>
       <w:r>
-        <w:rPr/>
+        <w:rPr>
+          <w:rFonts w:ascii="Georgia" w:hAnsi="Georgia"/>
+          <w:b w:val="false"/>
+          <w:bCs w:val="false"/>
+          <w:i w:val="false"/>
+          <w:iCs w:val="false"/>
+          <w:caps w:val="false"/>
+          <w:smallCaps w:val="false"/>
+          <w:color w:val="auto"/>
+          <w:spacing w:val="0"/>
+          <w:sz w:val="16"/>
+          <w:szCs w:val="16"/>
+        </w:rPr>
       </w:r>
     </w:p>
     <w:p>
@@ -23814,7 +23838,7 @@
     <w:pPr>
       <w:widowControl/>
       <w:suppressAutoHyphens w:val="true"/>
-      <w:overflowPunct w:val="true"/>
+      <w:overflowPunct w:val="false"/>
       <w:bidi w:val="0"/>
       <w:spacing w:before="0" w:after="0"/>
       <w:jc w:val="left"/>

--- a/doc/refcards/mu-ref.docx
+++ b/doc/refcards/mu-ref.docx
@@ -64,7 +64,7 @@
           <w:tab w:val="left" w:pos="4110" w:leader="none"/>
         </w:tabs>
         <w:suppressAutoHyphens w:val="true"/>
-        <w:overflowPunct w:val="false"/>
+        <w:overflowPunct w:val="true"/>
         <w:bidi w:val="0"/>
         <w:spacing w:before="0" w:after="0"/>
         <w:ind w:hanging="0" w:left="0" w:right="0"/>
@@ -375,19 +375,7 @@
           <w:sz w:val="16"/>
           <w:szCs w:val="16"/>
         </w:rPr>
-        <w:t>0.2.</w:t>
-      </w:r>
-      <w:r>
-        <w:rPr>
-          <w:rFonts w:ascii="Georgia" w:hAnsi="Georgia"/>
-          <w:b/>
-          <w:bCs/>
-          <w:i/>
-          <w:iCs/>
-          <w:sz w:val="16"/>
-          <w:szCs w:val="16"/>
-        </w:rPr>
-        <w:t>20</w:t>
+        <w:t>0.2.20</w:t>
       </w:r>
     </w:p>
     <w:p>
@@ -1859,7 +1847,7 @@
           <w:sz w:val="16"/>
           <w:szCs w:val="16"/>
         </w:rPr>
-        <w:t xml:space="preserve"> </w:t>
+        <w:t xml:space="preserve">  </w:t>
       </w:r>
       <w:r>
         <w:rPr>
@@ -2173,7 +2161,7 @@
         <w:pStyle w:val="Normal"/>
         <w:widowControl/>
         <w:suppressAutoHyphens w:val="true"/>
-        <w:overflowPunct w:val="false"/>
+        <w:overflowPunct w:val="true"/>
         <w:bidi w:val="0"/>
         <w:spacing w:before="0" w:after="0"/>
         <w:ind w:hanging="0" w:left="0" w:right="0"/>
@@ -3045,7 +3033,8 @@
           <w:sz w:val="16"/>
           <w:szCs w:val="16"/>
         </w:rPr>
-        <w:t>for</w:t>
+        <w:t>T</w:t>
+        <w:tab/>
       </w:r>
       <w:r>
         <w:rPr>
@@ -5602,7 +5591,7 @@
         <w:pStyle w:val="Normal"/>
         <w:widowControl/>
         <w:suppressAutoHyphens w:val="true"/>
-        <w:overflowPunct w:val="false"/>
+        <w:overflowPunct w:val="true"/>
         <w:bidi w:val="0"/>
         <w:spacing w:before="0" w:after="0"/>
         <w:ind w:hanging="0" w:left="0" w:right="0"/>
@@ -23838,7 +23827,7 @@
     <w:pPr>
       <w:widowControl/>
       <w:suppressAutoHyphens w:val="true"/>
-      <w:overflowPunct w:val="false"/>
+      <w:overflowPunct w:val="true"/>
       <w:bidi w:val="0"/>
       <w:spacing w:before="0" w:after="0"/>
       <w:jc w:val="left"/>
